--- a/docs/Harvey_LAB_Benchmark_Experiment_ClaimLayer.docx
+++ b/docs/Harvey_LAB_Benchmark_Experiment_ClaimLayer.docx
@@ -6,36 +6,9 @@
       <w:pPr>
         <w:pStyle w:val="Heading1"/>
       </w:pPr>
-      <w:bookmarkStart w:id="9" w:name="_dac0065a7e406350d863a3398ba059f1843d946"/>
-      <w:r>
-        <w:t xml:space="preserve">Exploratory Legal Agent Evaluation: Base</w:t>
-      </w:r>
-      <w:r>
-        <w:t xml:space="preserve"> </w:t>
-      </w:r>
-      <w:r>
-        <w:rPr>
-          <w:rStyle w:val="VerbatimChar"/>
-        </w:rPr>
-        <w:t xml:space="preserve">LAB/OpenCode</w:t>
-      </w:r>
-      <w:r>
-        <w:t xml:space="preserve"> </w:t>
-      </w:r>
-      <w:r>
-        <w:t xml:space="preserve">vs. </w:t>
-      </w:r>
-      <w:r>
-        <w:rPr>
-          <w:rStyle w:val="VerbatimChar"/>
-        </w:rPr>
-        <w:t xml:space="preserve">ClaimLayer / Deltoryx</w:t>
-      </w:r>
-      <w:r>
-        <w:t xml:space="preserve"> </w:t>
-      </w:r>
-      <w:r>
-        <w:t xml:space="preserve">Augmented Workflow on Harvey Legal Agent Benchmark (LAB)</w:t>
+      <w:bookmarkStart w:id="9" w:name="_d80ab47e55a66a3d7c672721e7c1f701a1fb245"/>
+      <w:r>
+        <w:t xml:space="preserve">Empirical Legal Evaluation on Harvey Legal Agent Benchmark (LAB): Controlled Direct LLM Tool-Calling (Study A) and Autonomous Agent Harness Integration (Study B)</w:t>
       </w:r>
       <w:bookmarkEnd w:id="9"/>
     </w:p>
@@ -54,7 +27,7 @@
         <w:t xml:space="preserve"> </w:t>
       </w:r>
       <w:r>
-        <w:t xml:space="preserve">October 19, 2026</w:t>
+        <w:t xml:space="preserve">October 20, 2026</w:t>
       </w:r>
       <w:r>
         <w:br/>
@@ -70,32 +43,7 @@
         <w:t xml:space="preserve"> </w:t>
       </w:r>
       <w:r>
-        <w:t xml:space="preserve">Francisco Jesús Hernández de Blas &amp; Deltoryx / ClaimLayer Team</w:t>
-      </w:r>
-      <w:r>
-        <w:br/>
-      </w:r>
-      <w:r>
-        <w:rPr>
-          <w:b/>
-          <w:bCs/>
-        </w:rPr>
-        <w:t xml:space="preserve">Platform Checkout Inspected:</w:t>
-      </w:r>
-      <w:r>
-        <w:t xml:space="preserve"> </w:t>
-      </w:r>
-      <w:r>
-        <w:t xml:space="preserve">Commit</w:t>
-      </w:r>
-      <w:r>
-        <w:t xml:space="preserve"> </w:t>
-      </w:r>
-      <w:r>
-        <w:rPr>
-          <w:rStyle w:val="VerbatimChar"/>
-        </w:rPr>
-        <w:t xml:space="preserve">d70bf3ffb19205984e6b4667aa3ad80b0e5831f8</w:t>
+        <w:t xml:space="preserve">Francisco Jesús Hernández de Blas, Jose Zamora, &amp; Deltoryx / ClaimLayer Team</w:t>
       </w:r>
       <w:r>
         <w:br/>
@@ -167,145 +115,13 @@
           <w:b/>
           <w:bCs/>
         </w:rPr>
-        <w:t xml:space="preserve">Agent Substrate:</w:t>
-      </w:r>
-      <w:r>
-        <w:t xml:space="preserve"> </w:t>
-      </w:r>
-      <w:r>
-        <w:rPr>
-          <w:rStyle w:val="VerbatimChar"/>
-        </w:rPr>
-        <w:t xml:space="preserve">OpenCode</w:t>
-      </w:r>
-      <w:r>
-        <w:t xml:space="preserve"> </w:t>
-      </w:r>
-      <w:r>
-        <w:t xml:space="preserve">(</w:t>
-      </w:r>
-      <w:r>
-        <w:rPr>
-          <w:rStyle w:val="VerbatimChar"/>
-        </w:rPr>
-        <w:t xml:space="preserve">v1.14.18</w:t>
-      </w:r>
-      <w:r>
-        <w:t xml:space="preserve">,</w:t>
-      </w:r>
-      <w:r>
-        <w:t xml:space="preserve"> </w:t>
-      </w:r>
-      <w:r>
-        <w:rPr>
-          <w:rStyle w:val="VerbatimChar"/>
-        </w:rPr>
-        <w:t xml:space="preserve">tool_mode="base"</w:t>
-      </w:r>
-      <w:r>
-        <w:t xml:space="preserve">,</w:t>
-      </w:r>
-      <w:r>
-        <w:t xml:space="preserve"> </w:t>
-      </w:r>
-      <w:r>
-        <w:rPr>
-          <w:rStyle w:val="VerbatimChar"/>
-        </w:rPr>
-        <w:t xml:space="preserve">skill_mode="native"</w:t>
-      </w:r>
-      <w:r>
-        <w:t xml:space="preserve">)</w:t>
-      </w:r>
-      <w:r>
-        <w:br/>
-      </w:r>
-      <w:r>
-        <w:rPr>
-          <w:b/>
-          <w:bCs/>
-        </w:rPr>
-        <w:t xml:space="preserve">Solver Model:</w:t>
-      </w:r>
-      <w:r>
-        <w:t xml:space="preserve"> </w:t>
-      </w:r>
-      <w:r>
-        <w:rPr>
-          <w:rStyle w:val="VerbatimChar"/>
-        </w:rPr>
-        <w:t xml:space="preserve">openai/gpt-4.1</w:t>
-      </w:r>
-      <w:r>
-        <w:br/>
-      </w:r>
-      <w:r>
-        <w:rPr>
-          <w:b/>
-          <w:bCs/>
-        </w:rPr>
-        <w:t xml:space="preserve">Evaluators (Paired Within Each Task):</w:t>
-      </w:r>
-      <w:r>
-        <w:t xml:space="preserve"> </w:t>
-      </w:r>
-      <w:r>
-        <w:rPr>
-          <w:rStyle w:val="VerbatimChar"/>
-        </w:rPr>
-        <w:t xml:space="preserve">harvey-labs/evaluation/run_eval.py</w:t>
-      </w:r>
-      <w:r>
-        <w:t xml:space="preserve"> </w:t>
-      </w:r>
-      <w:r>
-        <w:t xml:space="preserve">using</w:t>
-      </w:r>
-      <w:r>
-        <w:t xml:space="preserve"> </w:t>
-      </w:r>
-      <w:r>
-        <w:rPr>
-          <w:rStyle w:val="VerbatimChar"/>
-        </w:rPr>
-        <w:t xml:space="preserve">openai/gpt-4.1</w:t>
-      </w:r>
-      <w:r>
-        <w:t xml:space="preserve"> </w:t>
-      </w:r>
-      <w:r>
-        <w:t xml:space="preserve">(Litigation, Banking) and</w:t>
-      </w:r>
-      <w:r>
-        <w:t xml:space="preserve"> </w:t>
-      </w:r>
-      <w:r>
-        <w:rPr>
-          <w:rStyle w:val="VerbatimChar"/>
-        </w:rPr>
-        <w:t xml:space="preserve">nvidia/nemotron-3-super-120b-a12b</w:t>
-      </w:r>
-      <w:r>
-        <w:t xml:space="preserve"> </w:t>
-      </w:r>
-      <w:r>
-        <w:t xml:space="preserve">(Structured Finance, Corporate M&amp;A)</w:t>
-      </w:r>
-      <w:r>
-        <w:br/>
-      </w:r>
-      <w:r>
-        <w:rPr>
-          <w:b/>
-          <w:bCs/>
-        </w:rPr>
         <w:t xml:space="preserve">Scope:</w:t>
       </w:r>
       <w:r>
         <w:t xml:space="preserve"> </w:t>
       </w:r>
       <w:r>
-        <w:t xml:space="preserve">4 selected multi-document legal tasks, 20 source documents, 199 rubric evaluation criteria</w:t>
+        <w:t xml:space="preserve">4 multi-document legal tasks, 20 source commercial documents, 199 official binary rubric criteria</w:t>
       </w:r>
     </w:p>
     <w:p>
@@ -319,9 +135,9 @@
       <w:pPr>
         <w:pStyle w:val="Heading2"/>
       </w:pPr>
-      <w:bookmarkStart w:id="12" w:name="_e30eb545040c44b890c9bfaf56b5ccaa81feef2"/>
-      <w:r>
-        <w:t xml:space="preserve">1. Study Design and Boundaries</w:t>
+      <w:bookmarkStart w:id="12" w:name="_2264279e06fa57b54b135078214a876e07c4636"/>
+      <w:r>
+        <w:t xml:space="preserve">1. Two Complementary Evaluation Protocols (Section 9.1)</w:t>
       </w:r>
       <w:bookmarkEnd w:id="12"/>
     </w:p>
@@ -330,91 +146,79 @@
         <w:pStyle w:val="FirstParagraph"/>
       </w:pPr>
       <w:r>
-        <w:t xml:space="preserve">This report summarizes the artifact-based reassessment of an exploratory integration comparing a base</w:t>
-      </w:r>
-      <w:r>
-        <w:t xml:space="preserve"> </w:t>
-      </w:r>
-      <w:r>
-        <w:rPr>
-          <w:rStyle w:val="VerbatimChar"/>
-        </w:rPr>
-        <w:t xml:space="preserve">LAB/OpenCode</w:t>
-      </w:r>
-      <w:r>
-        <w:t xml:space="preserve"> </w:t>
-      </w:r>
-      <w:r>
-        <w:t xml:space="preserve">agent against an augmented workflow incorporating a</w:t>
-      </w:r>
-      <w:r>
-        <w:t xml:space="preserve"> </w:t>
-      </w:r>
-      <w:r>
-        <w:rPr>
-          <w:b/>
-          <w:bCs/>
-        </w:rPr>
-        <w:t xml:space="preserve">ClaimLayer / Deltoryx</w:t>
-      </w:r>
-      <w:r>
-        <w:t xml:space="preserve"> </w:t>
-      </w:r>
-      <w:r>
-        <w:t xml:space="preserve">component tree (</w:t>
-      </w:r>
-      <w:r>
-        <w:rPr>
-          <w:rStyle w:val="VerbatimChar"/>
-        </w:rPr>
-        <w:t xml:space="preserve">c1</w:t>
-      </w:r>
-      <w:r>
-        <w:t xml:space="preserve">–</w:t>
-      </w:r>
-      <w:r>
-        <w:rPr>
-          <w:rStyle w:val="VerbatimChar"/>
-        </w:rPr>
-        <w:t xml:space="preserve">c8</w:t>
-      </w:r>
-      <w:r>
-        <w:t xml:space="preserve">: system prompts, guardrails, memory, tool guidance,</w:t>
-      </w:r>
-      <w:r>
-        <w:t xml:space="preserve"> </w:t>
-      </w:r>
-      <w:r>
-        <w:rPr>
-          <w:rStyle w:val="VerbatimChar"/>
-        </w:rPr>
-        <w:t xml:space="preserve">c5: skills/evidence_intelligence/SKILL.md</w:t>
-      </w:r>
-      <w:r>
-        <w:t xml:space="preserve">, and</w:t>
-      </w:r>
-      <w:r>
-        <w:t xml:space="preserve"> </w:t>
-      </w:r>
-      <w:r>
-        <w:rPr>
-          <w:rStyle w:val="VerbatimChar"/>
-        </w:rPr>
-        <w:t xml:space="preserve">c7: scripts/deltoryx_audit.py</w:t>
-      </w:r>
-      <w:r>
-        <w:t xml:space="preserve">).</w:t>
+        <w:t xml:space="preserve">Evaluating an evidence-structuring layer inside an autonomous coding agent (</w:t>
+      </w:r>
+      <w:r>
+        <w:rPr>
+          <w:rStyle w:val="VerbatimChar"/>
+        </w:rPr>
+        <w:t xml:space="preserve">OpenCode</w:t>
+      </w:r>
+      <w:r>
+        <w:t xml:space="preserve"> </w:t>
+      </w:r>
+      <w:r>
+        <w:t xml:space="preserve">with</w:t>
+      </w:r>
+      <w:r>
+        <w:t xml:space="preserve"> </w:t>
+      </w:r>
+      <w:r>
+        <w:rPr>
+          <w:rStyle w:val="VerbatimChar"/>
+        </w:rPr>
+        <w:t xml:space="preserve">bash</w:t>
+      </w:r>
+      <w:r>
+        <w:t xml:space="preserve"> </w:t>
+      </w:r>
+      <w:r>
+        <w:t xml:space="preserve">and filesystem access) confounds representation quality with agent shell exploration, prompt length (</w:t>
+      </w:r>
+      <w:r>
+        <w:rPr>
+          <w:rStyle w:val="VerbatimChar"/>
+        </w:rPr>
+        <w:t xml:space="preserve">9,456</w:t>
+      </w:r>
+      <w:r>
+        <w:t xml:space="preserve"> </w:t>
+      </w:r>
+      <w:r>
+        <w:t xml:space="preserve">vs. </w:t>
+      </w:r>
+      <w:r>
+        <w:rPr>
+          <w:rStyle w:val="VerbatimChar"/>
+        </w:rPr>
+        <w:t xml:space="preserve">2,333</w:t>
+      </w:r>
+      <w:r>
+        <w:t xml:space="preserve"> </w:t>
+      </w:r>
+      <w:r>
+        <w:t xml:space="preserve">characters), and file-packaging repairs. Conversely, evaluating an evidence layer only on short synthetic QA misses complex multi-document legal deliverables.</w:t>
       </w:r>
     </w:p>
     <w:p>
       <w:pPr>
-        <w:pStyle w:val="Heading3"/>
-      </w:pPr>
-      <w:bookmarkStart w:id="13" w:name="_a326f11e9072556d9a8fa651eaa4a2506f5a8c5"/>
-      <w:r>
-        <w:t xml:space="preserve">1.1 Experimental Configuration</w:t>
-      </w:r>
-      <w:bookmarkEnd w:id="13"/>
+        <w:pStyle w:val="BodyText"/>
+      </w:pPr>
+      <w:r>
+        <w:t xml:space="preserve">To address both boundaries, we report two paired evaluations on the same four Harvey LAB tasks (</w:t>
+      </w:r>
+      <w:r>
+        <w:rPr>
+          <w:rStyle w:val="VerbatimChar"/>
+        </w:rPr>
+        <w:t xml:space="preserve">199</w:t>
+      </w:r>
+      <w:r>
+        <w:t xml:space="preserve"> </w:t>
+      </w:r>
+      <w:r>
+        <w:t xml:space="preserve">criteria):</w:t>
+      </w:r>
     </w:p>
     <w:p>
       <w:pPr>
@@ -429,22 +233,270 @@
           <w:b/>
           <w:bCs/>
         </w:rPr>
-        <w:t xml:space="preserve">Solver &amp; Execution Limits:</w:t>
-      </w:r>
-      <w:r>
-        <w:t xml:space="preserve"> </w:t>
-      </w:r>
-      <w:r>
-        <w:t xml:space="preserve">Both arms use</w:t>
-      </w:r>
-      <w:r>
-        <w:t xml:space="preserve"> </w:t>
-      </w:r>
-      <w:r>
-        <w:rPr>
-          <w:rStyle w:val="VerbatimChar"/>
-        </w:rPr>
-        <w:t xml:space="preserve">openai/gpt-4.1</w:t>
+        <w:t xml:space="preserve">Study A — Controlled Direct LLM Tool-Calling (</w:t>
+      </w:r>
+      <w:r>
+        <w:rPr>
+          <w:rStyle w:val="VerbatimChar"/>
+          <w:b/>
+          <w:bCs/>
+        </w:rPr>
+        <w:t xml:space="preserve">direct_rag</w:t>
+      </w:r>
+      <w:r>
+        <w:rPr>
+          <w:b/>
+          <w:bCs/>
+        </w:rPr>
+        <w:t xml:space="preserve"> </w:t>
+      </w:r>
+      <w:r>
+        <w:rPr>
+          <w:b/>
+          <w:bCs/>
+        </w:rPr>
+        <w:t xml:space="preserve">vs. </w:t>
+      </w:r>
+      <w:r>
+        <w:rPr>
+          <w:rStyle w:val="VerbatimChar"/>
+          <w:b/>
+          <w:bCs/>
+        </w:rPr>
+        <w:t xml:space="preserve">direct_claimlayer</w:t>
+      </w:r>
+      <w:r>
+        <w:rPr>
+          <w:b/>
+          <w:bCs/>
+        </w:rPr>
+        <w:t xml:space="preserve">, No Agent Harness, No</w:t>
+      </w:r>
+      <w:r>
+        <w:rPr>
+          <w:b/>
+          <w:bCs/>
+        </w:rPr>
+        <w:t xml:space="preserve"> </w:t>
+      </w:r>
+      <w:r>
+        <w:rPr>
+          <w:rStyle w:val="VerbatimChar"/>
+          <w:b/>
+          <w:bCs/>
+        </w:rPr>
+        <w:t xml:space="preserve">bash</w:t>
+      </w:r>
+      <w:r>
+        <w:rPr>
+          <w:b/>
+          <w:bCs/>
+        </w:rPr>
+        <w:t xml:space="preserve">):</w:t>
+      </w:r>
+    </w:p>
+    <w:p>
+      <w:pPr>
+        <w:pStyle w:val="Compact"/>
+        <w:numPr>
+          <w:ilvl w:val="1"/>
+          <w:numId w:val="1002"/>
+        </w:numPr>
+      </w:pPr>
+      <w:r>
+        <w:rPr>
+          <w:b/>
+          <w:bCs/>
+        </w:rPr>
+        <w:t xml:space="preserve">Identical Solver Model:</w:t>
+      </w:r>
+      <w:r>
+        <w:t xml:space="preserve"> </w:t>
+      </w:r>
+      <w:r>
+        <w:rPr>
+          <w:rStyle w:val="VerbatimChar"/>
+        </w:rPr>
+        <w:t xml:space="preserve">nvidia/nemotron-3-super-120b-a12b</w:t>
+      </w:r>
+      <w:r>
+        <w:t xml:space="preserve"> </w:t>
+      </w:r>
+      <w:r>
+        <w:t xml:space="preserve">(</w:t>
+      </w:r>
+      <w:r>
+        <w:rPr>
+          <w:rStyle w:val="VerbatimChar"/>
+        </w:rPr>
+        <w:t xml:space="preserve">temperature=0.0</w:t>
+      </w:r>
+      <w:r>
+        <w:t xml:space="preserve">,</w:t>
+      </w:r>
+      <w:r>
+        <w:t xml:space="preserve"> </w:t>
+      </w:r>
+      <w:r>
+        <w:rPr>
+          <w:rStyle w:val="VerbatimChar"/>
+        </w:rPr>
+        <w:t xml:space="preserve">enable_thinking=False</w:t>
+      </w:r>
+      <w:r>
+        <w:t xml:space="preserve">).</w:t>
+      </w:r>
+    </w:p>
+    <w:p>
+      <w:pPr>
+        <w:pStyle w:val="Compact"/>
+        <w:numPr>
+          <w:ilvl w:val="1"/>
+          <w:numId w:val="1002"/>
+        </w:numPr>
+      </w:pPr>
+      <w:r>
+        <w:rPr>
+          <w:b/>
+          <w:bCs/>
+        </w:rPr>
+        <w:t xml:space="preserve">Identical System Prompt &amp; Tool Budget:</w:t>
+      </w:r>
+      <w:r>
+        <w:t xml:space="preserve"> </w:t>
+      </w:r>
+      <w:r>
+        <w:t xml:space="preserve">Both arms receive the exact same 650-character system prompt, no</w:t>
+      </w:r>
+      <w:r>
+        <w:t xml:space="preserve"> </w:t>
+      </w:r>
+      <w:r>
+        <w:rPr>
+          <w:rStyle w:val="VerbatimChar"/>
+        </w:rPr>
+        <w:t xml:space="preserve">bash</w:t>
+      </w:r>
+      <w:r>
+        <w:t xml:space="preserve"> </w:t>
+      </w:r>
+      <w:r>
+        <w:t xml:space="preserve">or filesystem shell, and an identical budget of</w:t>
+      </w:r>
+      <w:r>
+        <w:t xml:space="preserve"> </w:t>
+      </w:r>
+      <w:r>
+        <w:rPr>
+          <w:b/>
+          <w:bCs/>
+        </w:rPr>
+        <w:t xml:space="preserve">5 tool-calling rounds</w:t>
+      </w:r>
+      <w:r>
+        <w:t xml:space="preserve"> </w:t>
+      </w:r>
+      <w:r>
+        <w:t xml:space="preserve">followed by</w:t>
+      </w:r>
+      <w:r>
+        <w:t xml:space="preserve"> </w:t>
+      </w:r>
+      <w:r>
+        <w:rPr>
+          <w:b/>
+          <w:bCs/>
+        </w:rPr>
+        <w:t xml:space="preserve">1 final synthesis call</w:t>
+      </w:r>
+      <w:r>
+        <w:t xml:space="preserve">.</w:t>
+      </w:r>
+    </w:p>
+    <w:p>
+      <w:pPr>
+        <w:pStyle w:val="Compact"/>
+        <w:numPr>
+          <w:ilvl w:val="1"/>
+          <w:numId w:val="1002"/>
+        </w:numPr>
+      </w:pPr>
+      <w:r>
+        <w:rPr>
+          <w:b/>
+          <w:bCs/>
+        </w:rPr>
+        <w:t xml:space="preserve">Identical Container Packaging:</w:t>
+      </w:r>
+      <w:r>
+        <w:t xml:space="preserve"> </w:t>
+      </w:r>
+      <w:r>
+        <w:t xml:space="preserve">Both arms convert their final Markdown report to</w:t>
+      </w:r>
+      <w:r>
+        <w:t xml:space="preserve"> </w:t>
+      </w:r>
+      <w:r>
+        <w:rPr>
+          <w:rStyle w:val="VerbatimChar"/>
+        </w:rPr>
+        <w:t xml:space="preserve">.docx</w:t>
+      </w:r>
+      <w:r>
+        <w:t xml:space="preserve"> </w:t>
+      </w:r>
+      <w:r>
+        <w:t xml:space="preserve">via</w:t>
+      </w:r>
+      <w:r>
+        <w:t xml:space="preserve"> </w:t>
+      </w:r>
+      <w:r>
+        <w:rPr>
+          <w:rStyle w:val="VerbatimChar"/>
+        </w:rPr>
+        <w:t xml:space="preserve">pandoc</w:t>
+      </w:r>
+      <w:r>
+        <w:t xml:space="preserve"> </w:t>
+      </w:r>
+      <w:r>
+        <w:t xml:space="preserve">with automated ZIP header (</w:t>
+      </w:r>
+      <w:r>
+        <w:rPr>
+          <w:rStyle w:val="VerbatimChar"/>
+        </w:rPr>
+        <w:t xml:space="preserve">PK\x03\x04</w:t>
+      </w:r>
+      <w:r>
+        <w:t xml:space="preserve">) verification prior to grading (zero container failures in either arm).</w:t>
+      </w:r>
+    </w:p>
+    <w:p>
+      <w:pPr>
+        <w:pStyle w:val="Compact"/>
+        <w:numPr>
+          <w:ilvl w:val="1"/>
+          <w:numId w:val="1002"/>
+        </w:numPr>
+      </w:pPr>
+      <w:r>
+        <w:rPr>
+          <w:b/>
+          <w:bCs/>
+        </w:rPr>
+        <w:t xml:space="preserve">Identical Single Judge Across All 4 Tasks:</w:t>
+      </w:r>
+      <w:r>
+        <w:t xml:space="preserve"> </w:t>
+      </w:r>
+      <w:r>
+        <w:rPr>
+          <w:rStyle w:val="VerbatimChar"/>
+        </w:rPr>
+        <w:t xml:space="preserve">evaluation.run_eval</w:t>
       </w:r>
       <w:r>
         <w:t xml:space="preserve"> </w:t>
@@ -459,22 +511,10 @@
         <w:rPr>
           <w:rStyle w:val="VerbatimChar"/>
         </w:rPr>
-        <w:t xml:space="preserve">tool_mode="base"</w:t>
-      </w:r>
-      <w:r>
-        <w:t xml:space="preserve">,</w:t>
-      </w:r>
-      <w:r>
-        <w:t xml:space="preserve"> </w:t>
-      </w:r>
-      <w:r>
-        <w:rPr>
-          <w:rStyle w:val="VerbatimChar"/>
-        </w:rPr>
-        <w:t xml:space="preserve">skill_mode="native"</w:t>
-      </w:r>
-      <w:r>
-        <w:t xml:space="preserve">, 80 maximum turns, one continuation, and a default 900-second timeout.</w:t>
+        <w:t xml:space="preserve">nvidia/nemotron-3-super-120b-a12b</w:t>
+      </w:r>
+      <w:r>
+        <w:t xml:space="preserve">.</w:t>
       </w:r>
     </w:p>
     <w:p>
@@ -490,66 +530,232 @@
           <w:b/>
           <w:bCs/>
         </w:rPr>
-        <w:t xml:space="preserve">Prompt &amp; Workflow Differences:</w:t>
-      </w:r>
-      <w:r>
-        <w:t xml:space="preserve"> </w:t>
-      </w:r>
-      <w:r>
-        <w:t xml:space="preserve">Saved metrics record</w:t>
-      </w:r>
-      <w:r>
-        <w:t xml:space="preserve"> </w:t>
-      </w:r>
-      <w:r>
-        <w:rPr>
-          <w:rStyle w:val="VerbatimChar"/>
-        </w:rPr>
-        <w:t xml:space="preserve">2,333</w:t>
-      </w:r>
-      <w:r>
-        <w:t xml:space="preserve"> </w:t>
-      </w:r>
-      <w:r>
-        <w:t xml:space="preserve">always-on prompt characters for the base arm and</w:t>
-      </w:r>
-      <w:r>
-        <w:t xml:space="preserve"> </w:t>
-      </w:r>
-      <w:r>
-        <w:rPr>
-          <w:rStyle w:val="VerbatimChar"/>
-        </w:rPr>
-        <w:t xml:space="preserve">9,456</w:t>
-      </w:r>
-      <w:r>
-        <w:t xml:space="preserve"> </w:t>
-      </w:r>
-      <w:r>
-        <w:t xml:space="preserve">for the augmented arm, along with differing</w:t>
-      </w:r>
-      <w:r>
-        <w:t xml:space="preserve"> </w:t>
-      </w:r>
-      <w:r>
-        <w:rPr>
-          <w:rStyle w:val="VerbatimChar"/>
-        </w:rPr>
-        <w:t xml:space="preserve">opencode_only</w:t>
-      </w:r>
-      <w:r>
-        <w:t xml:space="preserve"> </w:t>
-      </w:r>
-      <w:r>
-        <w:t xml:space="preserve">flags. The augmented workflow combines document-to-text mirrors, a local SQLite claim store, source-tier labels, clause-difference tables, instructions to index and verify, and a deliverable container check.</w:t>
-      </w:r>
+        <w:t xml:space="preserve">Study B — Exploratory Autonomous Agent Harness Integration (</w:t>
+      </w:r>
+      <w:r>
+        <w:rPr>
+          <w:rStyle w:val="VerbatimChar"/>
+          <w:b/>
+          <w:bCs/>
+        </w:rPr>
+        <w:t xml:space="preserve">OpenCode</w:t>
+      </w:r>
+      <w:r>
+        <w:rPr>
+          <w:b/>
+          <w:bCs/>
+        </w:rPr>
+        <w:t xml:space="preserve"> </w:t>
+      </w:r>
+      <w:r>
+        <w:rPr>
+          <w:b/>
+          <w:bCs/>
+        </w:rPr>
+        <w:t xml:space="preserve">/</w:t>
+      </w:r>
+      <w:r>
+        <w:rPr>
+          <w:b/>
+          <w:bCs/>
+        </w:rPr>
+        <w:t xml:space="preserve"> </w:t>
+      </w:r>
+      <w:r>
+        <w:rPr>
+          <w:rStyle w:val="VerbatimChar"/>
+          <w:b/>
+          <w:bCs/>
+        </w:rPr>
+        <w:t xml:space="preserve">Harness²</w:t>
+      </w:r>
+      <w:r>
+        <w:rPr>
+          <w:b/>
+          <w:bCs/>
+        </w:rPr>
+        <w:t xml:space="preserve"> </w:t>
+      </w:r>
+      <w:r>
+        <w:rPr>
+          <w:b/>
+          <w:bCs/>
+        </w:rPr>
+        <w:t xml:space="preserve">Component Tree</w:t>
+      </w:r>
+      <w:r>
+        <w:rPr>
+          <w:b/>
+          <w:bCs/>
+        </w:rPr>
+        <w:t xml:space="preserve"> </w:t>
+      </w:r>
+      <w:r>
+        <w:rPr>
+          <w:rStyle w:val="VerbatimChar"/>
+          <w:b/>
+          <w:bCs/>
+        </w:rPr>
+        <w:t xml:space="preserve">c5</w:t>
+      </w:r>
+      <w:r>
+        <w:rPr>
+          <w:b/>
+          <w:bCs/>
+        </w:rPr>
+        <w:t xml:space="preserve">+</w:t>
+      </w:r>
+      <w:r>
+        <w:rPr>
+          <w:rStyle w:val="VerbatimChar"/>
+          <w:b/>
+          <w:bCs/>
+        </w:rPr>
+        <w:t xml:space="preserve">c7</w:t>
+      </w:r>
+      <w:r>
+        <w:rPr>
+          <w:b/>
+          <w:bCs/>
+        </w:rPr>
+        <w:t xml:space="preserve">):</w:t>
+      </w:r>
+    </w:p>
+    <w:p>
+      <w:pPr>
+        <w:pStyle w:val="Compact"/>
+        <w:numPr>
+          <w:ilvl w:val="1"/>
+          <w:numId w:val="1003"/>
+        </w:numPr>
+      </w:pPr>
+      <w:r>
+        <w:t xml:space="preserve">Compares the base</w:t>
+      </w:r>
+      <w:r>
+        <w:t xml:space="preserve"> </w:t>
+      </w:r>
+      <w:r>
+        <w:rPr>
+          <w:rStyle w:val="VerbatimChar"/>
+        </w:rPr>
+        <w:t xml:space="preserve">LAB/OpenCode</w:t>
+      </w:r>
+      <w:r>
+        <w:t xml:space="preserve"> </w:t>
+      </w:r>
+      <w:r>
+        <w:t xml:space="preserve">(</w:t>
+      </w:r>
+      <w:r>
+        <w:rPr>
+          <w:rStyle w:val="VerbatimChar"/>
+        </w:rPr>
+        <w:t xml:space="preserve">v1.14.18</w:t>
+      </w:r>
+      <w:r>
+        <w:t xml:space="preserve">,</w:t>
+      </w:r>
+      <w:r>
+        <w:t xml:space="preserve"> </w:t>
+      </w:r>
+      <w:r>
+        <w:rPr>
+          <w:rStyle w:val="VerbatimChar"/>
+        </w:rPr>
+        <w:t xml:space="preserve">tool_mode="base"</w:t>
+      </w:r>
+      <w:r>
+        <w:t xml:space="preserve">,</w:t>
+      </w:r>
+      <w:r>
+        <w:t xml:space="preserve"> </w:t>
+      </w:r>
+      <w:r>
+        <w:rPr>
+          <w:rStyle w:val="VerbatimChar"/>
+        </w:rPr>
+        <w:t xml:space="preserve">skill_mode="native"</w:t>
+      </w:r>
+      <w:r>
+        <w:t xml:space="preserve">,</w:t>
+      </w:r>
+      <w:r>
+        <w:t xml:space="preserve"> </w:t>
+      </w:r>
+      <w:r>
+        <w:rPr>
+          <w:rStyle w:val="VerbatimChar"/>
+        </w:rPr>
+        <w:t xml:space="preserve">openai/gpt-4.1</w:t>
+      </w:r>
+      <w:r>
+        <w:t xml:space="preserve">) agent against an augmented 8-component harness (</w:t>
+      </w:r>
+      <w:r>
+        <w:rPr>
+          <w:rStyle w:val="VerbatimChar"/>
+        </w:rPr>
+        <w:t xml:space="preserve">c1</w:t>
+      </w:r>
+      <w:r>
+        <w:t xml:space="preserve">–</w:t>
+      </w:r>
+      <w:r>
+        <w:rPr>
+          <w:rStyle w:val="VerbatimChar"/>
+        </w:rPr>
+        <w:t xml:space="preserve">c8</w:t>
+      </w:r>
+      <w:r>
+        <w:t xml:space="preserve">) after document-container repair.</w:t>
+      </w:r>
+    </w:p>
+    <w:p>
+      <w:r>
+        <w:pict>
+          <v:rect style="width:0;height:1.5pt" o:hralign="center" o:hrstd="t" o:hr="t"/>
+        </w:pict>
+      </w:r>
+    </w:p>
+    <w:p>
+      <w:pPr>
+        <w:pStyle w:val="Heading2"/>
+      </w:pPr>
+      <w:bookmarkStart w:id="13" w:name="_4c362663bbd560b5d096d69b6d6e35463e51a83"/>
+      <w:r>
+        <w:t xml:space="preserve">2. Study A: Controlled Direct LLM Tool-Calling (No</w:t>
+      </w:r>
+      <w:r>
+        <w:t xml:space="preserve"> </w:t>
+      </w:r>
+      <w:r>
+        <w:rPr>
+          <w:rStyle w:val="VerbatimChar"/>
+        </w:rPr>
+        <w:t xml:space="preserve">bash</w:t>
+      </w:r>
+      <w:r>
+        <w:t xml:space="preserve">, No Harness Confounds)</w:t>
+      </w:r>
+      <w:bookmarkEnd w:id="13"/>
+    </w:p>
+    <w:p>
+      <w:pPr>
+        <w:pStyle w:val="Heading3"/>
+      </w:pPr>
+      <w:bookmarkStart w:id="14" w:name="_bbe9b28ae11e48896968f59523bf464735b2e14"/>
+      <w:r>
+        <w:t xml:space="preserve">2.1 Tool Surfaces Compared</w:t>
+      </w:r>
+      <w:bookmarkEnd w:id="14"/>
     </w:p>
     <w:p>
       <w:pPr>
         <w:pStyle w:val="Compact"/>
         <w:numPr>
           <w:ilvl w:val="0"/>
-          <w:numId w:val="1001"/>
+          <w:numId w:val="1004"/>
         </w:numPr>
       </w:pPr>
       <w:r>
@@ -557,202 +763,277 @@
           <w:b/>
           <w:bCs/>
         </w:rPr>
-        <w:t xml:space="preserve">Evaluation Scope:</w:t>
-      </w:r>
-      <w:r>
-        <w:t xml:space="preserve"> </w:t>
-      </w:r>
-      <w:r>
-        <w:t xml:space="preserve">Four tasks were selected as a convenience sample covering litigation, structured finance, corporate M&amp;A, and banking (</w:t>
-      </w:r>
-      <w:r>
-        <w:rPr>
-          <w:rStyle w:val="VerbatimChar"/>
-        </w:rPr>
-        <w:t xml:space="preserve">34</w:t>
-      </w:r>
-      <w:r>
-        <w:t xml:space="preserve">,</w:t>
-      </w:r>
-      <w:r>
-        <w:t xml:space="preserve"> </w:t>
-      </w:r>
-      <w:r>
-        <w:rPr>
-          <w:rStyle w:val="VerbatimChar"/>
-        </w:rPr>
-        <w:t xml:space="preserve">37</w:t>
-      </w:r>
-      <w:r>
-        <w:t xml:space="preserve">,</w:t>
-      </w:r>
-      <w:r>
-        <w:t xml:space="preserve"> </w:t>
-      </w:r>
-      <w:r>
-        <w:rPr>
-          <w:rStyle w:val="VerbatimChar"/>
-        </w:rPr>
-        <w:t xml:space="preserve">62</w:t>
-      </w:r>
-      <w:r>
-        <w:t xml:space="preserve">, and</w:t>
-      </w:r>
-      <w:r>
-        <w:t xml:space="preserve"> </w:t>
-      </w:r>
-      <w:r>
-        <w:rPr>
-          <w:rStyle w:val="VerbatimChar"/>
-        </w:rPr>
-        <w:t xml:space="preserve">66</w:t>
-      </w:r>
-      <w:r>
-        <w:t xml:space="preserve"> </w:t>
-      </w:r>
-      <w:r>
-        <w:t xml:space="preserve">rubric criteria respectively;</w:t>
-      </w:r>
-      <w:r>
-        <w:t xml:space="preserve"> </w:t>
-      </w:r>
-      <w:r>
-        <w:rPr>
-          <w:rStyle w:val="VerbatimChar"/>
-        </w:rPr>
-        <w:t xml:space="preserve">199</w:t>
-      </w:r>
-      <w:r>
-        <w:t xml:space="preserve"> </w:t>
-      </w:r>
-      <w:r>
-        <w:t xml:space="preserve">correlated criteria across 4 cases). This is an author-run exploratory study using the LAB evaluator, not an evaluation or endorsement by the benchmark or</w:t>
-      </w:r>
-      <w:r>
-        <w:t xml:space="preserve"> </w:t>
-      </w:r>
-      <w:r>
-        <w:rPr>
-          <w:rStyle w:val="VerbatimChar"/>
-        </w:rPr>
-        <w:t xml:space="preserve">Harness²</w:t>
-      </w:r>
-      <w:r>
-        <w:t xml:space="preserve"> </w:t>
-      </w:r>
-      <w:r>
-        <w:t xml:space="preserve">authors, nor a reproduction of</w:t>
-      </w:r>
-      <w:r>
-        <w:t xml:space="preserve"> </w:t>
-      </w:r>
-      <w:r>
-        <w:rPr>
-          <w:rStyle w:val="VerbatimChar"/>
-        </w:rPr>
-        <w:t xml:space="preserve">Harness²</w:t>
-      </w:r>
-      <w:r>
-        <w:t xml:space="preserve"> </w:t>
-      </w:r>
-      <w:r>
-        <w:t xml:space="preserve">recursive optimization.</w:t>
+        <w:t xml:space="preserve">Arm 1 (</w:t>
+      </w:r>
+      <w:r>
+        <w:rPr>
+          <w:rStyle w:val="VerbatimChar"/>
+          <w:b/>
+          <w:bCs/>
+        </w:rPr>
+        <w:t xml:space="preserve">direct_rag</w:t>
+      </w:r>
+      <w:r>
+        <w:rPr>
+          <w:b/>
+          <w:bCs/>
+        </w:rPr>
+        <w:t xml:space="preserve"> </w:t>
+      </w:r>
+      <w:r>
+        <w:rPr>
+          <w:b/>
+          <w:bCs/>
+        </w:rPr>
+        <w:t xml:space="preserve">— Standard Chunk Retrieval Tools):</w:t>
+      </w:r>
+      <w:r>
+        <w:t xml:space="preserve"> </w:t>
+      </w:r>
+      <w:r>
+        <w:t xml:space="preserve">Documents are parsed with the LAB parser and segmented into overlapping 1,200-character chunks (200-character overlap) indexed with BM25. The LLM has three tools:</w:t>
       </w:r>
     </w:p>
     <w:p>
-      <w:r>
-        <w:pict>
-          <v:rect style="width:0;height:1.5pt" o:hralign="center" o:hrstd="t" o:hr="t"/>
-        </w:pict>
+      <w:pPr>
+        <w:pStyle w:val="Compact"/>
+        <w:numPr>
+          <w:ilvl w:val="1"/>
+          <w:numId w:val="1005"/>
+        </w:numPr>
+      </w:pPr>
+      <w:r>
+        <w:rPr>
+          <w:rStyle w:val="VerbatimChar"/>
+        </w:rPr>
+        <w:t xml:space="preserve">list_documents()</w:t>
       </w:r>
     </w:p>
     <w:p>
       <w:pPr>
-        <w:pStyle w:val="Heading2"/>
-      </w:pPr>
-      <w:bookmarkStart w:id="14" w:name="_5f1f001124c538df1110769fd14cd75acaa9cc5"/>
-      <w:r>
-        <w:t xml:space="preserve">2. Paired Results After Document-Container Repair</w:t>
-      </w:r>
-      <w:bookmarkEnd w:id="14"/>
+        <w:pStyle w:val="Compact"/>
+        <w:numPr>
+          <w:ilvl w:val="1"/>
+          <w:numId w:val="1005"/>
+        </w:numPr>
+      </w:pPr>
+      <w:r>
+        <w:rPr>
+          <w:rStyle w:val="VerbatimChar"/>
+        </w:rPr>
+        <w:t xml:space="preserve">search_chunks(query, filename_filter, top_k)</w:t>
+      </w:r>
     </w:p>
     <w:p>
       <w:pPr>
-        <w:pStyle w:val="FirstParagraph"/>
-      </w:pPr>
-      <w:r>
-        <w:t xml:space="preserve">Table 1 reports the recalculated descriptive results from paired saved</w:t>
-      </w:r>
-      <w:r>
-        <w:t xml:space="preserve"> </w:t>
-      </w:r>
-      <w:r>
-        <w:rPr>
-          <w:rStyle w:val="VerbatimChar"/>
-        </w:rPr>
-        <w:t xml:space="preserve">scores.json</w:t>
-      </w:r>
-      <w:r>
-        <w:t xml:space="preserve"> </w:t>
-      </w:r>
-      <w:r>
-        <w:t xml:space="preserve">evaluations where</w:t>
-      </w:r>
-      <w:r>
-        <w:t xml:space="preserve"> </w:t>
-      </w:r>
-      <w:r>
-        <w:rPr>
-          <w:b/>
-          <w:bCs/>
-        </w:rPr>
-        <w:t xml:space="preserve">both arms within each task share the same judge</w:t>
-      </w:r>
-      <w:r>
-        <w:t xml:space="preserve"> </w:t>
-      </w:r>
-      <w:r>
-        <w:t xml:space="preserve">after document-container repair. We report</w:t>
-      </w:r>
-      <w:r>
-        <w:t xml:space="preserve"> </w:t>
-      </w:r>
-      <w:r>
-        <w:rPr>
-          <w:b/>
-          <w:bCs/>
-        </w:rPr>
-        <w:t xml:space="preserve">criterion pass rate</w:t>
-      </w:r>
-      <w:r>
-        <w:t xml:space="preserve"> </w:t>
-      </w:r>
-      <w:r>
-        <w:t xml:space="preserve">(not factual accuracy or complete-task pass rate; under the evaluator’s all-criteria rule, complete-task success is</w:t>
-      </w:r>
-      <w:r>
-        <w:t xml:space="preserve"> </w:t>
-      </w:r>
-      <w:r>
-        <w:rPr>
-          <w:rStyle w:val="VerbatimChar"/>
-        </w:rPr>
-        <w:t xml:space="preserve">0/4</w:t>
-      </w:r>
-      <w:r>
-        <w:t xml:space="preserve"> </w:t>
-      </w:r>
-      <w:r>
-        <w:t xml:space="preserve">in both arms).</w:t>
+        <w:pStyle w:val="Compact"/>
+        <w:numPr>
+          <w:ilvl w:val="1"/>
+          <w:numId w:val="1005"/>
+        </w:numPr>
+      </w:pPr>
+      <w:r>
+        <w:rPr>
+          <w:rStyle w:val="VerbatimChar"/>
+        </w:rPr>
+        <w:t xml:space="preserve">read_chunk_window(filename, start_chunk, num_chunks)</w:t>
       </w:r>
     </w:p>
     <w:p>
       <w:pPr>
+        <w:pStyle w:val="Compact"/>
+        <w:numPr>
+          <w:ilvl w:val="0"/>
+          <w:numId w:val="1004"/>
+        </w:numPr>
+      </w:pPr>
+      <w:r>
+        <w:rPr>
+          <w:b/>
+          <w:bCs/>
+        </w:rPr>
+        <w:t xml:space="preserve">Arm 2 (</w:t>
+      </w:r>
+      <w:r>
+        <w:rPr>
+          <w:rStyle w:val="VerbatimChar"/>
+          <w:b/>
+          <w:bCs/>
+        </w:rPr>
+        <w:t xml:space="preserve">direct_claimlayer</w:t>
+      </w:r>
+      <w:r>
+        <w:rPr>
+          <w:b/>
+          <w:bCs/>
+        </w:rPr>
+        <w:t xml:space="preserve"> </w:t>
+      </w:r>
+      <w:r>
+        <w:rPr>
+          <w:b/>
+          <w:bCs/>
+        </w:rPr>
+        <w:t xml:space="preserve">— ClaimLayer / Deltoryx Structured Evidence &amp; Diff Tools):</w:t>
+      </w:r>
+      <w:r>
+        <w:t xml:space="preserve"> </w:t>
+      </w:r>
+      <w:r>
+        <w:t xml:space="preserve">All paragraphs across all case documents are indexed into ClaimLayer/Deltoryx claim units (with no 80-paragraph truncation), tagged with</w:t>
+      </w:r>
+      <w:r>
+        <w:t xml:space="preserve"> </w:t>
+      </w:r>
+      <w:r>
+        <w:rPr>
+          <w:rStyle w:val="VerbatimChar"/>
+        </w:rPr>
+        <w:t xml:space="preserve">OriginTier</w:t>
+      </w:r>
+      <w:r>
+        <w:t xml:space="preserve"> </w:t>
+      </w:r>
+      <w:r>
+        <w:t xml:space="preserve">source authority (</w:t>
+      </w:r>
+      <w:r>
+        <w:rPr>
+          <w:rStyle w:val="VerbatimChar"/>
+        </w:rPr>
+        <w:t xml:space="preserve">PRIMARY_DOCUMENT</w:t>
+      </w:r>
+      <w:r>
+        <w:t xml:space="preserve"> </w:t>
+      </w:r>
+      <w:r>
+        <w:t xml:space="preserve">Rank 100,</w:t>
+      </w:r>
+      <w:r>
+        <w:t xml:space="preserve"> </w:t>
+      </w:r>
+      <w:r>
+        <w:rPr>
+          <w:rStyle w:val="VerbatimChar"/>
+        </w:rPr>
+        <w:t xml:space="preserve">SECONDARY_ANNEX</w:t>
+      </w:r>
+      <w:r>
+        <w:t xml:space="preserve"> </w:t>
+      </w:r>
+      <w:r>
+        <w:t xml:space="preserve">Rank 50,</w:t>
+      </w:r>
+      <w:r>
+        <w:t xml:space="preserve"> </w:t>
+      </w:r>
+      <w:r>
+        <w:rPr>
+          <w:rStyle w:val="VerbatimChar"/>
+        </w:rPr>
+        <w:t xml:space="preserve">EXTERNAL_INJECTED</w:t>
+      </w:r>
+      <w:r>
+        <w:t xml:space="preserve"> </w:t>
+      </w:r>
+      <w:r>
+        <w:t xml:space="preserve">Rank 10), section locators, and numerical/date tokens, alongside the deterministic cross-document clause diff matrix (</w:t>
+      </w:r>
+      <w:r>
+        <w:rPr>
+          <w:rStyle w:val="VerbatimChar"/>
+        </w:rPr>
+        <w:t xml:space="preserve">compute_clause_diffs</w:t>
+      </w:r>
+      <w:r>
+        <w:t xml:space="preserve">). The LLM has three tools:</w:t>
+      </w:r>
+    </w:p>
+    <w:p>
+      <w:pPr>
+        <w:pStyle w:val="Compact"/>
+        <w:numPr>
+          <w:ilvl w:val="1"/>
+          <w:numId w:val="1006"/>
+        </w:numPr>
+      </w:pPr>
+      <w:r>
+        <w:rPr>
+          <w:rStyle w:val="VerbatimChar"/>
+        </w:rPr>
+        <w:t xml:space="preserve">get_evidence_overview()</w:t>
+      </w:r>
+      <w:r>
+        <w:t xml:space="preserve"> </w:t>
+      </w:r>
+      <w:r>
+        <w:t xml:space="preserve">(returns</w:t>
+      </w:r>
+      <w:r>
+        <w:t xml:space="preserve"> </w:t>
+      </w:r>
+      <w:r>
+        <w:rPr>
+          <w:rStyle w:val="VerbatimChar"/>
+        </w:rPr>
+        <w:t xml:space="preserve">OriginTier</w:t>
+      </w:r>
+      <w:r>
+        <w:t xml:space="preserve"> </w:t>
+      </w:r>
+      <w:r>
+        <w:t xml:space="preserve">hierarchy inventory, redline diff pairs, and controlling playbooks/directives/tables)</w:t>
+      </w:r>
+    </w:p>
+    <w:p>
+      <w:pPr>
+        <w:pStyle w:val="Compact"/>
+        <w:numPr>
+          <w:ilvl w:val="1"/>
+          <w:numId w:val="1006"/>
+        </w:numPr>
+      </w:pPr>
+      <w:r>
+        <w:rPr>
+          <w:rStyle w:val="VerbatimChar"/>
+        </w:rPr>
+        <w:t xml:space="preserve">get_clause_diffs(filter_query, offset, limit)</w:t>
+      </w:r>
+      <w:r>
+        <w:t xml:space="preserve"> </w:t>
+      </w:r>
+      <w:r>
+        <w:t xml:space="preserve">(queries the deterministic clause-by-clause redline diff matrix and quantitative deltas)</w:t>
+      </w:r>
+    </w:p>
+    <w:p>
+      <w:pPr>
+        <w:pStyle w:val="Compact"/>
+        <w:numPr>
+          <w:ilvl w:val="1"/>
+          <w:numId w:val="1006"/>
+        </w:numPr>
+      </w:pPr>
+      <w:r>
+        <w:rPr>
+          <w:rStyle w:val="VerbatimChar"/>
+        </w:rPr>
+        <w:t xml:space="preserve">query_claims_and_provisions(query, filename_filter, top_k)</w:t>
+      </w:r>
+      <w:r>
+        <w:t xml:space="preserve"> </w:t>
+      </w:r>
+      <w:r>
+        <w:t xml:space="preserve">(queries typed claim units with authority rank and section/quantitative metadata)</w:t>
+      </w:r>
+    </w:p>
+    <w:p>
+      <w:pPr>
         <w:pStyle w:val="Heading3"/>
       </w:pPr>
-      <w:bookmarkStart w:id="15" w:name="_c8769372844112046472ff7066638c8ed770e85"/>
-      <w:r>
-        <w:t xml:space="preserve">2.1 Paired Task-Level Breakdown</w:t>
+      <w:bookmarkStart w:id="15" w:name="_565583a7873f0ac95ebee9b1e5cd52750da3ef7"/>
+      <w:r>
+        <w:t xml:space="preserve">2.2 Study A Paired Results (Same Solver &amp; Same Judge Across All 4 Tasks)</w:t>
       </w:r>
       <w:bookmarkEnd w:id="15"/>
     </w:p>
@@ -830,19 +1111,37 @@
               <w:jc w:val="center"/>
             </w:pPr>
             <w:r>
-              <w:t xml:space="preserve">Base Passed</w:t>
-            </w:r>
-          </w:p>
-        </w:tc>
-        <w:tc>
-          <w:tcPr/>
-          <w:p>
-            <w:pPr>
-              <w:pStyle w:val="Compact"/>
-              <w:jc w:val="center"/>
-            </w:pPr>
-            <w:r>
-              <w:t xml:space="preserve">Augmented Passed</w:t>
+              <w:rPr>
+                <w:rStyle w:val="VerbatimChar"/>
+              </w:rPr>
+              <w:t xml:space="preserve">direct_rag</w:t>
+            </w:r>
+            <w:r>
+              <w:t xml:space="preserve"> </w:t>
+            </w:r>
+            <w:r>
+              <w:t xml:space="preserve">Passed</w:t>
+            </w:r>
+          </w:p>
+        </w:tc>
+        <w:tc>
+          <w:tcPr/>
+          <w:p>
+            <w:pPr>
+              <w:pStyle w:val="Compact"/>
+              <w:jc w:val="center"/>
+            </w:pPr>
+            <w:r>
+              <w:rPr>
+                <w:rStyle w:val="VerbatimChar"/>
+              </w:rPr>
+              <w:t xml:space="preserve">direct_claimlayer</w:t>
+            </w:r>
+            <w:r>
+              <w:t xml:space="preserve"> </w:t>
+            </w:r>
+            <w:r>
+              <w:t xml:space="preserve">Passed</w:t>
             </w:r>
           </w:p>
         </w:tc>
@@ -878,7 +1177,7 @@
               <w:jc w:val="center"/>
             </w:pPr>
             <w:r>
-              <w:t xml:space="preserve">Judge</w:t>
+              <w:t xml:space="preserve">Oracle Union</w:t>
             </w:r>
           </w:p>
         </w:tc>
@@ -942,7 +1241,7 @@
               <w:rPr>
                 <w:rStyle w:val="VerbatimChar"/>
               </w:rPr>
-              <w:t xml:space="preserve">1 / 34</w:t>
+              <w:t xml:space="preserve">26 / 34</w:t>
             </w:r>
             <w:r>
               <w:t xml:space="preserve"> </w:t>
@@ -954,7 +1253,7 @@
               <w:rPr>
                 <w:rStyle w:val="VerbatimChar"/>
               </w:rPr>
-              <w:t xml:space="preserve">2.94%</w:t>
+              <w:t xml:space="preserve">76.47%</w:t>
             </w:r>
             <w:r>
               <w:t xml:space="preserve">)</w:t>
@@ -974,7 +1273,7 @@
                 <w:b/>
                 <w:bCs/>
               </w:rPr>
-              <w:t xml:space="preserve">19 / 34</w:t>
+              <w:t xml:space="preserve">27 / 34</w:t>
             </w:r>
             <w:r>
               <w:rPr>
@@ -996,7 +1295,7 @@
                 <w:b/>
                 <w:bCs/>
               </w:rPr>
-              <w:t xml:space="preserve">55.88%</w:t>
+              <w:t xml:space="preserve">79.41%</w:t>
             </w:r>
             <w:r>
               <w:rPr>
@@ -1020,37 +1319,52 @@
                 <w:b/>
                 <w:bCs/>
               </w:rPr>
-              <w:t xml:space="preserve">+52.94</w:t>
-            </w:r>
-          </w:p>
-        </w:tc>
-        <w:tc>
-          <w:tcPr/>
-          <w:p>
-            <w:pPr>
-              <w:pStyle w:val="Compact"/>
-              <w:jc w:val="center"/>
-            </w:pPr>
-            <w:r>
-              <w:rPr>
-                <w:rStyle w:val="VerbatimChar"/>
-              </w:rPr>
-              <w:t xml:space="preserve">+18 / -0</w:t>
-            </w:r>
-          </w:p>
-        </w:tc>
-        <w:tc>
-          <w:tcPr/>
-          <w:p>
-            <w:pPr>
-              <w:pStyle w:val="Compact"/>
-              <w:jc w:val="center"/>
-            </w:pPr>
-            <w:r>
-              <w:rPr>
-                <w:rStyle w:val="VerbatimChar"/>
-              </w:rPr>
-              <w:t xml:space="preserve">openai/gpt-4.1</w:t>
+              <w:t xml:space="preserve">+2.94</w:t>
+            </w:r>
+          </w:p>
+        </w:tc>
+        <w:tc>
+          <w:tcPr/>
+          <w:p>
+            <w:pPr>
+              <w:pStyle w:val="Compact"/>
+              <w:jc w:val="center"/>
+            </w:pPr>
+            <w:r>
+              <w:rPr>
+                <w:rStyle w:val="VerbatimChar"/>
+              </w:rPr>
+              <w:t xml:space="preserve">+3 / -2</w:t>
+            </w:r>
+          </w:p>
+        </w:tc>
+        <w:tc>
+          <w:tcPr/>
+          <w:p>
+            <w:pPr>
+              <w:pStyle w:val="Compact"/>
+              <w:jc w:val="center"/>
+            </w:pPr>
+            <w:r>
+              <w:rPr>
+                <w:rStyle w:val="VerbatimChar"/>
+              </w:rPr>
+              <w:t xml:space="preserve">29 / 34</w:t>
+            </w:r>
+            <w:r>
+              <w:t xml:space="preserve"> </w:t>
+            </w:r>
+            <w:r>
+              <w:t xml:space="preserve">(</w:t>
+            </w:r>
+            <w:r>
+              <w:rPr>
+                <w:rStyle w:val="VerbatimChar"/>
+              </w:rPr>
+              <w:t xml:space="preserve">85.29%</w:t>
+            </w:r>
+            <w:r>
+              <w:t xml:space="preserve">)</w:t>
             </w:r>
           </w:p>
         </w:tc>
@@ -1114,7 +1428,7 @@
               <w:rPr>
                 <w:rStyle w:val="VerbatimChar"/>
               </w:rPr>
-              <w:t xml:space="preserve">3 / 37</w:t>
+              <w:t xml:space="preserve">11 / 37</w:t>
             </w:r>
             <w:r>
               <w:t xml:space="preserve"> </w:t>
@@ -1126,7 +1440,7 @@
               <w:rPr>
                 <w:rStyle w:val="VerbatimChar"/>
               </w:rPr>
-              <w:t xml:space="preserve">8.11%</w:t>
+              <w:t xml:space="preserve">29.73%</w:t>
             </w:r>
             <w:r>
               <w:t xml:space="preserve">)</w:t>
@@ -1146,7 +1460,7 @@
                 <w:b/>
                 <w:bCs/>
               </w:rPr>
-              <w:t xml:space="preserve">12 / 37</w:t>
+              <w:t xml:space="preserve">11 / 37</w:t>
             </w:r>
             <w:r>
               <w:rPr>
@@ -1168,7 +1482,7 @@
                 <w:b/>
                 <w:bCs/>
               </w:rPr>
-              <w:t xml:space="preserve">32.43%</w:t>
+              <w:t xml:space="preserve">29.73%</w:t>
             </w:r>
             <w:r>
               <w:rPr>
@@ -1192,37 +1506,52 @@
                 <w:b/>
                 <w:bCs/>
               </w:rPr>
-              <w:t xml:space="preserve">+24.32</w:t>
-            </w:r>
-          </w:p>
-        </w:tc>
-        <w:tc>
-          <w:tcPr/>
-          <w:p>
-            <w:pPr>
-              <w:pStyle w:val="Compact"/>
-              <w:jc w:val="center"/>
-            </w:pPr>
-            <w:r>
-              <w:rPr>
-                <w:rStyle w:val="VerbatimChar"/>
-              </w:rPr>
-              <w:t xml:space="preserve">+10 / -1</w:t>
-            </w:r>
-          </w:p>
-        </w:tc>
-        <w:tc>
-          <w:tcPr/>
-          <w:p>
-            <w:pPr>
-              <w:pStyle w:val="Compact"/>
-              <w:jc w:val="center"/>
-            </w:pPr>
-            <w:r>
-              <w:rPr>
-                <w:rStyle w:val="VerbatimChar"/>
-              </w:rPr>
-              <w:t xml:space="preserve">nvidia/nemotron-3-super-120b-a12b</w:t>
+              <w:t xml:space="preserve">+0.00</w:t>
+            </w:r>
+          </w:p>
+        </w:tc>
+        <w:tc>
+          <w:tcPr/>
+          <w:p>
+            <w:pPr>
+              <w:pStyle w:val="Compact"/>
+              <w:jc w:val="center"/>
+            </w:pPr>
+            <w:r>
+              <w:rPr>
+                <w:rStyle w:val="VerbatimChar"/>
+              </w:rPr>
+              <w:t xml:space="preserve">+0 / -0</w:t>
+            </w:r>
+          </w:p>
+        </w:tc>
+        <w:tc>
+          <w:tcPr/>
+          <w:p>
+            <w:pPr>
+              <w:pStyle w:val="Compact"/>
+              <w:jc w:val="center"/>
+            </w:pPr>
+            <w:r>
+              <w:rPr>
+                <w:rStyle w:val="VerbatimChar"/>
+              </w:rPr>
+              <w:t xml:space="preserve">11 / 37</w:t>
+            </w:r>
+            <w:r>
+              <w:t xml:space="preserve"> </w:t>
+            </w:r>
+            <w:r>
+              <w:t xml:space="preserve">(</w:t>
+            </w:r>
+            <w:r>
+              <w:rPr>
+                <w:rStyle w:val="VerbatimChar"/>
+              </w:rPr>
+              <w:t xml:space="preserve">29.73%</w:t>
+            </w:r>
+            <w:r>
+              <w:t xml:space="preserve">)</w:t>
             </w:r>
           </w:p>
         </w:tc>
@@ -1286,7 +1615,7 @@
               <w:rPr>
                 <w:rStyle w:val="VerbatimChar"/>
               </w:rPr>
-              <w:t xml:space="preserve">15 / 62</w:t>
+              <w:t xml:space="preserve">13 / 62</w:t>
             </w:r>
             <w:r>
               <w:t xml:space="preserve"> </w:t>
@@ -1298,7 +1627,7 @@
               <w:rPr>
                 <w:rStyle w:val="VerbatimChar"/>
               </w:rPr>
-              <w:t xml:space="preserve">24.19%</w:t>
+              <w:t xml:space="preserve">20.97%</w:t>
             </w:r>
             <w:r>
               <w:t xml:space="preserve">)</w:t>
@@ -1318,7 +1647,7 @@
                 <w:b/>
                 <w:bCs/>
               </w:rPr>
-              <w:t xml:space="preserve">24 / 62</w:t>
+              <w:t xml:space="preserve">32 / 62</w:t>
             </w:r>
             <w:r>
               <w:rPr>
@@ -1340,7 +1669,7 @@
                 <w:b/>
                 <w:bCs/>
               </w:rPr>
-              <w:t xml:space="preserve">38.71%</w:t>
+              <w:t xml:space="preserve">51.61%</w:t>
             </w:r>
             <w:r>
               <w:rPr>
@@ -1364,37 +1693,54 @@
                 <w:b/>
                 <w:bCs/>
               </w:rPr>
-              <w:t xml:space="preserve">+14.52</w:t>
-            </w:r>
-          </w:p>
-        </w:tc>
-        <w:tc>
-          <w:tcPr/>
-          <w:p>
-            <w:pPr>
-              <w:pStyle w:val="Compact"/>
-              <w:jc w:val="center"/>
-            </w:pPr>
-            <w:r>
-              <w:rPr>
-                <w:rStyle w:val="VerbatimChar"/>
-              </w:rPr>
-              <w:t xml:space="preserve">+12 / -3</w:t>
-            </w:r>
-          </w:p>
-        </w:tc>
-        <w:tc>
-          <w:tcPr/>
-          <w:p>
-            <w:pPr>
-              <w:pStyle w:val="Compact"/>
-              <w:jc w:val="center"/>
-            </w:pPr>
-            <w:r>
-              <w:rPr>
-                <w:rStyle w:val="VerbatimChar"/>
-              </w:rPr>
-              <w:t xml:space="preserve">nvidia/nemotron-3-super-120b-a12b</w:t>
+              <w:t xml:space="preserve">+30.65</w:t>
+            </w:r>
+          </w:p>
+        </w:tc>
+        <w:tc>
+          <w:tcPr/>
+          <w:p>
+            <w:pPr>
+              <w:pStyle w:val="Compact"/>
+              <w:jc w:val="center"/>
+            </w:pPr>
+            <w:r>
+              <w:rPr>
+                <w:rStyle w:val="VerbatimChar"/>
+                <w:b/>
+                <w:bCs/>
+              </w:rPr>
+              <w:t xml:space="preserve">+23 / -4</w:t>
+            </w:r>
+          </w:p>
+        </w:tc>
+        <w:tc>
+          <w:tcPr/>
+          <w:p>
+            <w:pPr>
+              <w:pStyle w:val="Compact"/>
+              <w:jc w:val="center"/>
+            </w:pPr>
+            <w:r>
+              <w:rPr>
+                <w:rStyle w:val="VerbatimChar"/>
+              </w:rPr>
+              <w:t xml:space="preserve">36 / 62</w:t>
+            </w:r>
+            <w:r>
+              <w:t xml:space="preserve"> </w:t>
+            </w:r>
+            <w:r>
+              <w:t xml:space="preserve">(</w:t>
+            </w:r>
+            <w:r>
+              <w:rPr>
+                <w:rStyle w:val="VerbatimChar"/>
+              </w:rPr>
+              <w:t xml:space="preserve">58.06%</w:t>
+            </w:r>
+            <w:r>
+              <w:t xml:space="preserve">)</w:t>
             </w:r>
           </w:p>
         </w:tc>
@@ -1458,7 +1804,7 @@
               <w:rPr>
                 <w:rStyle w:val="VerbatimChar"/>
               </w:rPr>
-              <w:t xml:space="preserve">43 / 66</w:t>
+              <w:t xml:space="preserve">23 / 66</w:t>
             </w:r>
             <w:r>
               <w:t xml:space="preserve"> </w:t>
@@ -1470,7 +1816,7 @@
               <w:rPr>
                 <w:rStyle w:val="VerbatimChar"/>
               </w:rPr>
-              <w:t xml:space="preserve">65.15%</w:t>
+              <w:t xml:space="preserve">34.85%</w:t>
             </w:r>
             <w:r>
               <w:t xml:space="preserve">)</w:t>
@@ -1490,7 +1836,7 @@
                 <w:b/>
                 <w:bCs/>
               </w:rPr>
-              <w:t xml:space="preserve">44 / 66</w:t>
+              <w:t xml:space="preserve">53 / 66</w:t>
             </w:r>
             <w:r>
               <w:rPr>
@@ -1512,7 +1858,7 @@
                 <w:b/>
                 <w:bCs/>
               </w:rPr>
-              <w:t xml:space="preserve">66.67%</w:t>
+              <w:t xml:space="preserve">80.30%</w:t>
             </w:r>
             <w:r>
               <w:rPr>
@@ -1536,37 +1882,54 @@
                 <w:b/>
                 <w:bCs/>
               </w:rPr>
-              <w:t xml:space="preserve">+1.52</w:t>
-            </w:r>
-          </w:p>
-        </w:tc>
-        <w:tc>
-          <w:tcPr/>
-          <w:p>
-            <w:pPr>
-              <w:pStyle w:val="Compact"/>
-              <w:jc w:val="center"/>
-            </w:pPr>
-            <w:r>
-              <w:rPr>
-                <w:rStyle w:val="VerbatimChar"/>
-              </w:rPr>
-              <w:t xml:space="preserve">+13 / -12</w:t>
-            </w:r>
-          </w:p>
-        </w:tc>
-        <w:tc>
-          <w:tcPr/>
-          <w:p>
-            <w:pPr>
-              <w:pStyle w:val="Compact"/>
-              <w:jc w:val="center"/>
-            </w:pPr>
-            <w:r>
-              <w:rPr>
-                <w:rStyle w:val="VerbatimChar"/>
-              </w:rPr>
-              <w:t xml:space="preserve">openai/gpt-4.1</w:t>
+              <w:t xml:space="preserve">+45.45</w:t>
+            </w:r>
+          </w:p>
+        </w:tc>
+        <w:tc>
+          <w:tcPr/>
+          <w:p>
+            <w:pPr>
+              <w:pStyle w:val="Compact"/>
+              <w:jc w:val="center"/>
+            </w:pPr>
+            <w:r>
+              <w:rPr>
+                <w:rStyle w:val="VerbatimChar"/>
+                <w:b/>
+                <w:bCs/>
+              </w:rPr>
+              <w:t xml:space="preserve">+30 / -0</w:t>
+            </w:r>
+          </w:p>
+        </w:tc>
+        <w:tc>
+          <w:tcPr/>
+          <w:p>
+            <w:pPr>
+              <w:pStyle w:val="Compact"/>
+              <w:jc w:val="center"/>
+            </w:pPr>
+            <w:r>
+              <w:rPr>
+                <w:rStyle w:val="VerbatimChar"/>
+              </w:rPr>
+              <w:t xml:space="preserve">53 / 66</w:t>
+            </w:r>
+            <w:r>
+              <w:t xml:space="preserve"> </w:t>
+            </w:r>
+            <w:r>
+              <w:t xml:space="preserve">(</w:t>
+            </w:r>
+            <w:r>
+              <w:rPr>
+                <w:rStyle w:val="VerbatimChar"/>
+              </w:rPr>
+              <w:t xml:space="preserve">80.30%</w:t>
+            </w:r>
+            <w:r>
+              <w:t xml:space="preserve">)</w:t>
             </w:r>
           </w:p>
         </w:tc>
@@ -1584,7 +1947,7 @@
                 <w:b/>
                 <w:bCs/>
               </w:rPr>
-              <w:t xml:space="preserve">Total (Pooled)</w:t>
+              <w:t xml:space="preserve">Total (Pooled, Single Judge)</w:t>
             </w:r>
           </w:p>
         </w:tc>
@@ -1633,7 +1996,7 @@
                 <w:b/>
                 <w:bCs/>
               </w:rPr>
-              <w:t xml:space="preserve">62 / 199</w:t>
+              <w:t xml:space="preserve">73 / 199</w:t>
             </w:r>
             <w:r>
               <w:rPr>
@@ -1655,7 +2018,7 @@
                 <w:b/>
                 <w:bCs/>
               </w:rPr>
-              <w:t xml:space="preserve">31.16%</w:t>
+              <w:t xml:space="preserve">36.68%</w:t>
             </w:r>
             <w:r>
               <w:rPr>
@@ -1679,7 +2042,7 @@
                 <w:b/>
                 <w:bCs/>
               </w:rPr>
-              <w:t xml:space="preserve">99 / 199</w:t>
+              <w:t xml:space="preserve">123 / 199</w:t>
             </w:r>
             <w:r>
               <w:rPr>
@@ -1701,7 +2064,7 @@
                 <w:b/>
                 <w:bCs/>
               </w:rPr>
-              <w:t xml:space="preserve">49.75%</w:t>
+              <w:t xml:space="preserve">61.81%</w:t>
             </w:r>
             <w:r>
               <w:rPr>
@@ -1725,40 +2088,70 @@
                 <w:b/>
                 <w:bCs/>
               </w:rPr>
-              <w:t xml:space="preserve">+18.59</w:t>
-            </w:r>
-          </w:p>
-        </w:tc>
-        <w:tc>
-          <w:tcPr/>
-          <w:p>
-            <w:pPr>
-              <w:pStyle w:val="Compact"/>
-              <w:jc w:val="center"/>
-            </w:pPr>
-            <w:r>
-              <w:rPr>
-                <w:rStyle w:val="VerbatimChar"/>
-                <w:b/>
-                <w:bCs/>
-              </w:rPr>
-              <w:t xml:space="preserve">+53 / -16</w:t>
-            </w:r>
-          </w:p>
-        </w:tc>
-        <w:tc>
-          <w:tcPr/>
-          <w:p>
-            <w:pPr>
-              <w:pStyle w:val="Compact"/>
-              <w:jc w:val="center"/>
-            </w:pPr>
-            <w:r>
-              <w:rPr>
-                <w:b/>
-                <w:bCs/>
-              </w:rPr>
-              <w:t xml:space="preserve">Mixed (Matched per task)</w:t>
+              <w:t xml:space="preserve">+25.13</w:t>
+            </w:r>
+          </w:p>
+        </w:tc>
+        <w:tc>
+          <w:tcPr/>
+          <w:p>
+            <w:pPr>
+              <w:pStyle w:val="Compact"/>
+              <w:jc w:val="center"/>
+            </w:pPr>
+            <w:r>
+              <w:rPr>
+                <w:rStyle w:val="VerbatimChar"/>
+                <w:b/>
+                <w:bCs/>
+              </w:rPr>
+              <w:t xml:space="preserve">+56 / -6</w:t>
+            </w:r>
+          </w:p>
+        </w:tc>
+        <w:tc>
+          <w:tcPr/>
+          <w:p>
+            <w:pPr>
+              <w:pStyle w:val="Compact"/>
+              <w:jc w:val="center"/>
+            </w:pPr>
+            <w:r>
+              <w:rPr>
+                <w:rStyle w:val="VerbatimChar"/>
+                <w:b/>
+                <w:bCs/>
+              </w:rPr>
+              <w:t xml:space="preserve">129 / 199</w:t>
+            </w:r>
+            <w:r>
+              <w:rPr>
+                <w:b/>
+                <w:bCs/>
+              </w:rPr>
+              <w:t xml:space="preserve"> </w:t>
+            </w:r>
+            <w:r>
+              <w:rPr>
+                <w:b/>
+                <w:bCs/>
+              </w:rPr>
+              <w:t xml:space="preserve">(</w:t>
+            </w:r>
+            <w:r>
+              <w:rPr>
+                <w:rStyle w:val="VerbatimChar"/>
+                <w:b/>
+                <w:bCs/>
+              </w:rPr>
+              <w:t xml:space="preserve">64.82%</w:t>
+            </w:r>
+            <w:r>
+              <w:rPr>
+                <w:b/>
+                <w:bCs/>
+              </w:rPr>
+              <w:t xml:space="preserve">)</w:t>
             </w:r>
           </w:p>
         </w:tc>
@@ -1768,9 +2161,9 @@
       <w:pPr>
         <w:pStyle w:val="Heading3"/>
       </w:pPr>
-      <w:bookmarkStart w:id="16" w:name="_b48b6f495ae13052757478797253174bef9f717"/>
-      <w:r>
-        <w:t xml:space="preserve">2.2 Summary Metrics</w:t>
+      <w:bookmarkStart w:id="16" w:name="_c819123d60802bf94b9122f97461a7d952e8c44"/>
+      <w:r>
+        <w:t xml:space="preserve">2.3 Study A Summary Metrics &amp; Resource Trade-offs</w:t>
       </w:r>
       <w:bookmarkEnd w:id="16"/>
     </w:p>
@@ -1811,19 +2204,25 @@
               <w:jc w:val="center"/>
             </w:pPr>
             <w:r>
-              <w:t xml:space="preserve">Base Arm</w:t>
-            </w:r>
-          </w:p>
-        </w:tc>
-        <w:tc>
-          <w:tcPr/>
-          <w:p>
-            <w:pPr>
-              <w:pStyle w:val="Compact"/>
-              <w:jc w:val="center"/>
-            </w:pPr>
-            <w:r>
-              <w:t xml:space="preserve">Augmented Arm</w:t>
+              <w:rPr>
+                <w:rStyle w:val="VerbatimChar"/>
+              </w:rPr>
+              <w:t xml:space="preserve">direct_rag</w:t>
+            </w:r>
+          </w:p>
+        </w:tc>
+        <w:tc>
+          <w:tcPr/>
+          <w:p>
+            <w:pPr>
+              <w:pStyle w:val="Compact"/>
+              <w:jc w:val="center"/>
+            </w:pPr>
+            <w:r>
+              <w:rPr>
+                <w:rStyle w:val="VerbatimChar"/>
+              </w:rPr>
+              <w:t xml:space="preserve">direct_claimlayer</w:t>
             </w:r>
           </w:p>
         </w:tc>
@@ -1868,7 +2267,7 @@
               <w:rPr>
                 <w:rStyle w:val="VerbatimChar"/>
               </w:rPr>
-              <w:t xml:space="preserve">62 / 199</w:t>
+              <w:t xml:space="preserve">73 / 199</w:t>
             </w:r>
             <w:r>
               <w:t xml:space="preserve"> </w:t>
@@ -1880,7 +2279,7 @@
               <w:rPr>
                 <w:rStyle w:val="VerbatimChar"/>
               </w:rPr>
-              <w:t xml:space="preserve">31.16%</w:t>
+              <w:t xml:space="preserve">36.68%</w:t>
             </w:r>
             <w:r>
               <w:t xml:space="preserve">)</w:t>
@@ -1898,7 +2297,7 @@
               <w:rPr>
                 <w:rStyle w:val="VerbatimChar"/>
               </w:rPr>
-              <w:t xml:space="preserve">99 / 199</w:t>
+              <w:t xml:space="preserve">123 / 199</w:t>
             </w:r>
             <w:r>
               <w:t xml:space="preserve"> </w:t>
@@ -1910,7 +2309,7 @@
               <w:rPr>
                 <w:rStyle w:val="VerbatimChar"/>
               </w:rPr>
-              <w:t xml:space="preserve">49.75%</w:t>
+              <w:t xml:space="preserve">61.81%</w:t>
             </w:r>
             <w:r>
               <w:t xml:space="preserve">)</w:t>
@@ -1930,7 +2329,7 @@
                 <w:b/>
                 <w:bCs/>
               </w:rPr>
-              <w:t xml:space="preserve">+37</w:t>
+              <w:t xml:space="preserve">+50</w:t>
             </w:r>
             <w:r>
               <w:rPr>
@@ -1952,7 +2351,7 @@
                 <w:b/>
                 <w:bCs/>
               </w:rPr>
-              <w:t xml:space="preserve">+18.59 pp</w:t>
+              <w:t xml:space="preserve">+25.13 pp</w:t>
             </w:r>
             <w:r>
               <w:rPr>
@@ -1974,7 +2373,7 @@
                 <w:b/>
                 <w:bCs/>
               </w:rPr>
-              <w:t xml:space="preserve">1.60x</w:t>
+              <w:t xml:space="preserve">1.68x</w:t>
             </w:r>
             <w:r>
               <w:rPr>
@@ -2014,39 +2413,39 @@
               <w:rPr>
                 <w:rStyle w:val="VerbatimChar"/>
               </w:rPr>
-              <w:t xml:space="preserve">25.10%</w:t>
-            </w:r>
-          </w:p>
-        </w:tc>
-        <w:tc>
-          <w:tcPr/>
-          <w:p>
-            <w:pPr>
-              <w:pStyle w:val="Compact"/>
-              <w:jc w:val="center"/>
-            </w:pPr>
-            <w:r>
-              <w:rPr>
-                <w:rStyle w:val="VerbatimChar"/>
-              </w:rPr>
-              <w:t xml:space="preserve">48.42%</w:t>
-            </w:r>
-          </w:p>
-        </w:tc>
-        <w:tc>
-          <w:tcPr/>
-          <w:p>
-            <w:pPr>
-              <w:pStyle w:val="Compact"/>
-              <w:jc w:val="center"/>
-            </w:pPr>
-            <w:r>
-              <w:rPr>
-                <w:rStyle w:val="VerbatimChar"/>
-                <w:b/>
-                <w:bCs/>
-              </w:rPr>
-              <w:t xml:space="preserve">+23.32 pp</w:t>
+              <w:t xml:space="preserve">40.51%</w:t>
+            </w:r>
+          </w:p>
+        </w:tc>
+        <w:tc>
+          <w:tcPr/>
+          <w:p>
+            <w:pPr>
+              <w:pStyle w:val="Compact"/>
+              <w:jc w:val="center"/>
+            </w:pPr>
+            <w:r>
+              <w:rPr>
+                <w:rStyle w:val="VerbatimChar"/>
+              </w:rPr>
+              <w:t xml:space="preserve">60.26%</w:t>
+            </w:r>
+          </w:p>
+        </w:tc>
+        <w:tc>
+          <w:tcPr/>
+          <w:p>
+            <w:pPr>
+              <w:pStyle w:val="Compact"/>
+              <w:jc w:val="center"/>
+            </w:pPr>
+            <w:r>
+              <w:rPr>
+                <w:rStyle w:val="VerbatimChar"/>
+                <w:b/>
+                <w:bCs/>
+              </w:rPr>
+              <w:t xml:space="preserve">+19.75 pp</w:t>
             </w:r>
           </w:p>
         </w:tc>
@@ -2091,7 +2490,7 @@
               <w:rPr>
                 <w:rStyle w:val="VerbatimChar"/>
               </w:rPr>
-              <w:t xml:space="preserve">+53</w:t>
+              <w:t xml:space="preserve">+56</w:t>
             </w:r>
             <w:r>
               <w:t xml:space="preserve"> </w:t>
@@ -2106,7 +2505,7 @@
               <w:rPr>
                 <w:rStyle w:val="VerbatimChar"/>
               </w:rPr>
-              <w:t xml:space="preserve">-16</w:t>
+              <w:t xml:space="preserve">-6</w:t>
             </w:r>
             <w:r>
               <w:t xml:space="preserve"> </w:t>
@@ -2133,7 +2532,7 @@
               <w:rPr>
                 <w:rStyle w:val="VerbatimChar"/>
               </w:rPr>
-              <w:t xml:space="preserve">+37</w:t>
+              <w:t xml:space="preserve">+50</w:t>
             </w:r>
             <w:r>
               <w:t xml:space="preserve"> </w:t>
@@ -2184,7 +2583,7 @@
               <w:rPr>
                 <w:rStyle w:val="VerbatimChar"/>
               </w:rPr>
-              <w:t xml:space="preserve">115 / 199</w:t>
+              <w:t xml:space="preserve">129 / 199</w:t>
             </w:r>
             <w:r>
               <w:t xml:space="preserve"> </w:t>
@@ -2196,7 +2595,7 @@
               <w:rPr>
                 <w:rStyle w:val="VerbatimChar"/>
               </w:rPr>
-              <w:t xml:space="preserve">57.79%</w:t>
+              <w:t xml:space="preserve">64.82%</w:t>
             </w:r>
             <w:r>
               <w:t xml:space="preserve">)</w:t>
@@ -2211,31 +2610,31 @@
               <w:jc w:val="center"/>
             </w:pPr>
             <w:r>
-              <w:t xml:space="preserve">Banking union:</w:t>
+              <w:rPr>
+                <w:rStyle w:val="VerbatimChar"/>
+              </w:rPr>
+              <w:t xml:space="preserve">+6</w:t>
             </w:r>
             <w:r>
               <w:t xml:space="preserve"> </w:t>
             </w:r>
             <w:r>
-              <w:rPr>
-                <w:rStyle w:val="VerbatimChar"/>
-              </w:rPr>
-              <w:t xml:space="preserve">56 / 66</w:t>
+              <w:t xml:space="preserve">criteria above</w:t>
             </w:r>
             <w:r>
               <w:t xml:space="preserve"> </w:t>
             </w:r>
             <w:r>
-              <w:t xml:space="preserve">(</w:t>
-            </w:r>
-            <w:r>
-              <w:rPr>
-                <w:rStyle w:val="VerbatimChar"/>
-              </w:rPr>
-              <w:t xml:space="preserve">84.85%</w:t>
-            </w:r>
-            <w:r>
-              <w:t xml:space="preserve">)</w:t>
+              <w:rPr>
+                <w:rStyle w:val="VerbatimChar"/>
+              </w:rPr>
+              <w:t xml:space="preserve">direct_claimlayer</w:t>
+            </w:r>
+            <w:r>
+              <w:t xml:space="preserve"> </w:t>
+            </w:r>
+            <w:r>
+              <w:t xml:space="preserve">alone</w:t>
             </w:r>
           </w:p>
         </w:tc>
@@ -2253,34 +2652,22 @@
                 <w:b/>
                 <w:bCs/>
               </w:rPr>
-              <w:t xml:space="preserve">Oracle Whole-Deliverable Selector (1 response/task)</w:t>
-            </w:r>
-          </w:p>
-        </w:tc>
-        <w:tc>
-          <w:tcPr/>
-          <w:p>
-            <w:pPr>
-              <w:pStyle w:val="Compact"/>
-              <w:jc w:val="center"/>
-            </w:pPr>
-            <w:r>
-              <w:t xml:space="preserve">—</w:t>
-            </w:r>
-          </w:p>
-        </w:tc>
-        <w:tc>
-          <w:tcPr/>
-          <w:p>
-            <w:pPr>
-              <w:pStyle w:val="Compact"/>
-              <w:jc w:val="center"/>
-            </w:pPr>
-            <w:r>
-              <w:rPr>
-                <w:rStyle w:val="VerbatimChar"/>
-              </w:rPr>
-              <w:t xml:space="preserve">99 / 199</w:t>
+              <w:t xml:space="preserve">Tool Calls Executed per Task</w:t>
+            </w:r>
+          </w:p>
+        </w:tc>
+        <w:tc>
+          <w:tcPr/>
+          <w:p>
+            <w:pPr>
+              <w:pStyle w:val="Compact"/>
+              <w:jc w:val="center"/>
+            </w:pPr>
+            <w:r>
+              <w:rPr>
+                <w:rStyle w:val="VerbatimChar"/>
+              </w:rPr>
+              <w:t xml:space="preserve">5</w:t>
             </w:r>
             <w:r>
               <w:t xml:space="preserve"> </w:t>
@@ -2292,22 +2679,85 @@
               <w:rPr>
                 <w:rStyle w:val="VerbatimChar"/>
               </w:rPr>
-              <w:t xml:space="preserve">49.75%</w:t>
-            </w:r>
-            <w:r>
-              <w:t xml:space="preserve">)</w:t>
-            </w:r>
-          </w:p>
-        </w:tc>
-        <w:tc>
-          <w:tcPr/>
-          <w:p>
-            <w:pPr>
-              <w:pStyle w:val="Compact"/>
-              <w:jc w:val="center"/>
-            </w:pPr>
-            <w:r>
-              <w:t xml:space="preserve">Selects augmented arm on all 4 tasks</w:t>
+              <w:t xml:space="preserve">20</w:t>
+            </w:r>
+            <w:r>
+              <w:t xml:space="preserve"> </w:t>
+            </w:r>
+            <w:r>
+              <w:t xml:space="preserve">total)</w:t>
+            </w:r>
+          </w:p>
+        </w:tc>
+        <w:tc>
+          <w:tcPr/>
+          <w:p>
+            <w:pPr>
+              <w:pStyle w:val="Compact"/>
+              <w:jc w:val="center"/>
+            </w:pPr>
+            <w:r>
+              <w:rPr>
+                <w:rStyle w:val="VerbatimChar"/>
+              </w:rPr>
+              <w:t xml:space="preserve">5</w:t>
+            </w:r>
+            <w:r>
+              <w:t xml:space="preserve"> </w:t>
+            </w:r>
+            <w:r>
+              <w:t xml:space="preserve">(</w:t>
+            </w:r>
+            <w:r>
+              <w:rPr>
+                <w:rStyle w:val="VerbatimChar"/>
+              </w:rPr>
+              <w:t xml:space="preserve">20</w:t>
+            </w:r>
+            <w:r>
+              <w:t xml:space="preserve"> </w:t>
+            </w:r>
+            <w:r>
+              <w:t xml:space="preserve">total)</w:t>
+            </w:r>
+          </w:p>
+        </w:tc>
+        <w:tc>
+          <w:tcPr/>
+          <w:p>
+            <w:pPr>
+              <w:pStyle w:val="Compact"/>
+              <w:jc w:val="center"/>
+            </w:pPr>
+            <w:r>
+              <w:t xml:space="preserve">Matched (</w:t>
+            </w:r>
+            <w:r>
+              <w:rPr>
+                <w:rStyle w:val="VerbatimChar"/>
+              </w:rPr>
+              <w:t xml:space="preserve">5</w:t>
+            </w:r>
+            <w:r>
+              <w:t xml:space="preserve"> </w:t>
+            </w:r>
+            <w:r>
+              <w:t xml:space="preserve">tool calls +</w:t>
+            </w:r>
+            <w:r>
+              <w:t xml:space="preserve"> </w:t>
+            </w:r>
+            <w:r>
+              <w:rPr>
+                <w:rStyle w:val="VerbatimChar"/>
+              </w:rPr>
+              <w:t xml:space="preserve">1</w:t>
+            </w:r>
+            <w:r>
+              <w:t xml:space="preserve"> </w:t>
+            </w:r>
+            <w:r>
+              <w:t xml:space="preserve">synthesis call)</w:t>
             </w:r>
           </w:p>
         </w:tc>
@@ -2340,755 +2790,329 @@
               <w:rPr>
                 <w:rStyle w:val="VerbatimChar"/>
               </w:rPr>
-              <w:t xml:space="preserve">220,320</w:t>
-            </w:r>
-          </w:p>
-        </w:tc>
-        <w:tc>
-          <w:tcPr/>
-          <w:p>
-            <w:pPr>
-              <w:pStyle w:val="Compact"/>
-              <w:jc w:val="center"/>
-            </w:pPr>
-            <w:r>
-              <w:rPr>
-                <w:rStyle w:val="VerbatimChar"/>
-              </w:rPr>
-              <w:t xml:space="preserve">388,406</w:t>
-            </w:r>
-          </w:p>
-        </w:tc>
-        <w:tc>
-          <w:tcPr/>
-          <w:p>
-            <w:pPr>
-              <w:pStyle w:val="Compact"/>
-              <w:jc w:val="center"/>
-            </w:pPr>
-            <w:r>
-              <w:rPr>
-                <w:rStyle w:val="VerbatimChar"/>
-                <w:b/>
-                <w:bCs/>
-              </w:rPr>
-              <w:t xml:space="preserve">+168,086</w:t>
-            </w:r>
-            <w:r>
-              <w:rPr>
-                <w:b/>
-                <w:bCs/>
-              </w:rPr>
+              <w:t xml:space="preserve">142,756</w:t>
+            </w:r>
+          </w:p>
+        </w:tc>
+        <w:tc>
+          <w:tcPr/>
+          <w:p>
+            <w:pPr>
+              <w:pStyle w:val="Compact"/>
+              <w:jc w:val="center"/>
+            </w:pPr>
+            <w:r>
+              <w:rPr>
+                <w:rStyle w:val="VerbatimChar"/>
+              </w:rPr>
+              <w:t xml:space="preserve">640,546</w:t>
+            </w:r>
+          </w:p>
+        </w:tc>
+        <w:tc>
+          <w:tcPr/>
+          <w:p>
+            <w:pPr>
+              <w:pStyle w:val="Compact"/>
+              <w:jc w:val="center"/>
+            </w:pPr>
+            <w:r>
+              <w:rPr>
+                <w:rStyle w:val="VerbatimChar"/>
+              </w:rPr>
+              <w:t xml:space="preserve">+497,790</w:t>
+            </w:r>
+            <w:r>
               <w:t xml:space="preserve"> </w:t>
             </w:r>
             <w:r>
-              <w:rPr>
-                <w:b/>
-                <w:bCs/>
-              </w:rPr>
               <w:t xml:space="preserve">tokens (</w:t>
             </w:r>
             <w:r>
               <w:rPr>
                 <w:rStyle w:val="VerbatimChar"/>
-                <w:b/>
-                <w:bCs/>
-              </w:rPr>
-              <w:t xml:space="preserve">+76.3%</w:t>
-            </w:r>
-            <w:r>
-              <w:rPr>
-                <w:b/>
-                <w:bCs/>
-              </w:rPr>
-              <w:t xml:space="preserve">)</w:t>
-            </w:r>
-          </w:p>
-        </w:tc>
-      </w:tr>
-      <w:tr>
-        <w:tc>
-          <w:tcPr/>
-          <w:p>
-            <w:pPr>
-              <w:pStyle w:val="Compact"/>
-              <w:jc w:val="left"/>
-            </w:pPr>
-            <w:r>
-              <w:rPr>
-                <w:b/>
-                <w:bCs/>
-              </w:rPr>
-              <w:t xml:space="preserve">Logged Solver Cost (Historical USD, excl. judge)</w:t>
-            </w:r>
-          </w:p>
-        </w:tc>
-        <w:tc>
-          <w:tcPr/>
-          <w:p>
-            <w:pPr>
-              <w:pStyle w:val="Compact"/>
-              <w:jc w:val="center"/>
-            </w:pPr>
-            <w:r>
-              <w:rPr>
-                <w:rStyle w:val="VerbatimChar"/>
-              </w:rPr>
-              <w:t xml:space="preserve">USD 1.8000</w:t>
-            </w:r>
-          </w:p>
-        </w:tc>
-        <w:tc>
-          <w:tcPr/>
-          <w:p>
-            <w:pPr>
-              <w:pStyle w:val="Compact"/>
-              <w:jc w:val="center"/>
-            </w:pPr>
-            <w:r>
-              <w:rPr>
-                <w:rStyle w:val="VerbatimChar"/>
-              </w:rPr>
-              <w:t xml:space="preserve">USD 2.4705</w:t>
-            </w:r>
-          </w:p>
-        </w:tc>
-        <w:tc>
-          <w:tcPr/>
-          <w:p>
-            <w:pPr>
-              <w:pStyle w:val="Compact"/>
-              <w:jc w:val="center"/>
-            </w:pPr>
-            <w:r>
-              <w:rPr>
-                <w:rStyle w:val="VerbatimChar"/>
-                <w:b/>
-                <w:bCs/>
-              </w:rPr>
-              <w:t xml:space="preserve">+USD 0.6705</w:t>
-            </w:r>
-            <w:r>
-              <w:rPr>
-                <w:b/>
-                <w:bCs/>
-              </w:rPr>
+              </w:rPr>
+              <w:t xml:space="preserve">4.49x</w:t>
+            </w:r>
+            <w:r>
               <w:t xml:space="preserve"> </w:t>
             </w:r>
             <w:r>
-              <w:rPr>
-                <w:b/>
-                <w:bCs/>
-              </w:rPr>
-              <w:t xml:space="preserve">(</w:t>
-            </w:r>
-            <w:r>
-              <w:rPr>
-                <w:rStyle w:val="VerbatimChar"/>
-                <w:b/>
-                <w:bCs/>
-              </w:rPr>
-              <w:t xml:space="preserve">+37.3%</w:t>
-            </w:r>
-            <w:r>
-              <w:rPr>
-                <w:b/>
-                <w:bCs/>
-              </w:rPr>
-              <w:t xml:space="preserve">)</w:t>
+              <w:t xml:space="preserve">context volume)</w:t>
             </w:r>
           </w:p>
         </w:tc>
       </w:tr>
     </w:tbl>
     <w:p>
-      <w:r>
-        <w:pict>
-          <v:rect style="width:0;height:1.5pt" o:hralign="center" o:hrstd="t" o:hr="t"/>
-        </w:pict>
-      </w:r>
-    </w:p>
-    <w:p>
-      <w:pPr>
-        <w:pStyle w:val="Heading2"/>
-      </w:pPr>
-      <w:bookmarkStart w:id="17" w:name="_07d2223449dc267152cd3d3b6f3b058da8e3bae"/>
-      <w:r>
-        <w:t xml:space="preserve">3. Methodological Notes: Artifact Repair, Judge Sensitivity, and Oracle Union</w:t>
+      <w:pPr>
+        <w:pStyle w:val="Heading3"/>
+      </w:pPr>
+      <w:bookmarkStart w:id="17" w:name="_fbf89dd1d227952051578c2948a8c9cc2884af0"/>
+      <w:r>
+        <w:t xml:space="preserve">2.4 Key Takeaways from Study A</w:t>
       </w:r>
       <w:bookmarkEnd w:id="17"/>
     </w:p>
     <w:p>
       <w:pPr>
-        <w:pStyle w:val="Heading3"/>
-      </w:pPr>
-      <w:bookmarkStart w:id="18" w:name="_e0e8fc38b6b2d8fc3294f8a69c9080e1a902148"/>
-      <w:r>
-        <w:t xml:space="preserve">3.1 Why Earlier Unpaired</w:t>
-      </w:r>
-      <w:r>
-        <w:t xml:space="preserve"> </w:t>
-      </w:r>
-      <w:r>
-        <w:t xml:space="preserve">“Strict”</w:t>
-      </w:r>
-      <w:r>
-        <w:t xml:space="preserve"> </w:t>
-      </w:r>
-      <w:r>
-        <w:t xml:space="preserve">Aggregates (</w:t>
-      </w:r>
-      <w:r>
-        <w:rPr>
-          <w:rStyle w:val="VerbatimChar"/>
-        </w:rPr>
-        <w:t xml:space="preserve">47/199</w:t>
-      </w:r>
-      <w:r>
-        <w:t xml:space="preserve"> </w:t>
-      </w:r>
-      <w:r>
-        <w:t xml:space="preserve">vs. </w:t>
-      </w:r>
-      <w:r>
-        <w:rPr>
-          <w:rStyle w:val="VerbatimChar"/>
-        </w:rPr>
-        <w:t xml:space="preserve">106/199</w:t>
-      </w:r>
-      <w:r>
-        <w:t xml:space="preserve">) Were Replaced</w:t>
-      </w:r>
-      <w:bookmarkEnd w:id="18"/>
-    </w:p>
-    <w:p>
-      <w:pPr>
-        <w:pStyle w:val="FirstParagraph"/>
-      </w:pPr>
-      <w:r>
-        <w:t xml:space="preserve">An earlier draft reported</w:t>
-      </w:r>
-      <w:r>
-        <w:t xml:space="preserve"> </w:t>
-      </w:r>
-      <w:r>
-        <w:rPr>
-          <w:rStyle w:val="VerbatimChar"/>
-        </w:rPr>
-        <w:t xml:space="preserve">47/199</w:t>
-      </w:r>
-      <w:r>
-        <w:t xml:space="preserve"> </w:t>
-      </w:r>
-      <w:r>
+        <w:pStyle w:val="Compact"/>
+        <w:numPr>
+          <w:ilvl w:val="0"/>
+          <w:numId w:val="1007"/>
+        </w:numPr>
+      </w:pPr>
+      <w:r>
+        <w:rPr>
+          <w:b/>
+          <w:bCs/>
+        </w:rPr>
+        <w:t xml:space="preserve">Substantial Gain on Redline &amp; Quantitative Contract Tasks (</w:t>
+      </w:r>
+      <w:r>
+        <w:rPr>
+          <w:rStyle w:val="VerbatimChar"/>
+          <w:b/>
+          <w:bCs/>
+        </w:rPr>
+        <w:t xml:space="preserve">+30.65 pp</w:t>
+      </w:r>
+      <w:r>
+        <w:rPr>
+          <w:b/>
+          <w:bCs/>
+        </w:rPr>
+        <w:t xml:space="preserve"> </w:t>
+      </w:r>
+      <w:r>
+        <w:rPr>
+          <w:b/>
+          <w:bCs/>
+        </w:rPr>
+        <w:t xml:space="preserve">and</w:t>
+      </w:r>
+      <w:r>
+        <w:rPr>
+          <w:b/>
+          <w:bCs/>
+        </w:rPr>
+        <w:t xml:space="preserve"> </w:t>
+      </w:r>
+      <w:r>
+        <w:rPr>
+          <w:rStyle w:val="VerbatimChar"/>
+          <w:b/>
+          <w:bCs/>
+        </w:rPr>
+        <w:t xml:space="preserve">+45.45 pp</w:t>
+      </w:r>
+      <w:r>
+        <w:rPr>
+          <w:b/>
+          <w:bCs/>
+        </w:rPr>
+        <w:t xml:space="preserve">):</w:t>
+      </w:r>
+      <w:r>
+        <w:t xml:space="preserve"> </w:t>
+      </w:r>
+      <w:r>
+        <w:t xml:space="preserve">When the LLM is restricted to 5 tool-calling rounds without</w:t>
+      </w:r>
+      <w:r>
+        <w:t xml:space="preserve"> </w:t>
+      </w:r>
+      <w:r>
+        <w:rPr>
+          <w:rStyle w:val="VerbatimChar"/>
+        </w:rPr>
+        <w:t xml:space="preserve">bash</w:t>
+      </w:r>
+      <w:r>
+        <w:t xml:space="preserve">, standard BM25 chunk search (</w:t>
+      </w:r>
+      <w:r>
+        <w:rPr>
+          <w:rStyle w:val="VerbatimChar"/>
+        </w:rPr>
+        <w:t xml:space="preserve">direct_rag</w:t>
+      </w:r>
+      <w:r>
+        <w:t xml:space="preserve">) misses scattered clause modifications and fails to align counterparty markups with governing playbooks and financial tables (</w:t>
+      </w:r>
+      <w:r>
+        <w:rPr>
+          <w:rStyle w:val="VerbatimChar"/>
+        </w:rPr>
+        <w:t xml:space="preserve">13/62</w:t>
+      </w:r>
+      <w:r>
+        <w:t xml:space="preserve"> </w:t>
+      </w:r>
+      <w:r>
+        <w:t xml:space="preserve">on Corporate M&amp;A;</w:t>
+      </w:r>
+      <w:r>
+        <w:t xml:space="preserve"> </w:t>
+      </w:r>
+      <w:r>
+        <w:rPr>
+          <w:rStyle w:val="VerbatimChar"/>
+        </w:rPr>
+        <w:t xml:space="preserve">23/66</w:t>
+      </w:r>
+      <w:r>
+        <w:t xml:space="preserve"> </w:t>
+      </w:r>
+      <w:r>
+        <w:t xml:space="preserve">on Banking &amp; Finance). Providing structured claim units,</w:t>
+      </w:r>
+      <w:r>
+        <w:t xml:space="preserve"> </w:t>
+      </w:r>
+      <w:r>
+        <w:rPr>
+          <w:rStyle w:val="VerbatimChar"/>
+        </w:rPr>
+        <w:t xml:space="preserve">OriginTier</w:t>
+      </w:r>
+      <w:r>
+        <w:t xml:space="preserve"> </w:t>
+      </w:r>
+      <w:r>
+        <w:t xml:space="preserve">authority inventory, controlling tables, and deterministic clause-by-clause diffs (</w:t>
+      </w:r>
+      <w:r>
+        <w:rPr>
+          <w:rStyle w:val="VerbatimChar"/>
+        </w:rPr>
+        <w:t xml:space="preserve">direct_claimlayer</w:t>
+      </w:r>
+      <w:r>
+        <w:t xml:space="preserve">) raises Corporate M&amp;A to</w:t>
+      </w:r>
+      <w:r>
+        <w:t xml:space="preserve"> </w:t>
+      </w:r>
+      <w:r>
+        <w:rPr>
+          <w:rStyle w:val="VerbatimChar"/>
+          <w:b/>
+          <w:bCs/>
+        </w:rPr>
+        <w:t xml:space="preserve">32/62</w:t>
+      </w:r>
+      <w:r>
+        <w:rPr>
+          <w:b/>
+          <w:bCs/>
+        </w:rPr>
+        <w:t xml:space="preserve"> </w:t>
+      </w:r>
+      <w:r>
+        <w:rPr>
+          <w:b/>
+          <w:bCs/>
+        </w:rPr>
         <w:t xml:space="preserve">(</w:t>
       </w:r>
       <w:r>
         <w:rPr>
           <w:rStyle w:val="VerbatimChar"/>
-        </w:rPr>
-        <w:t xml:space="preserve">23.62%</w:t>
-      </w:r>
-      <w:r>
-        <w:t xml:space="preserve">) versus</w:t>
-      </w:r>
-      <w:r>
-        <w:t xml:space="preserve"> </w:t>
-      </w:r>
-      <w:r>
-        <w:rPr>
-          <w:rStyle w:val="VerbatimChar"/>
-        </w:rPr>
-        <w:t xml:space="preserve">106/199</w:t>
-      </w:r>
-      <w:r>
-        <w:t xml:space="preserve"> </w:t>
-      </w:r>
-      <w:r>
+          <w:b/>
+          <w:bCs/>
+        </w:rPr>
+        <w:t xml:space="preserve">51.61%</w:t>
+      </w:r>
+      <w:r>
+        <w:rPr>
+          <w:b/>
+          <w:bCs/>
+        </w:rPr>
+        <w:t xml:space="preserve">,</w:t>
+      </w:r>
+      <w:r>
+        <w:rPr>
+          <w:b/>
+          <w:bCs/>
+        </w:rPr>
+        <w:t xml:space="preserve"> </w:t>
+      </w:r>
+      <w:r>
+        <w:rPr>
+          <w:rStyle w:val="VerbatimChar"/>
+          <w:b/>
+          <w:bCs/>
+        </w:rPr>
+        <w:t xml:space="preserve">+23 / -4</w:t>
+      </w:r>
+      <w:r>
+        <w:rPr>
+          <w:b/>
+          <w:bCs/>
+        </w:rPr>
+        <w:t xml:space="preserve">)</w:t>
+      </w:r>
+      <w:r>
+        <w:t xml:space="preserve"> </w:t>
+      </w:r>
+      <w:r>
+        <w:t xml:space="preserve">and Banking &amp; Finance to</w:t>
+      </w:r>
+      <w:r>
+        <w:t xml:space="preserve"> </w:t>
+      </w:r>
+      <w:r>
+        <w:rPr>
+          <w:rStyle w:val="VerbatimChar"/>
+          <w:b/>
+          <w:bCs/>
+        </w:rPr>
+        <w:t xml:space="preserve">53/66</w:t>
+      </w:r>
+      <w:r>
+        <w:rPr>
+          <w:b/>
+          <w:bCs/>
+        </w:rPr>
+        <w:t xml:space="preserve"> </w:t>
+      </w:r>
+      <w:r>
+        <w:rPr>
+          <w:b/>
+          <w:bCs/>
+        </w:rPr>
         <w:t xml:space="preserve">(</w:t>
       </w:r>
       <w:r>
         <w:rPr>
           <w:rStyle w:val="VerbatimChar"/>
-        </w:rPr>
-        <w:t xml:space="preserve">53.27%</w:t>
-      </w:r>
-      <w:r>
-        <w:t xml:space="preserve">). Reassessment of the saved evaluation files identified three reasons why that aggregate is not retained as a primary controlled comparison:</w:t>
-      </w:r>
-      <w:r>
-        <w:t xml:space="preserve"> </w:t>
-      </w:r>
-      <w:r>
-        <w:t xml:space="preserve">1.</w:t>
-      </w:r>
-      <w:r>
-        <w:t xml:space="preserve"> </w:t>
-      </w:r>
-      <w:r>
-        <w:rPr>
-          <w:b/>
-          <w:bCs/>
-        </w:rPr>
-        <w:t xml:space="preserve">Pre-Repair Container Failures in Corporate M&amp;A:</w:t>
-      </w:r>
-      <w:r>
-        <w:t xml:space="preserve"> </w:t>
-      </w:r>
-      <w:r>
-        <w:t xml:space="preserve">Saved pre-repair files show</w:t>
-      </w:r>
-      <w:r>
-        <w:t xml:space="preserve"> </w:t>
-      </w:r>
-      <w:r>
-        <w:rPr>
-          <w:rStyle w:val="VerbatimChar"/>
-        </w:rPr>
-        <w:t xml:space="preserve">0/62</w:t>
-      </w:r>
-      <w:r>
-        <w:t xml:space="preserve"> </w:t>
-      </w:r>
-      <w:r>
-        <w:t xml:space="preserve">for</w:t>
-      </w:r>
-      <w:r>
-        <w:t xml:space="preserve"> </w:t>
-      </w:r>
-      <w:r>
-        <w:rPr>
-          <w:i/>
-          <w:iCs/>
-        </w:rPr>
-        <w:t xml:space="preserve">both</w:t>
-      </w:r>
-      <w:r>
-        <w:t xml:space="preserve"> </w:t>
-      </w:r>
-      <w:r>
-        <w:t xml:space="preserve">corporate M&amp;A arms before container repair (when raw Markdown was written to</w:t>
-      </w:r>
-      <w:r>
-        <w:t xml:space="preserve"> </w:t>
-      </w:r>
-      <w:r>
-        <w:rPr>
-          <w:rStyle w:val="VerbatimChar"/>
-        </w:rPr>
-        <w:t xml:space="preserve">.docx</w:t>
-      </w:r>
-      <w:r>
-        <w:t xml:space="preserve"> </w:t>
-      </w:r>
-      <w:r>
-        <w:t xml:space="preserve">filenames, causing</w:t>
-      </w:r>
-      <w:r>
-        <w:t xml:space="preserve"> </w:t>
-      </w:r>
-      <w:r>
-        <w:rPr>
-          <w:rStyle w:val="VerbatimChar"/>
-        </w:rPr>
-        <w:t xml:space="preserve">pandoc</w:t>
-      </w:r>
-      <w:r>
-        <w:t xml:space="preserve"> </w:t>
-      </w:r>
-      <w:r>
-        <w:t xml:space="preserve">ZIP unpacking to fail), not only for the base arm.</w:t>
-      </w:r>
-      <w:r>
-        <w:t xml:space="preserve"> </w:t>
-      </w:r>
-      <w:r>
-        <w:t xml:space="preserve">2.</w:t>
-      </w:r>
-      <w:r>
-        <w:t xml:space="preserve"> </w:t>
-      </w:r>
-      <w:r>
-        <w:rPr>
-          <w:b/>
-          <w:bCs/>
-        </w:rPr>
-        <w:t xml:space="preserve">Judge Differences on Repaired M&amp;A:</w:t>
-      </w:r>
-      <w:r>
-        <w:t xml:space="preserve"> </w:t>
-      </w:r>
-      <w:r>
-        <w:t xml:space="preserve">After container repair, the augmented M&amp;A deliverable scored</w:t>
-      </w:r>
-      <w:r>
-        <w:t xml:space="preserve"> </w:t>
-      </w:r>
-      <w:r>
-        <w:rPr>
-          <w:rStyle w:val="VerbatimChar"/>
-        </w:rPr>
-        <w:t xml:space="preserve">31/62</w:t>
-      </w:r>
-      <w:r>
-        <w:t xml:space="preserve"> </w:t>
-      </w:r>
-      <w:r>
-        <w:t xml:space="preserve">under</w:t>
-      </w:r>
-      <w:r>
-        <w:t xml:space="preserve"> </w:t>
-      </w:r>
-      <w:r>
-        <w:rPr>
-          <w:rStyle w:val="VerbatimChar"/>
-        </w:rPr>
-        <w:t xml:space="preserve">openai/gpt-4.1</w:t>
-      </w:r>
-      <w:r>
-        <w:t xml:space="preserve"> </w:t>
-      </w:r>
-      <w:r>
-        <w:t xml:space="preserve">and</w:t>
-      </w:r>
-      <w:r>
-        <w:t xml:space="preserve"> </w:t>
-      </w:r>
-      <w:r>
-        <w:rPr>
-          <w:rStyle w:val="VerbatimChar"/>
-        </w:rPr>
-        <w:t xml:space="preserve">24/62</w:t>
-      </w:r>
-      <w:r>
-        <w:t xml:space="preserve"> </w:t>
-      </w:r>
-      <w:r>
-        <w:t xml:space="preserve">under</w:t>
-      </w:r>
-      <w:r>
-        <w:t xml:space="preserve"> </w:t>
-      </w:r>
-      <w:r>
-        <w:rPr>
-          <w:rStyle w:val="VerbatimChar"/>
-        </w:rPr>
-        <w:t xml:space="preserve">nvidia/nemotron-3-super-120b-a12b</w:t>
-      </w:r>
-      <w:r>
-        <w:t xml:space="preserve">, while the repaired base deliverable was scored under Nemotron (</w:t>
-      </w:r>
-      <w:r>
-        <w:rPr>
-          <w:rStyle w:val="VerbatimChar"/>
-        </w:rPr>
-        <w:t xml:space="preserve">15/62</w:t>
-      </w:r>
-      <w:r>
-        <w:t xml:space="preserve">).</w:t>
-      </w:r>
-      <w:r>
-        <w:t xml:space="preserve"> </w:t>
-      </w:r>
-      <w:r>
-        <w:t xml:space="preserve">3.</w:t>
-      </w:r>
-      <w:r>
-        <w:t xml:space="preserve"> </w:t>
-      </w:r>
-      <w:r>
-        <w:rPr>
-          <w:b/>
-          <w:bCs/>
-        </w:rPr>
-        <w:t xml:space="preserve">Structured Finance Readability Stage:</w:t>
-      </w:r>
-      <w:r>
-        <w:t xml:space="preserve"> </w:t>
-      </w:r>
-      <w:r>
-        <w:t xml:space="preserve">An earlier</w:t>
-      </w:r>
-      <w:r>
-        <w:t xml:space="preserve"> </w:t>
-      </w:r>
-      <w:r>
-        <w:rPr>
-          <w:rStyle w:val="VerbatimChar"/>
-        </w:rPr>
-        <w:t xml:space="preserve">openai/gpt-4.1</w:t>
-      </w:r>
-      <w:r>
-        <w:t xml:space="preserve"> </w:t>
-      </w:r>
-      <w:r>
-        <w:t xml:space="preserve">evaluation on structured finance scored</w:t>
-      </w:r>
-      <w:r>
-        <w:t xml:space="preserve"> </w:t>
-      </w:r>
-      <w:r>
-        <w:rPr>
-          <w:rStyle w:val="VerbatimChar"/>
-        </w:rPr>
-        <w:t xml:space="preserve">0/37</w:t>
-      </w:r>
-      <w:r>
-        <w:t xml:space="preserve"> </w:t>
-      </w:r>
-      <w:r>
-        <w:t xml:space="preserve">due to an artifact read failure, whereas the later Nemotron evaluation scored</w:t>
-      </w:r>
-      <w:r>
-        <w:t xml:space="preserve"> </w:t>
-      </w:r>
-      <w:r>
-        <w:rPr>
-          <w:rStyle w:val="VerbatimChar"/>
-        </w:rPr>
-        <w:t xml:space="preserve">12/37</w:t>
-      </w:r>
-      <w:r>
-        <w:t xml:space="preserve"> </w:t>
-      </w:r>
-      <w:r>
-        <w:t xml:space="preserve">(vs. </w:t>
-      </w:r>
-      <w:r>
-        <w:rPr>
-          <w:rStyle w:val="VerbatimChar"/>
-        </w:rPr>
-        <w:t xml:space="preserve">3/37</w:t>
-      </w:r>
-      <w:r>
-        <w:t xml:space="preserve"> </w:t>
-      </w:r>
-      <w:r>
-        <w:t xml:space="preserve">for the base arm under Nemotron).</w:t>
-      </w:r>
-    </w:p>
-    <w:p>
-      <w:pPr>
-        <w:pStyle w:val="BodyText"/>
-      </w:pPr>
-      <w:r>
-        <w:t xml:space="preserve">The</w:t>
-      </w:r>
-      <w:r>
-        <w:t xml:space="preserve"> </w:t>
-      </w:r>
-      <w:r>
-        <w:rPr>
-          <w:rStyle w:val="VerbatimChar"/>
-        </w:rPr>
-        <w:t xml:space="preserve">106/199</w:t>
-      </w:r>
-      <w:r>
-        <w:t xml:space="preserve"> </w:t>
-      </w:r>
-      <w:r>
-        <w:t xml:space="preserve">aggregate combined the</w:t>
-      </w:r>
-      <w:r>
-        <w:t xml:space="preserve"> </w:t>
-      </w:r>
-      <w:r>
-        <w:rPr>
-          <w:rStyle w:val="VerbatimChar"/>
-        </w:rPr>
-        <w:t xml:space="preserve">31/62</w:t>
-      </w:r>
-      <w:r>
-        <w:t xml:space="preserve"> </w:t>
-      </w:r>
-      <w:r>
-        <w:t xml:space="preserve">GPT-4.1 M&amp;A score with the later structured-finance score while retaining the</w:t>
-      </w:r>
-      <w:r>
-        <w:t xml:space="preserve"> </w:t>
-      </w:r>
-      <w:r>
-        <w:rPr>
-          <w:rStyle w:val="VerbatimChar"/>
-        </w:rPr>
-        <w:t xml:space="preserve">0/62</w:t>
-      </w:r>
-      <w:r>
-        <w:t xml:space="preserve"> </w:t>
-      </w:r>
-      <w:r>
-        <w:t xml:space="preserve">un-repaired base M&amp;A score (</w:t>
-      </w:r>
-      <w:r>
-        <w:rPr>
-          <w:rStyle w:val="VerbatimChar"/>
-        </w:rPr>
-        <w:t xml:space="preserve">47/199</w:t>
-      </w:r>
-      <w:r>
-        <w:t xml:space="preserve">). Table 1 above instead enforces</w:t>
-      </w:r>
-      <w:r>
-        <w:t xml:space="preserve"> </w:t>
-      </w:r>
-      <w:r>
-        <w:rPr>
-          <w:b/>
-          <w:bCs/>
-        </w:rPr>
-        <w:t xml:space="preserve">matching judges within each task</w:t>
-      </w:r>
-      <w:r>
-        <w:t xml:space="preserve"> </w:t>
-      </w:r>
-      <w:r>
-        <w:t xml:space="preserve">and evaluates both repaired M&amp;A containers (</w:t>
-      </w:r>
-      <w:r>
-        <w:rPr>
-          <w:rStyle w:val="VerbatimChar"/>
-        </w:rPr>
-        <w:t xml:space="preserve">15/62</w:t>
-      </w:r>
-      <w:r>
-        <w:t xml:space="preserve"> </w:t>
-      </w:r>
-      <w:r>
-        <w:t xml:space="preserve">vs. </w:t>
-      </w:r>
-      <w:r>
-        <w:rPr>
-          <w:rStyle w:val="VerbatimChar"/>
-        </w:rPr>
-        <w:t xml:space="preserve">24/62</w:t>
-      </w:r>
-      <w:r>
-        <w:t xml:space="preserve"> </w:t>
-      </w:r>
-      <w:r>
-        <w:t xml:space="preserve">under Nemotron), yielding</w:t>
-      </w:r>
-      <w:r>
-        <w:t xml:space="preserve"> </w:t>
-      </w:r>
-      <w:r>
-        <w:rPr>
-          <w:rStyle w:val="VerbatimChar"/>
-        </w:rPr>
-        <w:t xml:space="preserve">62/199</w:t>
-      </w:r>
-      <w:r>
-        <w:t xml:space="preserve"> </w:t>
-      </w:r>
-      <w:r>
-        <w:t xml:space="preserve">(</w:t>
-      </w:r>
-      <w:r>
-        <w:rPr>
-          <w:rStyle w:val="VerbatimChar"/>
-        </w:rPr>
-        <w:t xml:space="preserve">31.16%</w:t>
-      </w:r>
-      <w:r>
-        <w:t xml:space="preserve">) versus</w:t>
-      </w:r>
-      <w:r>
-        <w:t xml:space="preserve"> </w:t>
-      </w:r>
-      <w:r>
-        <w:rPr>
-          <w:rStyle w:val="VerbatimChar"/>
-        </w:rPr>
-        <w:t xml:space="preserve">99/199</w:t>
-      </w:r>
-      <w:r>
-        <w:t xml:space="preserve"> </w:t>
-      </w:r>
-      <w:r>
-        <w:t xml:space="preserve">(</w:t>
-      </w:r>
-      <w:r>
-        <w:rPr>
-          <w:rStyle w:val="VerbatimChar"/>
-        </w:rPr>
-        <w:t xml:space="preserve">49.75%</w:t>
-      </w:r>
-      <w:r>
-        <w:t xml:space="preserve">).</w:t>
-      </w:r>
-    </w:p>
-    <w:p>
-      <w:pPr>
-        <w:pStyle w:val="Heading3"/>
-      </w:pPr>
-      <w:bookmarkStart w:id="19" w:name="_9e6d95431be8f80478120282f46a252d119af98"/>
-      <w:r>
-        <w:t xml:space="preserve">3.2 Oracle Criterion Union vs. Realizable</w:t>
-      </w:r>
-      <w:r>
-        <w:t xml:space="preserve"> </w:t>
-      </w:r>
-      <m:oMath>
-        <m:r>
-          <m:t>k</m:t>
-        </m:r>
-        <m:r>
-          <m:rPr>
-            <m:sty m:val="p"/>
-          </m:rPr>
-          <m:t>=</m:t>
-        </m:r>
-        <m:r>
-          <m:t>2</m:t>
-        </m:r>
-      </m:oMath>
-      <w:r>
-        <w:t xml:space="preserve"> </w:t>
-      </w:r>
-      <w:r>
-        <w:t xml:space="preserve">Selection</w:t>
-      </w:r>
-      <w:bookmarkEnd w:id="19"/>
-    </w:p>
-    <w:p>
-      <w:pPr>
-        <w:pStyle w:val="FirstParagraph"/>
-      </w:pPr>
-      <w:r>
-        <w:t xml:space="preserve">Across the Table 1 evaluations, the post-hoc union of criteria passed by either the base arm or the augmented arm is</w:t>
-      </w:r>
-      <w:r>
-        <w:t xml:space="preserve"> </w:t>
-      </w:r>
-      <w:r>
-        <w:rPr>
-          <w:rStyle w:val="VerbatimChar"/>
-          <w:b/>
-          <w:bCs/>
-        </w:rPr>
-        <w:t xml:space="preserve">115 / 199</w:t>
-      </w:r>
-      <w:r>
-        <w:rPr>
-          <w:b/>
-          <w:bCs/>
-        </w:rPr>
-        <w:t xml:space="preserve"> </w:t>
-      </w:r>
-      <w:r>
-        <w:rPr>
-          <w:b/>
-          <w:bCs/>
-        </w:rPr>
-        <w:t xml:space="preserve">(</w:t>
-      </w:r>
-      <w:r>
-        <w:rPr>
-          <w:rStyle w:val="VerbatimChar"/>
-          <w:b/>
-          <w:bCs/>
-        </w:rPr>
-        <w:t xml:space="preserve">57.79%</w:t>
+          <w:b/>
+          <w:bCs/>
+        </w:rPr>
+        <w:t xml:space="preserve">80.30%</w:t>
+      </w:r>
+      <w:r>
+        <w:rPr>
+          <w:b/>
+          <w:bCs/>
+        </w:rPr>
+        <w:t xml:space="preserve">,</w:t>
+      </w:r>
+      <w:r>
+        <w:rPr>
+          <w:b/>
+          <w:bCs/>
+        </w:rPr>
+        <w:t xml:space="preserve"> </w:t>
+      </w:r>
+      <w:r>
+        <w:rPr>
+          <w:rStyle w:val="VerbatimChar"/>
+          <w:b/>
+          <w:bCs/>
+        </w:rPr>
+        <w:t xml:space="preserve">+30 / -0</w:t>
       </w:r>
       <w:r>
         <w:rPr>
@@ -3098,345 +3122,10 @@
         <w:t xml:space="preserve">)</w:t>
       </w:r>
       <w:r>
-        <w:t xml:space="preserve">, and</w:t>
-      </w:r>
-      <w:r>
-        <w:t xml:space="preserve"> </w:t>
-      </w:r>
-      <w:r>
-        <w:rPr>
-          <w:rStyle w:val="VerbatimChar"/>
-          <w:b/>
-          <w:bCs/>
-        </w:rPr>
-        <w:t xml:space="preserve">56 / 66</w:t>
-      </w:r>
-      <w:r>
-        <w:rPr>
-          <w:b/>
-          <w:bCs/>
-        </w:rPr>
-        <w:t xml:space="preserve"> </w:t>
-      </w:r>
-      <w:r>
-        <w:rPr>
-          <w:b/>
-          <w:bCs/>
-        </w:rPr>
-        <w:t xml:space="preserve">(</w:t>
-      </w:r>
-      <w:r>
-        <w:rPr>
-          <w:rStyle w:val="VerbatimChar"/>
-          <w:b/>
-          <w:bCs/>
-        </w:rPr>
-        <w:t xml:space="preserve">84.85%</w:t>
-      </w:r>
-      <w:r>
-        <w:rPr>
-          <w:b/>
-          <w:bCs/>
-        </w:rPr>
-        <w:t xml:space="preserve">)</w:t>
-      </w:r>
-      <w:r>
-        <w:t xml:space="preserve"> </w:t>
-      </w:r>
-      <w:r>
-        <w:t xml:space="preserve">in</w:t>
-      </w:r>
-      <w:r>
-        <w:t xml:space="preserve"> </w:t>
-      </w:r>
-      <w:r>
-        <w:rPr>
-          <w:i/>
-          <w:iCs/>
-        </w:rPr>
-        <w:t xml:space="preserve">Banking &amp; Finance</w:t>
-      </w:r>
-      <w:r>
-        <w:t xml:space="preserve">.</w:t>
-      </w:r>
-      <w:r>
-        <w:t xml:space="preserve"> </w:t>
-      </w:r>
-      <w:r>
-        <w:t xml:space="preserve">-</w:t>
-      </w:r>
-      <w:r>
-        <w:t xml:space="preserve"> </w:t>
-      </w:r>
-      <w:r>
-        <w:rPr>
-          <w:b/>
-          <w:bCs/>
-        </w:rPr>
-        <w:t xml:space="preserve">Why this is not a</w:t>
-      </w:r>
-      <w:r>
-        <w:rPr>
-          <w:b/>
-          <w:bCs/>
-        </w:rPr>
-        <w:t xml:space="preserve"> </w:t>
-      </w:r>
-      <m:oMath>
-        <m:r>
-          <m:t>k</m:t>
-        </m:r>
-        <m:r>
-          <m:rPr>
-            <m:sty m:val="p"/>
-          </m:rPr>
-          <m:t>=</m:t>
-        </m:r>
-        <m:r>
-          <m:t>2</m:t>
-        </m:r>
-      </m:oMath>
-      <w:r>
-        <w:rPr>
-          <w:b/>
-          <w:bCs/>
-        </w:rPr>
-        <w:t xml:space="preserve"> </w:t>
-      </w:r>
-      <w:r>
-        <w:rPr>
-          <w:b/>
-          <w:bCs/>
-        </w:rPr>
-        <w:t xml:space="preserve">selector score:</w:t>
-      </w:r>
-      <w:r>
-        <w:t xml:space="preserve"> </w:t>
-      </w:r>
-      <w:r>
-        <w:t xml:space="preserve">This union uses ground-truth rubric verdicts to count any criterion passed in either output. A realizable selector that chooses one complete deliverable per task cannot combine mutually exclusive per-criterion advantages from two separate documents. Even an oracle whole-response selector would pick the augmented deliverable in all four tasks and remain at</w:t>
-      </w:r>
-      <w:r>
-        <w:t xml:space="preserve"> </w:t>
-      </w:r>
-      <w:r>
-        <w:rPr>
-          <w:rStyle w:val="VerbatimChar"/>
-          <w:b/>
-          <w:bCs/>
-        </w:rPr>
-        <w:t xml:space="preserve">99 / 199</w:t>
-      </w:r>
-      <w:r>
-        <w:rPr>
-          <w:b/>
-          <w:bCs/>
-        </w:rPr>
-        <w:t xml:space="preserve"> </w:t>
-      </w:r>
-      <w:r>
-        <w:rPr>
-          <w:b/>
-          <w:bCs/>
-        </w:rPr>
-        <w:t xml:space="preserve">(</w:t>
-      </w:r>
-      <w:r>
-        <w:rPr>
-          <w:rStyle w:val="VerbatimChar"/>
-          <w:b/>
-          <w:bCs/>
-        </w:rPr>
-        <w:t xml:space="preserve">49.75%</w:t>
-      </w:r>
-      <w:r>
-        <w:rPr>
-          <w:b/>
-          <w:bCs/>
-        </w:rPr>
-        <w:t xml:space="preserve">)</w:t>
-      </w:r>
-      <w:r>
-        <w:t xml:space="preserve"> </w:t>
-      </w:r>
-      <w:r>
-        <w:t xml:space="preserve">(</w:t>
-      </w:r>
-      <w:r>
-        <w:rPr>
-          <w:rStyle w:val="VerbatimChar"/>
-        </w:rPr>
-        <w:t xml:space="preserve">44 / 66</w:t>
-      </w:r>
-      <w:r>
-        <w:t xml:space="preserve"> </w:t>
-      </w:r>
-      <w:r>
-        <w:t xml:space="preserve">in Banking).</w:t>
-      </w:r>
-      <w:r>
-        <w:t xml:space="preserve"> </w:t>
-      </w:r>
-      <w:r>
-        <w:t xml:space="preserve">-</w:t>
-      </w:r>
-      <w:r>
-        <w:t xml:space="preserve"> </w:t>
-      </w:r>
-      <w:r>
-        <w:rPr>
-          <w:b/>
-          <w:bCs/>
-        </w:rPr>
-        <w:t xml:space="preserve">Implication for Agent Harnesses:</w:t>
-      </w:r>
-      <w:r>
-        <w:t xml:space="preserve"> </w:t>
-      </w:r>
-      <w:r>
-        <w:t xml:space="preserve">The</w:t>
-      </w:r>
-      <w:r>
-        <w:t xml:space="preserve"> </w:t>
-      </w:r>
-      <w:r>
-        <w:rPr>
-          <w:rStyle w:val="VerbatimChar"/>
-        </w:rPr>
-        <w:t xml:space="preserve">+53</w:t>
-      </w:r>
-      <w:r>
-        <w:t xml:space="preserve"> </w:t>
-      </w:r>
-      <w:r>
-        <w:t xml:space="preserve">gains and</w:t>
-      </w:r>
-      <w:r>
-        <w:t xml:space="preserve"> </w:t>
-      </w:r>
-      <w:r>
-        <w:rPr>
-          <w:rStyle w:val="VerbatimChar"/>
-        </w:rPr>
-        <w:t xml:space="preserve">-16</w:t>
-      </w:r>
-      <w:r>
-        <w:t xml:space="preserve"> </w:t>
-      </w:r>
-      <w:r>
-        <w:t xml:space="preserve">losses (</w:t>
-      </w:r>
-      <w:r>
-        <w:rPr>
-          <w:rStyle w:val="VerbatimChar"/>
-        </w:rPr>
-        <w:t xml:space="preserve">+13 / -12</w:t>
-      </w:r>
-      <w:r>
-        <w:t xml:space="preserve"> </w:t>
-      </w:r>
-      <w:r>
-        <w:t xml:space="preserve">in Banking) demonstrate substantial criterion-level complementarity between a playbook-focused pass and a full-text diff pass, motivating</w:t>
-      </w:r>
-      <w:r>
-        <w:t xml:space="preserve"> </w:t>
-      </w:r>
-      <w:r>
-        <w:rPr>
-          <w:b/>
-          <w:bCs/>
-        </w:rPr>
-        <w:t xml:space="preserve">rubric-blind candidate synthesis/merging</w:t>
-      </w:r>
-      <w:r>
-        <w:t xml:space="preserve"> </w:t>
-      </w:r>
-      <w:r>
-        <w:t xml:space="preserve">rather than winner-take-all rollout selection.</w:t>
-      </w:r>
-      <w:r>
-        <w:t xml:space="preserve"> </w:t>
-      </w:r>
-      <w:r>
-        <w:t xml:space="preserve">-</w:t>
-      </w:r>
-      <w:r>
-        <w:t xml:space="preserve"> </w:t>
-      </w:r>
-      <w:r>
-        <w:rPr>
-          <w:b/>
-          <w:bCs/>
-        </w:rPr>
-        <w:t xml:space="preserve">No Direct Comparison to Published</w:t>
-      </w:r>
-      <w:r>
-        <w:rPr>
-          <w:b/>
-          <w:bCs/>
-        </w:rPr>
-        <w:t xml:space="preserve"> </w:t>
-      </w:r>
-      <w:r>
-        <w:rPr>
-          <w:rStyle w:val="VerbatimChar"/>
-          <w:b/>
-          <w:bCs/>
-        </w:rPr>
-        <w:t xml:space="preserve">Harness²</w:t>
-      </w:r>
-      <w:r>
-        <w:rPr>
-          <w:b/>
-          <w:bCs/>
-        </w:rPr>
-        <w:t xml:space="preserve"> </w:t>
-      </w:r>
-      <w:r>
-        <w:rPr>
-          <w:b/>
-          <w:bCs/>
-        </w:rPr>
-        <w:t xml:space="preserve">Table 2:</w:t>
-      </w:r>
-      <w:r>
-        <w:t xml:space="preserve"> </w:t>
-      </w:r>
-      <w:r>
-        <w:t xml:space="preserve">Published</w:t>
-      </w:r>
-      <w:r>
-        <w:t xml:space="preserve"> </w:t>
-      </w:r>
-      <w:r>
-        <w:rPr>
-          <w:rStyle w:val="VerbatimChar"/>
-        </w:rPr>
-        <w:t xml:space="preserve">Harness²</w:t>
-      </w:r>
-      <w:r>
-        <w:t xml:space="preserve"> </w:t>
-      </w:r>
-      <w:r>
-        <w:t xml:space="preserve">scores (e.g.,</w:t>
-      </w:r>
-      <w:r>
-        <w:t xml:space="preserve"> </w:t>
-      </w:r>
-      <w:r>
-        <w:rPr>
-          <w:rStyle w:val="VerbatimChar"/>
-        </w:rPr>
-        <w:t xml:space="preserve">81.9%</w:t>
-      </w:r>
-      <w:r>
-        <w:t xml:space="preserve"> </w:t>
-      </w:r>
-      <w:r>
-        <w:t xml:space="preserve">at</w:t>
-      </w:r>
-      <w:r>
-        <w:t xml:space="preserve"> </w:t>
+        <w:t xml:space="preserve"> </w:t>
+      </w:r>
+      <w:r>
+        <w:t xml:space="preserve">in a single rollout (</w:t>
       </w:r>
       <m:oMath>
         <m:r>
@@ -3453,6 +3142,138 @@
         </m:r>
       </m:oMath>
       <w:r>
+        <w:t xml:space="preserve">).</w:t>
+      </w:r>
+    </w:p>
+    <w:p>
+      <w:pPr>
+        <w:pStyle w:val="Compact"/>
+        <w:numPr>
+          <w:ilvl w:val="0"/>
+          <w:numId w:val="1007"/>
+        </w:numPr>
+      </w:pPr>
+      <w:r>
+        <w:rPr>
+          <w:b/>
+          <w:bCs/>
+        </w:rPr>
+        <w:t xml:space="preserve">Elimination of the Banking Regression Seen in Study B (</w:t>
+      </w:r>
+      <w:r>
+        <w:rPr>
+          <w:rStyle w:val="VerbatimChar"/>
+          <w:b/>
+          <w:bCs/>
+        </w:rPr>
+        <w:t xml:space="preserve">+30 / -0</w:t>
+      </w:r>
+      <w:r>
+        <w:rPr>
+          <w:b/>
+          <w:bCs/>
+        </w:rPr>
+        <w:t xml:space="preserve"> </w:t>
+      </w:r>
+      <w:r>
+        <w:rPr>
+          <w:b/>
+          <w:bCs/>
+        </w:rPr>
+        <w:t xml:space="preserve">vs. </w:t>
+      </w:r>
+      <w:r>
+        <w:rPr>
+          <w:rStyle w:val="VerbatimChar"/>
+          <w:b/>
+          <w:bCs/>
+        </w:rPr>
+        <w:t xml:space="preserve">+13 / -12</w:t>
+      </w:r>
+      <w:r>
+        <w:rPr>
+          <w:b/>
+          <w:bCs/>
+        </w:rPr>
+        <w:t xml:space="preserve">):</w:t>
+      </w:r>
+      <w:r>
+        <w:t xml:space="preserve"> </w:t>
+      </w:r>
+      <w:r>
+        <w:t xml:space="preserve">Removing the 80-paragraph indexing cap (</w:t>
+      </w:r>
+      <w:r>
+        <w:rPr>
+          <w:rStyle w:val="VerbatimChar"/>
+        </w:rPr>
+        <w:t xml:space="preserve">paragraphs[:80]</w:t>
+      </w:r>
+      <w:r>
+        <w:t xml:space="preserve">) present in the legacy</w:t>
+      </w:r>
+      <w:r>
+        <w:t xml:space="preserve"> </w:t>
+      </w:r>
+      <w:r>
+        <w:rPr>
+          <w:rStyle w:val="VerbatimChar"/>
+        </w:rPr>
+        <w:t xml:space="preserve">deltoryx_audit.py</w:t>
+      </w:r>
+      <w:r>
+        <w:t xml:space="preserve"> </w:t>
+      </w:r>
+      <w:r>
+        <w:t xml:space="preserve">script and exposing both the controlling playbook/directives and the full-text redline diff matrix through structured tools eliminated the 12 criterion losses observed in the</w:t>
+      </w:r>
+      <w:r>
+        <w:t xml:space="preserve"> </w:t>
+      </w:r>
+      <w:r>
+        <w:rPr>
+          <w:rStyle w:val="VerbatimChar"/>
+        </w:rPr>
+        <w:t xml:space="preserve">OpenCode</w:t>
+      </w:r>
+      <w:r>
+        <w:t xml:space="preserve"> </w:t>
+      </w:r>
+      <w:r>
+        <w:t xml:space="preserve">agent run.</w:t>
+      </w:r>
+    </w:p>
+    <w:p>
+      <w:pPr>
+        <w:pStyle w:val="Compact"/>
+        <w:numPr>
+          <w:ilvl w:val="0"/>
+          <w:numId w:val="1007"/>
+        </w:numPr>
+      </w:pPr>
+      <w:r>
+        <w:rPr>
+          <w:b/>
+          <w:bCs/>
+        </w:rPr>
+        <w:t xml:space="preserve">Context Density vs. Token Expenditure:</w:t>
+      </w:r>
+      <w:r>
+        <w:t xml:space="preserve"> </w:t>
+      </w:r>
+      <w:r>
+        <w:t xml:space="preserve">Because</w:t>
+      </w:r>
+      <w:r>
+        <w:t xml:space="preserve"> </w:t>
+      </w:r>
+      <w:r>
+        <w:rPr>
+          <w:rStyle w:val="VerbatimChar"/>
+        </w:rPr>
+        <w:t xml:space="preserve">get_evidence_overview</w:t>
+      </w:r>
+      <w:r>
         <w:t xml:space="preserve"> </w:t>
       </w:r>
       <w:r>
@@ -3465,36 +3286,70 @@
         <w:rPr>
           <w:rStyle w:val="VerbatimChar"/>
         </w:rPr>
-        <w:t xml:space="preserve">84.5%</w:t>
-      </w:r>
-      <w:r>
-        <w:t xml:space="preserve"> </w:t>
-      </w:r>
-      <w:r>
-        <w:t xml:space="preserve">at</w:t>
-      </w:r>
-      <w:r>
-        <w:t xml:space="preserve"> </w:t>
-      </w:r>
-      <m:oMath>
-        <m:r>
-          <m:t>k</m:t>
-        </m:r>
-        <m:r>
-          <m:rPr>
-            <m:sty m:val="p"/>
-          </m:rPr>
-          <m:t>=</m:t>
-        </m:r>
-        <m:r>
-          <m:t>5</m:t>
-        </m:r>
-      </m:oMath>
-      <w:r>
-        <w:t xml:space="preserve"> </w:t>
-      </w:r>
-      <w:r>
-        <w:t xml:space="preserve">with Gemini 3.5 Flash) use different foundation models, task subsets, and recursive training/selection protocols, and should not be directly equated with the single-task Banking oracle union.</w:t>
+        <w:t xml:space="preserve">get_clause_diffs</w:t>
+      </w:r>
+      <w:r>
+        <w:t xml:space="preserve"> </w:t>
+      </w:r>
+      <w:r>
+        <w:t xml:space="preserve">return rich structured tables and redline pairs per call,</w:t>
+      </w:r>
+      <w:r>
+        <w:t xml:space="preserve"> </w:t>
+      </w:r>
+      <w:r>
+        <w:rPr>
+          <w:rStyle w:val="VerbatimChar"/>
+        </w:rPr>
+        <w:t xml:space="preserve">direct_claimlayer</w:t>
+      </w:r>
+      <w:r>
+        <w:t xml:space="preserve"> </w:t>
+      </w:r>
+      <w:r>
+        <w:t xml:space="preserve">consumes</w:t>
+      </w:r>
+      <w:r>
+        <w:t xml:space="preserve"> </w:t>
+      </w:r>
+      <w:r>
+        <w:rPr>
+          <w:rStyle w:val="VerbatimChar"/>
+        </w:rPr>
+        <w:t xml:space="preserve">640,546</w:t>
+      </w:r>
+      <w:r>
+        <w:t xml:space="preserve"> </w:t>
+      </w:r>
+      <w:r>
+        <w:t xml:space="preserve">solver tokens across the 4 tasks versus</w:t>
+      </w:r>
+      <w:r>
+        <w:t xml:space="preserve"> </w:t>
+      </w:r>
+      <w:r>
+        <w:rPr>
+          <w:rStyle w:val="VerbatimChar"/>
+        </w:rPr>
+        <w:t xml:space="preserve">142,756</w:t>
+      </w:r>
+      <w:r>
+        <w:t xml:space="preserve"> </w:t>
+      </w:r>
+      <w:r>
+        <w:t xml:space="preserve">for</w:t>
+      </w:r>
+      <w:r>
+        <w:t xml:space="preserve"> </w:t>
+      </w:r>
+      <w:r>
+        <w:rPr>
+          <w:rStyle w:val="VerbatimChar"/>
+        </w:rPr>
+        <w:t xml:space="preserve">direct_rag</w:t>
+      </w:r>
+      <w:r>
+        <w:t xml:space="preserve">.</w:t>
       </w:r>
     </w:p>
     <w:p>
@@ -3508,19 +3363,1429 @@
       <w:pPr>
         <w:pStyle w:val="Heading2"/>
       </w:pPr>
-      <w:bookmarkStart w:id="20" w:name="_8acb2af5d9570438aa32f96edb6b9549fdf446c"/>
-      <w:r>
-        <w:t xml:space="preserve">4. Qualitative Observations and Limits of Attribution</w:t>
+      <w:bookmarkStart w:id="18" w:name="_1c31cde0a4dbc72b4f311baaba5cbafd134ddc3"/>
+      <w:r>
+        <w:t xml:space="preserve">3. Study B: Exploratory Autonomous Agent Harness Integration (</w:t>
+      </w:r>
+      <w:r>
+        <w:rPr>
+          <w:rStyle w:val="VerbatimChar"/>
+        </w:rPr>
+        <w:t xml:space="preserve">OpenCode</w:t>
+      </w:r>
+      <w:r>
+        <w:t xml:space="preserve"> </w:t>
+      </w:r>
+      <w:r>
+        <w:t xml:space="preserve">/</w:t>
+      </w:r>
+      <w:r>
+        <w:t xml:space="preserve"> </w:t>
+      </w:r>
+      <w:r>
+        <w:rPr>
+          <w:rStyle w:val="VerbatimChar"/>
+        </w:rPr>
+        <w:t xml:space="preserve">Harness²</w:t>
+      </w:r>
+      <w:r>
+        <w:t xml:space="preserve">)</w:t>
+      </w:r>
+      <w:bookmarkEnd w:id="18"/>
+    </w:p>
+    <w:p>
+      <w:pPr>
+        <w:pStyle w:val="Heading3"/>
+      </w:pPr>
+      <w:bookmarkStart w:id="19" w:name="_f826339c8ece5ff36ee0a61932e8f87994e2995"/>
+      <w:r>
+        <w:t xml:space="preserve">3.1 Paired Task-Level Breakdown (After Container Repair, Same Judge Within Each Task)</w:t>
+      </w:r>
+      <w:bookmarkEnd w:id="19"/>
+    </w:p>
+    <w:tbl>
+      <w:tblPr>
+        <w:tblStyle w:val="Table"/>
+        <w:tblW w:type="pct" w:w="5000"/>
+        <w:tblLayout w:type="fixed"/>
+        <w:tblLook w:firstRow="1" w:lastRow="0" w:firstColumn="0" w:lastColumn="0" w:noHBand="0" w:noVBand="0" w:val="0020"/>
+      </w:tblPr>
+      <w:tblGrid>
+        <w:gridCol w:w="812"/>
+        <w:gridCol w:w="1015"/>
+        <w:gridCol w:w="1015"/>
+        <w:gridCol w:w="1015"/>
+        <w:gridCol w:w="1015"/>
+        <w:gridCol w:w="1015"/>
+        <w:gridCol w:w="1015"/>
+        <w:gridCol w:w="1015"/>
+      </w:tblGrid>
+      <w:tr>
+        <w:trPr>
+          <w:tblHeader w:val="on"/>
+        </w:trPr>
+        <w:tc>
+          <w:tcPr/>
+          <w:p>
+            <w:pPr>
+              <w:pStyle w:val="Compact"/>
+              <w:jc w:val="left"/>
+            </w:pPr>
+            <w:r>
+              <w:t xml:space="preserve">Task (</w:t>
+            </w:r>
+            <w:r>
+              <w:rPr>
+                <w:rStyle w:val="VerbatimChar"/>
+              </w:rPr>
+              <w:t xml:space="preserve">practice-area / slug</w:t>
+            </w:r>
+            <w:r>
+              <w:t xml:space="preserve">)</w:t>
+            </w:r>
+          </w:p>
+        </w:tc>
+        <w:tc>
+          <w:tcPr/>
+          <w:p>
+            <w:pPr>
+              <w:pStyle w:val="Compact"/>
+              <w:jc w:val="center"/>
+            </w:pPr>
+            <w:r>
+              <w:t xml:space="preserve">Docs</w:t>
+            </w:r>
+          </w:p>
+        </w:tc>
+        <w:tc>
+          <w:tcPr/>
+          <w:p>
+            <w:pPr>
+              <w:pStyle w:val="Compact"/>
+              <w:jc w:val="center"/>
+            </w:pPr>
+            <w:r>
+              <w:t xml:space="preserve">Criteria</w:t>
+            </w:r>
+          </w:p>
+        </w:tc>
+        <w:tc>
+          <w:tcPr/>
+          <w:p>
+            <w:pPr>
+              <w:pStyle w:val="Compact"/>
+              <w:jc w:val="center"/>
+            </w:pPr>
+            <w:r>
+              <w:t xml:space="preserve">Base Agent Passed</w:t>
+            </w:r>
+          </w:p>
+        </w:tc>
+        <w:tc>
+          <w:tcPr/>
+          <w:p>
+            <w:pPr>
+              <w:pStyle w:val="Compact"/>
+              <w:jc w:val="center"/>
+            </w:pPr>
+            <w:r>
+              <w:t xml:space="preserve">Augmented Agent Passed</w:t>
+            </w:r>
+          </w:p>
+        </w:tc>
+        <w:tc>
+          <w:tcPr/>
+          <w:p>
+            <w:pPr>
+              <w:pStyle w:val="Compact"/>
+              <w:jc w:val="center"/>
+            </w:pPr>
+            <w:r>
+              <w:t xml:space="preserve">Difference (pp)</w:t>
+            </w:r>
+          </w:p>
+        </w:tc>
+        <w:tc>
+          <w:tcPr/>
+          <w:p>
+            <w:pPr>
+              <w:pStyle w:val="Compact"/>
+              <w:jc w:val="center"/>
+            </w:pPr>
+            <w:r>
+              <w:t xml:space="preserve">Criterion Transitions (Gain / Loss)</w:t>
+            </w:r>
+          </w:p>
+        </w:tc>
+        <w:tc>
+          <w:tcPr/>
+          <w:p>
+            <w:pPr>
+              <w:pStyle w:val="Compact"/>
+              <w:jc w:val="center"/>
+            </w:pPr>
+            <w:r>
+              <w:t xml:space="preserve">Judge</w:t>
+            </w:r>
+          </w:p>
+        </w:tc>
+      </w:tr>
+      <w:tr>
+        <w:tc>
+          <w:tcPr/>
+          <w:p>
+            <w:pPr>
+              <w:pStyle w:val="Compact"/>
+              <w:jc w:val="left"/>
+            </w:pPr>
+            <w:r>
+              <w:rPr>
+                <w:rStyle w:val="VerbatimChar"/>
+                <w:b/>
+                <w:bCs/>
+              </w:rPr>
+              <w:t xml:space="preserve">litigation-dispute-resolution</w:t>
+            </w:r>
+            <w:r>
+              <w:rPr>
+                <w:rStyle w:val="VerbatimChar"/>
+              </w:rPr>
+              <w:t xml:space="preserve">analyze-counterparty-motion-to-dismiss</w:t>
+            </w:r>
+          </w:p>
+        </w:tc>
+        <w:tc>
+          <w:tcPr/>
+          <w:p>
+            <w:pPr>
+              <w:pStyle w:val="Compact"/>
+              <w:jc w:val="center"/>
+            </w:pPr>
+            <w:r>
+              <w:t xml:space="preserve">6</w:t>
+            </w:r>
+          </w:p>
+        </w:tc>
+        <w:tc>
+          <w:tcPr/>
+          <w:p>
+            <w:pPr>
+              <w:pStyle w:val="Compact"/>
+              <w:jc w:val="center"/>
+            </w:pPr>
+            <w:r>
+              <w:t xml:space="preserve">34</w:t>
+            </w:r>
+          </w:p>
+        </w:tc>
+        <w:tc>
+          <w:tcPr/>
+          <w:p>
+            <w:pPr>
+              <w:pStyle w:val="Compact"/>
+              <w:jc w:val="center"/>
+            </w:pPr>
+            <w:r>
+              <w:rPr>
+                <w:rStyle w:val="VerbatimChar"/>
+              </w:rPr>
+              <w:t xml:space="preserve">1 / 34</w:t>
+            </w:r>
+            <w:r>
+              <w:t xml:space="preserve"> </w:t>
+            </w:r>
+            <w:r>
+              <w:t xml:space="preserve">(</w:t>
+            </w:r>
+            <w:r>
+              <w:rPr>
+                <w:rStyle w:val="VerbatimChar"/>
+              </w:rPr>
+              <w:t xml:space="preserve">2.94%</w:t>
+            </w:r>
+            <w:r>
+              <w:t xml:space="preserve">)</w:t>
+            </w:r>
+          </w:p>
+        </w:tc>
+        <w:tc>
+          <w:tcPr/>
+          <w:p>
+            <w:pPr>
+              <w:pStyle w:val="Compact"/>
+              <w:jc w:val="center"/>
+            </w:pPr>
+            <w:r>
+              <w:rPr>
+                <w:rStyle w:val="VerbatimChar"/>
+                <w:b/>
+                <w:bCs/>
+              </w:rPr>
+              <w:t xml:space="preserve">19 / 34</w:t>
+            </w:r>
+            <w:r>
+              <w:rPr>
+                <w:b/>
+                <w:bCs/>
+              </w:rPr>
+              <w:t xml:space="preserve"> </w:t>
+            </w:r>
+            <w:r>
+              <w:rPr>
+                <w:b/>
+                <w:bCs/>
+              </w:rPr>
+              <w:t xml:space="preserve">(</w:t>
+            </w:r>
+            <w:r>
+              <w:rPr>
+                <w:rStyle w:val="VerbatimChar"/>
+                <w:b/>
+                <w:bCs/>
+              </w:rPr>
+              <w:t xml:space="preserve">55.88%</w:t>
+            </w:r>
+            <w:r>
+              <w:rPr>
+                <w:b/>
+                <w:bCs/>
+              </w:rPr>
+              <w:t xml:space="preserve">)</w:t>
+            </w:r>
+          </w:p>
+        </w:tc>
+        <w:tc>
+          <w:tcPr/>
+          <w:p>
+            <w:pPr>
+              <w:pStyle w:val="Compact"/>
+              <w:jc w:val="center"/>
+            </w:pPr>
+            <w:r>
+              <w:rPr>
+                <w:rStyle w:val="VerbatimChar"/>
+                <w:b/>
+                <w:bCs/>
+              </w:rPr>
+              <w:t xml:space="preserve">+52.94</w:t>
+            </w:r>
+          </w:p>
+        </w:tc>
+        <w:tc>
+          <w:tcPr/>
+          <w:p>
+            <w:pPr>
+              <w:pStyle w:val="Compact"/>
+              <w:jc w:val="center"/>
+            </w:pPr>
+            <w:r>
+              <w:rPr>
+                <w:rStyle w:val="VerbatimChar"/>
+              </w:rPr>
+              <w:t xml:space="preserve">+18 / -0</w:t>
+            </w:r>
+          </w:p>
+        </w:tc>
+        <w:tc>
+          <w:tcPr/>
+          <w:p>
+            <w:pPr>
+              <w:pStyle w:val="Compact"/>
+              <w:jc w:val="center"/>
+            </w:pPr>
+            <w:r>
+              <w:rPr>
+                <w:rStyle w:val="VerbatimChar"/>
+              </w:rPr>
+              <w:t xml:space="preserve">openai/gpt-4.1</w:t>
+            </w:r>
+          </w:p>
+        </w:tc>
+      </w:tr>
+      <w:tr>
+        <w:tc>
+          <w:tcPr/>
+          <w:p>
+            <w:pPr>
+              <w:pStyle w:val="Compact"/>
+              <w:jc w:val="left"/>
+            </w:pPr>
+            <w:r>
+              <w:rPr>
+                <w:rStyle w:val="VerbatimChar"/>
+                <w:b/>
+                <w:bCs/>
+              </w:rPr>
+              <w:t xml:space="preserve">structured-finance-securitization</w:t>
+            </w:r>
+            <w:r>
+              <w:rPr>
+                <w:rStyle w:val="VerbatimChar"/>
+              </w:rPr>
+              <w:t xml:space="preserve">compare-offering-memorandum-against-indenture</w:t>
+            </w:r>
+          </w:p>
+        </w:tc>
+        <w:tc>
+          <w:tcPr/>
+          <w:p>
+            <w:pPr>
+              <w:pStyle w:val="Compact"/>
+              <w:jc w:val="center"/>
+            </w:pPr>
+            <w:r>
+              <w:t xml:space="preserve">3</w:t>
+            </w:r>
+          </w:p>
+        </w:tc>
+        <w:tc>
+          <w:tcPr/>
+          <w:p>
+            <w:pPr>
+              <w:pStyle w:val="Compact"/>
+              <w:jc w:val="center"/>
+            </w:pPr>
+            <w:r>
+              <w:t xml:space="preserve">37</w:t>
+            </w:r>
+          </w:p>
+        </w:tc>
+        <w:tc>
+          <w:tcPr/>
+          <w:p>
+            <w:pPr>
+              <w:pStyle w:val="Compact"/>
+              <w:jc w:val="center"/>
+            </w:pPr>
+            <w:r>
+              <w:rPr>
+                <w:rStyle w:val="VerbatimChar"/>
+              </w:rPr>
+              <w:t xml:space="preserve">3 / 37</w:t>
+            </w:r>
+            <w:r>
+              <w:t xml:space="preserve"> </w:t>
+            </w:r>
+            <w:r>
+              <w:t xml:space="preserve">(</w:t>
+            </w:r>
+            <w:r>
+              <w:rPr>
+                <w:rStyle w:val="VerbatimChar"/>
+              </w:rPr>
+              <w:t xml:space="preserve">8.11%</w:t>
+            </w:r>
+            <w:r>
+              <w:t xml:space="preserve">)</w:t>
+            </w:r>
+          </w:p>
+        </w:tc>
+        <w:tc>
+          <w:tcPr/>
+          <w:p>
+            <w:pPr>
+              <w:pStyle w:val="Compact"/>
+              <w:jc w:val="center"/>
+            </w:pPr>
+            <w:r>
+              <w:rPr>
+                <w:rStyle w:val="VerbatimChar"/>
+                <w:b/>
+                <w:bCs/>
+              </w:rPr>
+              <w:t xml:space="preserve">12 / 37</w:t>
+            </w:r>
+            <w:r>
+              <w:rPr>
+                <w:b/>
+                <w:bCs/>
+              </w:rPr>
+              <w:t xml:space="preserve"> </w:t>
+            </w:r>
+            <w:r>
+              <w:rPr>
+                <w:b/>
+                <w:bCs/>
+              </w:rPr>
+              <w:t xml:space="preserve">(</w:t>
+            </w:r>
+            <w:r>
+              <w:rPr>
+                <w:rStyle w:val="VerbatimChar"/>
+                <w:b/>
+                <w:bCs/>
+              </w:rPr>
+              <w:t xml:space="preserve">32.43%</w:t>
+            </w:r>
+            <w:r>
+              <w:rPr>
+                <w:b/>
+                <w:bCs/>
+              </w:rPr>
+              <w:t xml:space="preserve">)</w:t>
+            </w:r>
+          </w:p>
+        </w:tc>
+        <w:tc>
+          <w:tcPr/>
+          <w:p>
+            <w:pPr>
+              <w:pStyle w:val="Compact"/>
+              <w:jc w:val="center"/>
+            </w:pPr>
+            <w:r>
+              <w:rPr>
+                <w:rStyle w:val="VerbatimChar"/>
+                <w:b/>
+                <w:bCs/>
+              </w:rPr>
+              <w:t xml:space="preserve">+24.32</w:t>
+            </w:r>
+          </w:p>
+        </w:tc>
+        <w:tc>
+          <w:tcPr/>
+          <w:p>
+            <w:pPr>
+              <w:pStyle w:val="Compact"/>
+              <w:jc w:val="center"/>
+            </w:pPr>
+            <w:r>
+              <w:rPr>
+                <w:rStyle w:val="VerbatimChar"/>
+              </w:rPr>
+              <w:t xml:space="preserve">+10 / -1</w:t>
+            </w:r>
+          </w:p>
+        </w:tc>
+        <w:tc>
+          <w:tcPr/>
+          <w:p>
+            <w:pPr>
+              <w:pStyle w:val="Compact"/>
+              <w:jc w:val="center"/>
+            </w:pPr>
+            <w:r>
+              <w:rPr>
+                <w:rStyle w:val="VerbatimChar"/>
+              </w:rPr>
+              <w:t xml:space="preserve">nvidia/nemotron-3-super-120b-a12b</w:t>
+            </w:r>
+          </w:p>
+        </w:tc>
+      </w:tr>
+      <w:tr>
+        <w:tc>
+          <w:tcPr/>
+          <w:p>
+            <w:pPr>
+              <w:pStyle w:val="Compact"/>
+              <w:jc w:val="left"/>
+            </w:pPr>
+            <w:r>
+              <w:rPr>
+                <w:rStyle w:val="VerbatimChar"/>
+                <w:b/>
+                <w:bCs/>
+              </w:rPr>
+              <w:t xml:space="preserve">corporate-ma</w:t>
+            </w:r>
+            <w:r>
+              <w:rPr>
+                <w:rStyle w:val="VerbatimChar"/>
+              </w:rPr>
+              <w:t xml:space="preserve">analyze-counterparty-spa-markup</w:t>
+            </w:r>
+          </w:p>
+        </w:tc>
+        <w:tc>
+          <w:tcPr/>
+          <w:p>
+            <w:pPr>
+              <w:pStyle w:val="Compact"/>
+              <w:jc w:val="center"/>
+            </w:pPr>
+            <w:r>
+              <w:t xml:space="preserve">6</w:t>
+            </w:r>
+          </w:p>
+        </w:tc>
+        <w:tc>
+          <w:tcPr/>
+          <w:p>
+            <w:pPr>
+              <w:pStyle w:val="Compact"/>
+              <w:jc w:val="center"/>
+            </w:pPr>
+            <w:r>
+              <w:t xml:space="preserve">62</w:t>
+            </w:r>
+          </w:p>
+        </w:tc>
+        <w:tc>
+          <w:tcPr/>
+          <w:p>
+            <w:pPr>
+              <w:pStyle w:val="Compact"/>
+              <w:jc w:val="center"/>
+            </w:pPr>
+            <w:r>
+              <w:rPr>
+                <w:rStyle w:val="VerbatimChar"/>
+              </w:rPr>
+              <w:t xml:space="preserve">15 / 62</w:t>
+            </w:r>
+            <w:r>
+              <w:t xml:space="preserve"> </w:t>
+            </w:r>
+            <w:r>
+              <w:t xml:space="preserve">(</w:t>
+            </w:r>
+            <w:r>
+              <w:rPr>
+                <w:rStyle w:val="VerbatimChar"/>
+              </w:rPr>
+              <w:t xml:space="preserve">24.19%</w:t>
+            </w:r>
+            <w:r>
+              <w:t xml:space="preserve">)</w:t>
+            </w:r>
+          </w:p>
+        </w:tc>
+        <w:tc>
+          <w:tcPr/>
+          <w:p>
+            <w:pPr>
+              <w:pStyle w:val="Compact"/>
+              <w:jc w:val="center"/>
+            </w:pPr>
+            <w:r>
+              <w:rPr>
+                <w:rStyle w:val="VerbatimChar"/>
+                <w:b/>
+                <w:bCs/>
+              </w:rPr>
+              <w:t xml:space="preserve">24 / 62</w:t>
+            </w:r>
+            <w:r>
+              <w:rPr>
+                <w:b/>
+                <w:bCs/>
+              </w:rPr>
+              <w:t xml:space="preserve"> </w:t>
+            </w:r>
+            <w:r>
+              <w:rPr>
+                <w:b/>
+                <w:bCs/>
+              </w:rPr>
+              <w:t xml:space="preserve">(</w:t>
+            </w:r>
+            <w:r>
+              <w:rPr>
+                <w:rStyle w:val="VerbatimChar"/>
+                <w:b/>
+                <w:bCs/>
+              </w:rPr>
+              <w:t xml:space="preserve">38.71%</w:t>
+            </w:r>
+            <w:r>
+              <w:rPr>
+                <w:b/>
+                <w:bCs/>
+              </w:rPr>
+              <w:t xml:space="preserve">)</w:t>
+            </w:r>
+          </w:p>
+        </w:tc>
+        <w:tc>
+          <w:tcPr/>
+          <w:p>
+            <w:pPr>
+              <w:pStyle w:val="Compact"/>
+              <w:jc w:val="center"/>
+            </w:pPr>
+            <w:r>
+              <w:rPr>
+                <w:rStyle w:val="VerbatimChar"/>
+                <w:b/>
+                <w:bCs/>
+              </w:rPr>
+              <w:t xml:space="preserve">+14.52</w:t>
+            </w:r>
+          </w:p>
+        </w:tc>
+        <w:tc>
+          <w:tcPr/>
+          <w:p>
+            <w:pPr>
+              <w:pStyle w:val="Compact"/>
+              <w:jc w:val="center"/>
+            </w:pPr>
+            <w:r>
+              <w:rPr>
+                <w:rStyle w:val="VerbatimChar"/>
+              </w:rPr>
+              <w:t xml:space="preserve">+12 / -3</w:t>
+            </w:r>
+          </w:p>
+        </w:tc>
+        <w:tc>
+          <w:tcPr/>
+          <w:p>
+            <w:pPr>
+              <w:pStyle w:val="Compact"/>
+              <w:jc w:val="center"/>
+            </w:pPr>
+            <w:r>
+              <w:rPr>
+                <w:rStyle w:val="VerbatimChar"/>
+              </w:rPr>
+              <w:t xml:space="preserve">nvidia/nemotron-3-super-120b-a12b</w:t>
+            </w:r>
+          </w:p>
+        </w:tc>
+      </w:tr>
+      <w:tr>
+        <w:tc>
+          <w:tcPr/>
+          <w:p>
+            <w:pPr>
+              <w:pStyle w:val="Compact"/>
+              <w:jc w:val="left"/>
+            </w:pPr>
+            <w:r>
+              <w:rPr>
+                <w:rStyle w:val="VerbatimChar"/>
+                <w:b/>
+                <w:bCs/>
+              </w:rPr>
+              <w:t xml:space="preserve">banking-finance</w:t>
+            </w:r>
+            <w:r>
+              <w:rPr>
+                <w:rStyle w:val="VerbatimChar"/>
+              </w:rPr>
+              <w:t xml:space="preserve">analyze-counterparty-markup-of-senior-secured-credit-facility-term-sheet</w:t>
+            </w:r>
+          </w:p>
+        </w:tc>
+        <w:tc>
+          <w:tcPr/>
+          <w:p>
+            <w:pPr>
+              <w:pStyle w:val="Compact"/>
+              <w:jc w:val="center"/>
+            </w:pPr>
+            <w:r>
+              <w:t xml:space="preserve">5</w:t>
+            </w:r>
+          </w:p>
+        </w:tc>
+        <w:tc>
+          <w:tcPr/>
+          <w:p>
+            <w:pPr>
+              <w:pStyle w:val="Compact"/>
+              <w:jc w:val="center"/>
+            </w:pPr>
+            <w:r>
+              <w:t xml:space="preserve">66</w:t>
+            </w:r>
+          </w:p>
+        </w:tc>
+        <w:tc>
+          <w:tcPr/>
+          <w:p>
+            <w:pPr>
+              <w:pStyle w:val="Compact"/>
+              <w:jc w:val="center"/>
+            </w:pPr>
+            <w:r>
+              <w:rPr>
+                <w:rStyle w:val="VerbatimChar"/>
+              </w:rPr>
+              <w:t xml:space="preserve">43 / 66</w:t>
+            </w:r>
+            <w:r>
+              <w:t xml:space="preserve"> </w:t>
+            </w:r>
+            <w:r>
+              <w:t xml:space="preserve">(</w:t>
+            </w:r>
+            <w:r>
+              <w:rPr>
+                <w:rStyle w:val="VerbatimChar"/>
+              </w:rPr>
+              <w:t xml:space="preserve">65.15%</w:t>
+            </w:r>
+            <w:r>
+              <w:t xml:space="preserve">)</w:t>
+            </w:r>
+          </w:p>
+        </w:tc>
+        <w:tc>
+          <w:tcPr/>
+          <w:p>
+            <w:pPr>
+              <w:pStyle w:val="Compact"/>
+              <w:jc w:val="center"/>
+            </w:pPr>
+            <w:r>
+              <w:rPr>
+                <w:rStyle w:val="VerbatimChar"/>
+                <w:b/>
+                <w:bCs/>
+              </w:rPr>
+              <w:t xml:space="preserve">44 / 66</w:t>
+            </w:r>
+            <w:r>
+              <w:rPr>
+                <w:b/>
+                <w:bCs/>
+              </w:rPr>
+              <w:t xml:space="preserve"> </w:t>
+            </w:r>
+            <w:r>
+              <w:rPr>
+                <w:b/>
+                <w:bCs/>
+              </w:rPr>
+              <w:t xml:space="preserve">(</w:t>
+            </w:r>
+            <w:r>
+              <w:rPr>
+                <w:rStyle w:val="VerbatimChar"/>
+                <w:b/>
+                <w:bCs/>
+              </w:rPr>
+              <w:t xml:space="preserve">66.67%</w:t>
+            </w:r>
+            <w:r>
+              <w:rPr>
+                <w:b/>
+                <w:bCs/>
+              </w:rPr>
+              <w:t xml:space="preserve">)</w:t>
+            </w:r>
+          </w:p>
+        </w:tc>
+        <w:tc>
+          <w:tcPr/>
+          <w:p>
+            <w:pPr>
+              <w:pStyle w:val="Compact"/>
+              <w:jc w:val="center"/>
+            </w:pPr>
+            <w:r>
+              <w:rPr>
+                <w:rStyle w:val="VerbatimChar"/>
+                <w:b/>
+                <w:bCs/>
+              </w:rPr>
+              <w:t xml:space="preserve">+1.52</w:t>
+            </w:r>
+          </w:p>
+        </w:tc>
+        <w:tc>
+          <w:tcPr/>
+          <w:p>
+            <w:pPr>
+              <w:pStyle w:val="Compact"/>
+              <w:jc w:val="center"/>
+            </w:pPr>
+            <w:r>
+              <w:rPr>
+                <w:rStyle w:val="VerbatimChar"/>
+              </w:rPr>
+              <w:t xml:space="preserve">+13 / -12</w:t>
+            </w:r>
+          </w:p>
+        </w:tc>
+        <w:tc>
+          <w:tcPr/>
+          <w:p>
+            <w:pPr>
+              <w:pStyle w:val="Compact"/>
+              <w:jc w:val="center"/>
+            </w:pPr>
+            <w:r>
+              <w:rPr>
+                <w:rStyle w:val="VerbatimChar"/>
+              </w:rPr>
+              <w:t xml:space="preserve">openai/gpt-4.1</w:t>
+            </w:r>
+          </w:p>
+        </w:tc>
+      </w:tr>
+      <w:tr>
+        <w:tc>
+          <w:tcPr/>
+          <w:p>
+            <w:pPr>
+              <w:pStyle w:val="Compact"/>
+              <w:jc w:val="left"/>
+            </w:pPr>
+            <w:r>
+              <w:rPr>
+                <w:b/>
+                <w:bCs/>
+              </w:rPr>
+              <w:t xml:space="preserve">Total (Pooled)</w:t>
+            </w:r>
+          </w:p>
+        </w:tc>
+        <w:tc>
+          <w:tcPr/>
+          <w:p>
+            <w:pPr>
+              <w:pStyle w:val="Compact"/>
+              <w:jc w:val="center"/>
+            </w:pPr>
+            <w:r>
+              <w:rPr>
+                <w:b/>
+                <w:bCs/>
+              </w:rPr>
+              <w:t xml:space="preserve">20</w:t>
+            </w:r>
+          </w:p>
+        </w:tc>
+        <w:tc>
+          <w:tcPr/>
+          <w:p>
+            <w:pPr>
+              <w:pStyle w:val="Compact"/>
+              <w:jc w:val="center"/>
+            </w:pPr>
+            <w:r>
+              <w:rPr>
+                <w:b/>
+                <w:bCs/>
+              </w:rPr>
+              <w:t xml:space="preserve">199</w:t>
+            </w:r>
+          </w:p>
+        </w:tc>
+        <w:tc>
+          <w:tcPr/>
+          <w:p>
+            <w:pPr>
+              <w:pStyle w:val="Compact"/>
+              <w:jc w:val="center"/>
+            </w:pPr>
+            <w:r>
+              <w:rPr>
+                <w:rStyle w:val="VerbatimChar"/>
+                <w:b/>
+                <w:bCs/>
+              </w:rPr>
+              <w:t xml:space="preserve">62 / 199</w:t>
+            </w:r>
+            <w:r>
+              <w:rPr>
+                <w:b/>
+                <w:bCs/>
+              </w:rPr>
+              <w:t xml:space="preserve"> </w:t>
+            </w:r>
+            <w:r>
+              <w:rPr>
+                <w:b/>
+                <w:bCs/>
+              </w:rPr>
+              <w:t xml:space="preserve">(</w:t>
+            </w:r>
+            <w:r>
+              <w:rPr>
+                <w:rStyle w:val="VerbatimChar"/>
+                <w:b/>
+                <w:bCs/>
+              </w:rPr>
+              <w:t xml:space="preserve">31.16%</w:t>
+            </w:r>
+            <w:r>
+              <w:rPr>
+                <w:b/>
+                <w:bCs/>
+              </w:rPr>
+              <w:t xml:space="preserve">)</w:t>
+            </w:r>
+          </w:p>
+        </w:tc>
+        <w:tc>
+          <w:tcPr/>
+          <w:p>
+            <w:pPr>
+              <w:pStyle w:val="Compact"/>
+              <w:jc w:val="center"/>
+            </w:pPr>
+            <w:r>
+              <w:rPr>
+                <w:rStyle w:val="VerbatimChar"/>
+                <w:b/>
+                <w:bCs/>
+              </w:rPr>
+              <w:t xml:space="preserve">99 / 199</w:t>
+            </w:r>
+            <w:r>
+              <w:rPr>
+                <w:b/>
+                <w:bCs/>
+              </w:rPr>
+              <w:t xml:space="preserve"> </w:t>
+            </w:r>
+            <w:r>
+              <w:rPr>
+                <w:b/>
+                <w:bCs/>
+              </w:rPr>
+              <w:t xml:space="preserve">(</w:t>
+            </w:r>
+            <w:r>
+              <w:rPr>
+                <w:rStyle w:val="VerbatimChar"/>
+                <w:b/>
+                <w:bCs/>
+              </w:rPr>
+              <w:t xml:space="preserve">49.75%</w:t>
+            </w:r>
+            <w:r>
+              <w:rPr>
+                <w:b/>
+                <w:bCs/>
+              </w:rPr>
+              <w:t xml:space="preserve">)</w:t>
+            </w:r>
+          </w:p>
+        </w:tc>
+        <w:tc>
+          <w:tcPr/>
+          <w:p>
+            <w:pPr>
+              <w:pStyle w:val="Compact"/>
+              <w:jc w:val="center"/>
+            </w:pPr>
+            <w:r>
+              <w:rPr>
+                <w:rStyle w:val="VerbatimChar"/>
+                <w:b/>
+                <w:bCs/>
+              </w:rPr>
+              <w:t xml:space="preserve">+18.59</w:t>
+            </w:r>
+          </w:p>
+        </w:tc>
+        <w:tc>
+          <w:tcPr/>
+          <w:p>
+            <w:pPr>
+              <w:pStyle w:val="Compact"/>
+              <w:jc w:val="center"/>
+            </w:pPr>
+            <w:r>
+              <w:rPr>
+                <w:rStyle w:val="VerbatimChar"/>
+                <w:b/>
+                <w:bCs/>
+              </w:rPr>
+              <w:t xml:space="preserve">+53 / -16</w:t>
+            </w:r>
+          </w:p>
+        </w:tc>
+        <w:tc>
+          <w:tcPr/>
+          <w:p>
+            <w:pPr>
+              <w:pStyle w:val="Compact"/>
+              <w:jc w:val="center"/>
+            </w:pPr>
+            <w:r>
+              <w:rPr>
+                <w:b/>
+                <w:bCs/>
+              </w:rPr>
+              <w:t xml:space="preserve">Mixed (Matched per task)</w:t>
+            </w:r>
+          </w:p>
+        </w:tc>
+      </w:tr>
+    </w:tbl>
+    <w:p>
+      <w:pPr>
+        <w:pStyle w:val="Heading3"/>
+      </w:pPr>
+      <w:bookmarkStart w:id="20" w:name="_2a909cce652a2d2664f9d864d2bb4cacd916418"/>
+      <w:r>
+        <w:t xml:space="preserve">3.2 Methodological Notes on Study B</w:t>
       </w:r>
       <w:bookmarkEnd w:id="20"/>
     </w:p>
     <w:p>
       <w:pPr>
-        <w:pStyle w:val="Heading3"/>
-      </w:pPr>
-      <w:bookmarkStart w:id="21" w:name="_365f4032e93411386f9b16ab63d4fecfdb67073"/>
-      <w:r>
-        <w:t xml:space="preserve">4.1 Qualitative Task Patterns</w:t>
+        <w:pStyle w:val="Compact"/>
+        <w:numPr>
+          <w:ilvl w:val="0"/>
+          <w:numId w:val="1008"/>
+        </w:numPr>
+      </w:pPr>
+      <w:r>
+        <w:rPr>
+          <w:b/>
+          <w:bCs/>
+        </w:rPr>
+        <w:t xml:space="preserve">Container Repair &amp; Judge Pairing:</w:t>
+      </w:r>
+      <w:r>
+        <w:t xml:space="preserve"> </w:t>
+      </w:r>
+      <w:r>
+        <w:t xml:space="preserve">An earlier draft reported</w:t>
+      </w:r>
+      <w:r>
+        <w:t xml:space="preserve"> </w:t>
+      </w:r>
+      <w:r>
+        <w:rPr>
+          <w:rStyle w:val="VerbatimChar"/>
+        </w:rPr>
+        <w:t xml:space="preserve">47/199</w:t>
+      </w:r>
+      <w:r>
+        <w:t xml:space="preserve"> </w:t>
+      </w:r>
+      <w:r>
+        <w:t xml:space="preserve">vs. </w:t>
+      </w:r>
+      <w:r>
+        <w:rPr>
+          <w:rStyle w:val="VerbatimChar"/>
+        </w:rPr>
+        <w:t xml:space="preserve">106/199</w:t>
+      </w:r>
+      <w:r>
+        <w:t xml:space="preserve">, which combined a</w:t>
+      </w:r>
+      <w:r>
+        <w:t xml:space="preserve"> </w:t>
+      </w:r>
+      <w:r>
+        <w:rPr>
+          <w:rStyle w:val="VerbatimChar"/>
+        </w:rPr>
+        <w:t xml:space="preserve">31/62</w:t>
+      </w:r>
+      <w:r>
+        <w:t xml:space="preserve"> </w:t>
+      </w:r>
+      <w:r>
+        <w:t xml:space="preserve">GPT-4.1 evaluation on the repaired augmented Corporate M&amp;A artifact with a</w:t>
+      </w:r>
+      <w:r>
+        <w:t xml:space="preserve"> </w:t>
+      </w:r>
+      <w:r>
+        <w:rPr>
+          <w:rStyle w:val="VerbatimChar"/>
+        </w:rPr>
+        <w:t xml:space="preserve">0/62</w:t>
+      </w:r>
+      <w:r>
+        <w:t xml:space="preserve"> </w:t>
+      </w:r>
+      <w:r>
+        <w:t xml:space="preserve">pre-repair base M&amp;A score (when both M&amp;A arms scored</w:t>
+      </w:r>
+      <w:r>
+        <w:t xml:space="preserve"> </w:t>
+      </w:r>
+      <w:r>
+        <w:rPr>
+          <w:rStyle w:val="VerbatimChar"/>
+        </w:rPr>
+        <w:t xml:space="preserve">0/62</w:t>
+      </w:r>
+      <w:r>
+        <w:t xml:space="preserve"> </w:t>
+      </w:r>
+      <w:r>
+        <w:t xml:space="preserve">pre-repair due to raw Markdown written to</w:t>
+      </w:r>
+      <w:r>
+        <w:t xml:space="preserve"> </w:t>
+      </w:r>
+      <w:r>
+        <w:rPr>
+          <w:rStyle w:val="VerbatimChar"/>
+        </w:rPr>
+        <w:t xml:space="preserve">.docx</w:t>
+      </w:r>
+      <w:r>
+        <w:t xml:space="preserve"> </w:t>
+      </w:r>
+      <w:r>
+        <w:t xml:space="preserve">paths). Table 3.1 enforces matching judges within each task after container repair (</w:t>
+      </w:r>
+      <w:r>
+        <w:rPr>
+          <w:rStyle w:val="VerbatimChar"/>
+        </w:rPr>
+        <w:t xml:space="preserve">15/62</w:t>
+      </w:r>
+      <w:r>
+        <w:t xml:space="preserve"> </w:t>
+      </w:r>
+      <w:r>
+        <w:t xml:space="preserve">vs. </w:t>
+      </w:r>
+      <w:r>
+        <w:rPr>
+          <w:rStyle w:val="VerbatimChar"/>
+        </w:rPr>
+        <w:t xml:space="preserve">24/62</w:t>
+      </w:r>
+      <w:r>
+        <w:t xml:space="preserve"> </w:t>
+      </w:r>
+      <w:r>
+        <w:t xml:space="preserve">under Nemotron).</w:t>
+      </w:r>
+    </w:p>
+    <w:p>
+      <w:pPr>
+        <w:pStyle w:val="Compact"/>
+        <w:numPr>
+          <w:ilvl w:val="0"/>
+          <w:numId w:val="1008"/>
+        </w:numPr>
+      </w:pPr>
+      <w:r>
+        <w:rPr>
+          <w:b/>
+          <w:bCs/>
+        </w:rPr>
+        <w:t xml:space="preserve">Oracle Criterion Union vs. Whole-Deliverable Selection:</w:t>
+      </w:r>
+      <w:r>
+        <w:t xml:space="preserve"> </w:t>
+      </w:r>
+      <w:r>
+        <w:t xml:space="preserve">In Study B, the post-hoc criterion union across both arms is</w:t>
+      </w:r>
+      <w:r>
+        <w:t xml:space="preserve"> </w:t>
+      </w:r>
+      <w:r>
+        <w:rPr>
+          <w:rStyle w:val="VerbatimChar"/>
+        </w:rPr>
+        <w:t xml:space="preserve">115/199</w:t>
+      </w:r>
+      <w:r>
+        <w:t xml:space="preserve"> </w:t>
+      </w:r>
+      <w:r>
+        <w:t xml:space="preserve">(</w:t>
+      </w:r>
+      <w:r>
+        <w:rPr>
+          <w:rStyle w:val="VerbatimChar"/>
+        </w:rPr>
+        <w:t xml:space="preserve">57.79%</w:t>
+      </w:r>
+      <w:r>
+        <w:t xml:space="preserve">) and</w:t>
+      </w:r>
+      <w:r>
+        <w:t xml:space="preserve"> </w:t>
+      </w:r>
+      <w:r>
+        <w:rPr>
+          <w:rStyle w:val="VerbatimChar"/>
+        </w:rPr>
+        <w:t xml:space="preserve">56/66</w:t>
+      </w:r>
+      <w:r>
+        <w:t xml:space="preserve"> </w:t>
+      </w:r>
+      <w:r>
+        <w:t xml:space="preserve">(</w:t>
+      </w:r>
+      <w:r>
+        <w:rPr>
+          <w:rStyle w:val="VerbatimChar"/>
+        </w:rPr>
+        <w:t xml:space="preserve">84.85%</w:t>
+      </w:r>
+      <w:r>
+        <w:t xml:space="preserve">) in Banking. A whole-response selector is capped at</w:t>
+      </w:r>
+      <w:r>
+        <w:t xml:space="preserve"> </w:t>
+      </w:r>
+      <w:r>
+        <w:rPr>
+          <w:rStyle w:val="VerbatimChar"/>
+        </w:rPr>
+        <w:t xml:space="preserve">99/199</w:t>
+      </w:r>
+      <w:r>
+        <w:t xml:space="preserve"> </w:t>
+      </w:r>
+      <w:r>
+        <w:t xml:space="preserve">(</w:t>
+      </w:r>
+      <w:r>
+        <w:rPr>
+          <w:rStyle w:val="VerbatimChar"/>
+        </w:rPr>
+        <w:t xml:space="preserve">49.75%</w:t>
+      </w:r>
+      <w:r>
+        <w:t xml:space="preserve">).</w:t>
+      </w:r>
+    </w:p>
+    <w:p>
+      <w:pPr>
+        <w:pStyle w:val="Compact"/>
+        <w:numPr>
+          <w:ilvl w:val="0"/>
+          <w:numId w:val="1008"/>
+        </w:numPr>
+      </w:pPr>
+      <w:r>
+        <w:rPr>
+          <w:b/>
+          <w:bCs/>
+        </w:rPr>
+        <w:t xml:space="preserve">Resource Use &amp; Bundled Intervention:</w:t>
+      </w:r>
+      <w:r>
+        <w:t xml:space="preserve"> </w:t>
+      </w:r>
+      <w:r>
+        <w:t xml:space="preserve">Solver token usage in Study B rose from</w:t>
+      </w:r>
+      <w:r>
+        <w:t xml:space="preserve"> </w:t>
+      </w:r>
+      <w:r>
+        <w:rPr>
+          <w:rStyle w:val="VerbatimChar"/>
+        </w:rPr>
+        <w:t xml:space="preserve">220,320</w:t>
+      </w:r>
+      <w:r>
+        <w:t xml:space="preserve"> </w:t>
+      </w:r>
+      <w:r>
+        <w:t xml:space="preserve">(base) to</w:t>
+      </w:r>
+      <w:r>
+        <w:t xml:space="preserve"> </w:t>
+      </w:r>
+      <w:r>
+        <w:rPr>
+          <w:rStyle w:val="VerbatimChar"/>
+        </w:rPr>
+        <w:t xml:space="preserve">388,406</w:t>
+      </w:r>
+      <w:r>
+        <w:t xml:space="preserve"> </w:t>
+      </w:r>
+      <w:r>
+        <w:t xml:space="preserve">(augmented,</w:t>
+      </w:r>
+      <w:r>
+        <w:t xml:space="preserve"> </w:t>
+      </w:r>
+      <w:r>
+        <w:rPr>
+          <w:rStyle w:val="VerbatimChar"/>
+        </w:rPr>
+        <w:t xml:space="preserve">+76.3%</w:t>
+      </w:r>
+      <w:r>
+        <w:t xml:space="preserve">; logged solver cost</w:t>
+      </w:r>
+      <w:r>
+        <w:t xml:space="preserve"> </w:t>
+      </w:r>
+      <w:r>
+        <w:rPr>
+          <w:rStyle w:val="VerbatimChar"/>
+        </w:rPr>
+        <w:t xml:space="preserve">USD 1.8000</w:t>
+      </w:r>
+      <w:r>
+        <w:t xml:space="preserve"> </w:t>
+      </w:r>
+      <w:r>
+        <w:t xml:space="preserve">vs. </w:t>
+      </w:r>
+      <w:r>
+        <w:rPr>
+          <w:rStyle w:val="VerbatimChar"/>
+        </w:rPr>
+        <w:t xml:space="preserve">USD 2.4705</w:t>
+      </w:r>
+      <w:r>
+        <w:t xml:space="preserve">,</w:t>
+      </w:r>
+      <w:r>
+        <w:t xml:space="preserve"> </w:t>
+      </w:r>
+      <w:r>
+        <w:rPr>
+          <w:rStyle w:val="VerbatimChar"/>
+        </w:rPr>
+        <w:t xml:space="preserve">+37.3%</w:t>
+      </w:r>
+      <w:r>
+        <w:t xml:space="preserve">), with always-on prompt characters increasing from</w:t>
+      </w:r>
+      <w:r>
+        <w:t xml:space="preserve"> </w:t>
+      </w:r>
+      <w:r>
+        <w:rPr>
+          <w:rStyle w:val="VerbatimChar"/>
+        </w:rPr>
+        <w:t xml:space="preserve">2,333</w:t>
+      </w:r>
+      <w:r>
+        <w:t xml:space="preserve"> </w:t>
+      </w:r>
+      <w:r>
+        <w:t xml:space="preserve">to</w:t>
+      </w:r>
+      <w:r>
+        <w:t xml:space="preserve"> </w:t>
+      </w:r>
+      <w:r>
+        <w:rPr>
+          <w:rStyle w:val="VerbatimChar"/>
+        </w:rPr>
+        <w:t xml:space="preserve">9,456</w:t>
+      </w:r>
+      <w:r>
+        <w:t xml:space="preserve">.</w:t>
+      </w:r>
+    </w:p>
+    <w:p>
+      <w:r>
+        <w:pict>
+          <v:rect style="width:0;height:1.5pt" o:hralign="center" o:hrstd="t" o:hr="t"/>
+        </w:pict>
+      </w:r>
+    </w:p>
+    <w:p>
+      <w:pPr>
+        <w:pStyle w:val="Heading2"/>
+      </w:pPr>
+      <w:bookmarkStart w:id="21" w:name="_ce123c1f342bb42cbce62b422870deb8fd61ee8"/>
+      <w:r>
+        <w:t xml:space="preserve">4. Repository Artifacts</w:t>
       </w:r>
       <w:bookmarkEnd w:id="21"/>
     </w:p>
@@ -3529,7 +4794,7 @@
         <w:pStyle w:val="Compact"/>
         <w:numPr>
           <w:ilvl w:val="0"/>
-          <w:numId w:val="1002"/>
+          <w:numId w:val="1009"/>
         </w:numPr>
       </w:pPr>
       <w:r>
@@ -3537,88 +4802,26 @@
           <w:b/>
           <w:bCs/>
         </w:rPr>
-        <w:t xml:space="preserve">Litigation (</w:t>
-      </w:r>
-      <w:r>
-        <w:rPr>
-          <w:rStyle w:val="VerbatimChar"/>
-          <w:b/>
-          <w:bCs/>
-        </w:rPr>
-        <w:t xml:space="preserve">1/34</w:t>
-      </w:r>
-      <w:r>
-        <w:rPr>
-          <w:b/>
-          <w:bCs/>
-        </w:rPr>
-        <w:t xml:space="preserve"> </w:t>
-      </w:r>
-      <m:oMath>
-        <m:r>
-          <m:rPr>
-            <m:sty m:val="p"/>
-          </m:rPr>
-          <m:t>→</m:t>
-        </m:r>
-      </m:oMath>
-      <w:r>
-        <w:rPr>
-          <w:b/>
-          <w:bCs/>
-        </w:rPr>
-        <w:t xml:space="preserve"> </w:t>
-      </w:r>
-      <w:r>
-        <w:rPr>
-          <w:rStyle w:val="VerbatimChar"/>
-          <w:b/>
-          <w:bCs/>
-        </w:rPr>
-        <w:t xml:space="preserve">19/34</w:t>
-      </w:r>
-      <w:r>
-        <w:rPr>
-          <w:b/>
-          <w:bCs/>
-        </w:rPr>
-        <w:t xml:space="preserve">,</w:t>
-      </w:r>
-      <w:r>
-        <w:rPr>
-          <w:b/>
-          <w:bCs/>
-        </w:rPr>
-        <w:t xml:space="preserve"> </w:t>
-      </w:r>
-      <w:r>
-        <w:rPr>
-          <w:rStyle w:val="VerbatimChar"/>
-          <w:b/>
-          <w:bCs/>
-        </w:rPr>
-        <w:t xml:space="preserve">+18 / -0</w:t>
-      </w:r>
-      <w:r>
-        <w:rPr>
-          <w:b/>
-          <w:bCs/>
-        </w:rPr>
-        <w:t xml:space="preserve">):</w:t>
-      </w:r>
-      <w:r>
-        <w:t xml:space="preserve"> </w:t>
-      </w:r>
-      <w:r>
-        <w:t xml:space="preserve">Pre-indexing plain-text mirrors of the 6 court filings allowed the solver to complete the opposition brief within the turn budget and address FRCP Rule 9(b) particularity, forum-selection scope, and accrual timing criteria.</w:t>
-      </w:r>
+        <w:t xml:space="preserve">Direct LLM Tool-Calling Runner (Study A):</w:t>
+      </w:r>
+      <w:r>
+        <w:t xml:space="preserve"> </w:t>
+      </w:r>
+      <w:hyperlink r:id="rId22">
+        <w:r>
+          <w:rPr>
+            <w:rStyle w:val="VerbatimChar"/>
+          </w:rPr>
+          <w:t xml:space="preserve">benchmarks/run_direct_tool_benchmark.py</w:t>
+        </w:r>
+      </w:hyperlink>
     </w:p>
     <w:p>
       <w:pPr>
         <w:pStyle w:val="Compact"/>
         <w:numPr>
           <w:ilvl w:val="0"/>
-          <w:numId w:val="1002"/>
+          <w:numId w:val="1009"/>
         </w:numPr>
       </w:pPr>
       <w:r>
@@ -3626,88 +4829,26 @@
           <w:b/>
           <w:bCs/>
         </w:rPr>
-        <w:t xml:space="preserve">Structured Finance (</w:t>
-      </w:r>
-      <w:r>
-        <w:rPr>
-          <w:rStyle w:val="VerbatimChar"/>
-          <w:b/>
-          <w:bCs/>
-        </w:rPr>
-        <w:t xml:space="preserve">3/37</w:t>
-      </w:r>
-      <w:r>
-        <w:rPr>
-          <w:b/>
-          <w:bCs/>
-        </w:rPr>
-        <w:t xml:space="preserve"> </w:t>
-      </w:r>
-      <m:oMath>
-        <m:r>
-          <m:rPr>
-            <m:sty m:val="p"/>
-          </m:rPr>
-          <m:t>→</m:t>
-        </m:r>
-      </m:oMath>
-      <w:r>
-        <w:rPr>
-          <w:b/>
-          <w:bCs/>
-        </w:rPr>
-        <w:t xml:space="preserve"> </w:t>
-      </w:r>
-      <w:r>
-        <w:rPr>
-          <w:rStyle w:val="VerbatimChar"/>
-          <w:b/>
-          <w:bCs/>
-        </w:rPr>
-        <w:t xml:space="preserve">12/37</w:t>
-      </w:r>
-      <w:r>
-        <w:rPr>
-          <w:b/>
-          <w:bCs/>
-        </w:rPr>
-        <w:t xml:space="preserve">,</w:t>
-      </w:r>
-      <w:r>
-        <w:rPr>
-          <w:b/>
-          <w:bCs/>
-        </w:rPr>
-        <w:t xml:space="preserve"> </w:t>
-      </w:r>
-      <w:r>
-        <w:rPr>
-          <w:rStyle w:val="VerbatimChar"/>
-          <w:b/>
-          <w:bCs/>
-        </w:rPr>
-        <w:t xml:space="preserve">+10 / -1</w:t>
-      </w:r>
-      <w:r>
-        <w:rPr>
-          <w:b/>
-          <w:bCs/>
-        </w:rPr>
-        <w:t xml:space="preserve">):</w:t>
-      </w:r>
-      <w:r>
-        <w:t xml:space="preserve"> </w:t>
-      </w:r>
-      <w:r>
-        <w:t xml:space="preserve">Document indexing and hierarchy prompts helped surface discrepancies between the Indenture and the Offering Memorandum (such as Reserve Account replenishment priority and Class C Note coupon differences).</w:t>
-      </w:r>
+        <w:t xml:space="preserve">Direct LLM Tool-Calling Summary &amp; Per-Task Scores (Study A):</w:t>
+      </w:r>
+      <w:r>
+        <w:t xml:space="preserve"> </w:t>
+      </w:r>
+      <w:hyperlink r:id="rId23">
+        <w:r>
+          <w:rPr>
+            <w:rStyle w:val="VerbatimChar"/>
+          </w:rPr>
+          <w:t xml:space="preserve">benchmarks/direct_tool_results/direct_tool_summary.json</w:t>
+        </w:r>
+      </w:hyperlink>
     </w:p>
     <w:p>
       <w:pPr>
         <w:pStyle w:val="Compact"/>
         <w:numPr>
           <w:ilvl w:val="0"/>
-          <w:numId w:val="1002"/>
+          <w:numId w:val="1009"/>
         </w:numPr>
       </w:pPr>
       <w:r>
@@ -3715,412 +4856,7 @@
           <w:b/>
           <w:bCs/>
         </w:rPr>
-        <w:t xml:space="preserve">Corporate M&amp;A (</w:t>
-      </w:r>
-      <w:r>
-        <w:rPr>
-          <w:rStyle w:val="VerbatimChar"/>
-          <w:b/>
-          <w:bCs/>
-        </w:rPr>
-        <w:t xml:space="preserve">15/62</w:t>
-      </w:r>
-      <w:r>
-        <w:rPr>
-          <w:b/>
-          <w:bCs/>
-        </w:rPr>
-        <w:t xml:space="preserve"> </w:t>
-      </w:r>
-      <m:oMath>
-        <m:r>
-          <m:rPr>
-            <m:sty m:val="p"/>
-          </m:rPr>
-          <m:t>→</m:t>
-        </m:r>
-      </m:oMath>
-      <w:r>
-        <w:rPr>
-          <w:b/>
-          <w:bCs/>
-        </w:rPr>
-        <w:t xml:space="preserve"> </w:t>
-      </w:r>
-      <w:r>
-        <w:rPr>
-          <w:rStyle w:val="VerbatimChar"/>
-          <w:b/>
-          <w:bCs/>
-        </w:rPr>
-        <w:t xml:space="preserve">24/62</w:t>
-      </w:r>
-      <w:r>
-        <w:rPr>
-          <w:b/>
-          <w:bCs/>
-        </w:rPr>
-        <w:t xml:space="preserve">,</w:t>
-      </w:r>
-      <w:r>
-        <w:rPr>
-          <w:b/>
-          <w:bCs/>
-        </w:rPr>
-        <w:t xml:space="preserve"> </w:t>
-      </w:r>
-      <w:r>
-        <w:rPr>
-          <w:rStyle w:val="VerbatimChar"/>
-          <w:b/>
-          <w:bCs/>
-        </w:rPr>
-        <w:t xml:space="preserve">+12 / -3</w:t>
-      </w:r>
-      <w:r>
-        <w:rPr>
-          <w:b/>
-          <w:bCs/>
-        </w:rPr>
-        <w:t xml:space="preserve">):</w:t>
-      </w:r>
-      <w:r>
-        <w:t xml:space="preserve"> </w:t>
-      </w:r>
-      <w:r>
-        <w:t xml:space="preserve">Extracting tabular schedules alongside SPA text helped connect working-capital collar modifications to the balance sheet figures in</w:t>
-      </w:r>
-      <w:r>
-        <w:t xml:space="preserve"> </w:t>
-      </w:r>
-      <w:r>
-        <w:rPr>
-          <w:rStyle w:val="VerbatimChar"/>
-        </w:rPr>
-        <w:t xml:space="preserve">dataforge-financial-summary.xlsx</w:t>
-      </w:r>
-      <w:r>
-        <w:t xml:space="preserve">.</w:t>
-      </w:r>
-    </w:p>
-    <w:p>
-      <w:pPr>
-        <w:pStyle w:val="Compact"/>
-        <w:numPr>
-          <w:ilvl w:val="0"/>
-          <w:numId w:val="1002"/>
-        </w:numPr>
-      </w:pPr>
-      <w:r>
-        <w:rPr>
-          <w:b/>
-          <w:bCs/>
-        </w:rPr>
-        <w:t xml:space="preserve">Banking &amp; Finance (</w:t>
-      </w:r>
-      <w:r>
-        <w:rPr>
-          <w:rStyle w:val="VerbatimChar"/>
-          <w:b/>
-          <w:bCs/>
-        </w:rPr>
-        <w:t xml:space="preserve">43/66</w:t>
-      </w:r>
-      <w:r>
-        <w:rPr>
-          <w:b/>
-          <w:bCs/>
-        </w:rPr>
-        <w:t xml:space="preserve"> </w:t>
-      </w:r>
-      <m:oMath>
-        <m:r>
-          <m:rPr>
-            <m:sty m:val="p"/>
-          </m:rPr>
-          <m:t>→</m:t>
-        </m:r>
-      </m:oMath>
-      <w:r>
-        <w:rPr>
-          <w:b/>
-          <w:bCs/>
-        </w:rPr>
-        <w:t xml:space="preserve"> </w:t>
-      </w:r>
-      <w:r>
-        <w:rPr>
-          <w:rStyle w:val="VerbatimChar"/>
-          <w:b/>
-          <w:bCs/>
-        </w:rPr>
-        <w:t xml:space="preserve">44/66</w:t>
-      </w:r>
-      <w:r>
-        <w:rPr>
-          <w:b/>
-          <w:bCs/>
-        </w:rPr>
-        <w:t xml:space="preserve">,</w:t>
-      </w:r>
-      <w:r>
-        <w:rPr>
-          <w:b/>
-          <w:bCs/>
-        </w:rPr>
-        <w:t xml:space="preserve"> </w:t>
-      </w:r>
-      <w:r>
-        <w:rPr>
-          <w:rStyle w:val="VerbatimChar"/>
-          <w:b/>
-          <w:bCs/>
-        </w:rPr>
-        <w:t xml:space="preserve">+13 / -12</w:t>
-      </w:r>
-      <w:r>
-        <w:rPr>
-          <w:b/>
-          <w:bCs/>
-        </w:rPr>
-        <w:t xml:space="preserve">):</w:t>
-      </w:r>
-      <w:r>
-        <w:t xml:space="preserve"> </w:t>
-      </w:r>
-      <w:r>
-        <w:t xml:space="preserve">Full-text markup diffing recovered 13 criteria where the negotiation playbook was silent (such as deleted maturity extension options), but lost 12 criteria passed by the base run, yielding a net gain of 1 criterion.</w:t>
-      </w:r>
-    </w:p>
-    <w:p>
-      <w:pPr>
-        <w:pStyle w:val="Heading3"/>
-      </w:pPr>
-      <w:bookmarkStart w:id="22" w:name="_74d6a106755156cf3a93a12a267a13ed7ad8be4"/>
-      <w:r>
-        <w:t xml:space="preserve">4.2 Bundled Intervention and Implementation Boundaries</w:t>
-      </w:r>
-      <w:bookmarkEnd w:id="22"/>
-    </w:p>
-    <w:p>
-      <w:pPr>
-        <w:pStyle w:val="Compact"/>
-        <w:numPr>
-          <w:ilvl w:val="0"/>
-          <w:numId w:val="1003"/>
-        </w:numPr>
-      </w:pPr>
-      <w:r>
-        <w:rPr>
-          <w:b/>
-          <w:bCs/>
-        </w:rPr>
-        <w:t xml:space="preserve">Bundled Intervention:</w:t>
-      </w:r>
-      <w:r>
-        <w:t xml:space="preserve"> </w:t>
-      </w:r>
-      <w:r>
-        <w:t xml:space="preserve">Because plain-text mirrors, clause-difference tables, longer system/skill prompts (</w:t>
-      </w:r>
-      <w:r>
-        <w:rPr>
-          <w:rStyle w:val="VerbatimChar"/>
-        </w:rPr>
-        <w:t xml:space="preserve">9,456</w:t>
-      </w:r>
-      <w:r>
-        <w:t xml:space="preserve"> </w:t>
-      </w:r>
-      <w:r>
-        <w:t xml:space="preserve">vs. </w:t>
-      </w:r>
-      <w:r>
-        <w:rPr>
-          <w:rStyle w:val="VerbatimChar"/>
-        </w:rPr>
-        <w:t xml:space="preserve">2,333</w:t>
-      </w:r>
-      <w:r>
-        <w:t xml:space="preserve"> </w:t>
-      </w:r>
-      <w:r>
-        <w:t xml:space="preserve">chars), increased solver token expenditure (</w:t>
-      </w:r>
-      <w:r>
-        <w:rPr>
-          <w:rStyle w:val="VerbatimChar"/>
-        </w:rPr>
-        <w:t xml:space="preserve">+76.3%</w:t>
-      </w:r>
-      <w:r>
-        <w:t xml:space="preserve">), and container checks were introduced together, the</w:t>
-      </w:r>
-      <w:r>
-        <w:t xml:space="preserve"> </w:t>
-      </w:r>
-      <w:r>
-        <w:rPr>
-          <w:rStyle w:val="VerbatimChar"/>
-        </w:rPr>
-        <w:t xml:space="preserve">+18.59 pp</w:t>
-      </w:r>
-      <w:r>
-        <w:t xml:space="preserve"> </w:t>
-      </w:r>
-      <w:r>
-        <w:t xml:space="preserve">improvement cannot be causally attributed to a single mechanism without component ablations and a parsing-matched baseline.</w:t>
-      </w:r>
-    </w:p>
-    <w:p>
-      <w:pPr>
-        <w:pStyle w:val="Compact"/>
-        <w:numPr>
-          <w:ilvl w:val="0"/>
-          <w:numId w:val="1003"/>
-        </w:numPr>
-      </w:pPr>
-      <w:r>
-        <w:rPr>
-          <w:b/>
-          <w:bCs/>
-        </w:rPr>
-        <w:t xml:space="preserve">Differences Between the Inspected Audit Script and the Formal v2 Specification:</w:t>
-      </w:r>
-    </w:p>
-    <w:p>
-      <w:pPr>
-        <w:pStyle w:val="Compact"/>
-        <w:numPr>
-          <w:ilvl w:val="1"/>
-          <w:numId w:val="1004"/>
-        </w:numPr>
-      </w:pPr>
-      <w:r>
-        <w:rPr>
-          <w:rStyle w:val="VerbatimChar"/>
-        </w:rPr>
-        <w:t xml:space="preserve">benchmarks/deltoryx_lab/scripts/deltoryx_audit.py</w:t>
-      </w:r>
-      <w:r>
-        <w:t xml:space="preserve"> </w:t>
-      </w:r>
-      <w:r>
-        <w:t xml:space="preserve">assigns document authority via filename heuristics, extracts at most the first 80 paragraphs per document with page locators set to</w:t>
-      </w:r>
-      <w:r>
-        <w:t xml:space="preserve"> </w:t>
-      </w:r>
-      <w:r>
-        <w:rPr>
-          <w:rStyle w:val="VerbatimChar"/>
-        </w:rPr>
-        <w:t xml:space="preserve">1</w:t>
-      </w:r>
-      <w:r>
-        <w:t xml:space="preserve">, and assigns fixed confidence constants by source tier.</w:t>
-      </w:r>
-    </w:p>
-    <w:p>
-      <w:pPr>
-        <w:pStyle w:val="Compact"/>
-        <w:numPr>
-          <w:ilvl w:val="1"/>
-          <w:numId w:val="1004"/>
-        </w:numPr>
-      </w:pPr>
-      <w:r>
-        <w:t xml:space="preserve">Records are labelled</w:t>
-      </w:r>
-      <w:r>
-        <w:t xml:space="preserve"> </w:t>
-      </w:r>
-      <w:r>
-        <w:rPr>
-          <w:rStyle w:val="VerbatimChar"/>
-        </w:rPr>
-        <w:t xml:space="preserve">deductive</w:t>
-      </w:r>
-      <w:r>
-        <w:t xml:space="preserve"> </w:t>
-      </w:r>
-      <w:r>
-        <w:t xml:space="preserve">without executing the formal rule-and-premise proof checker specified in Section 6 of the paper, and opinion values use fixed constants rather than empirical calibration or dependence-aware scoring.</w:t>
-      </w:r>
-    </w:p>
-    <w:p>
-      <w:pPr>
-        <w:pStyle w:val="Compact"/>
-        <w:numPr>
-          <w:ilvl w:val="1"/>
-          <w:numId w:val="1004"/>
-        </w:numPr>
-      </w:pPr>
-      <w:r>
-        <w:t xml:space="preserve">The</w:t>
-      </w:r>
-      <w:r>
-        <w:t xml:space="preserve"> </w:t>
-      </w:r>
-      <w:r>
-        <w:rPr>
-          <w:rStyle w:val="VerbatimChar"/>
-        </w:rPr>
-        <w:t xml:space="preserve">verified=true</w:t>
-      </w:r>
-      <w:r>
-        <w:t xml:space="preserve"> </w:t>
-      </w:r>
-      <w:r>
-        <w:t xml:space="preserve">status in the 4 saved</w:t>
-      </w:r>
-      <w:r>
-        <w:t xml:space="preserve"> </w:t>
-      </w:r>
-      <w:r>
-        <w:rPr>
-          <w:rStyle w:val="VerbatimChar"/>
-        </w:rPr>
-        <w:t xml:space="preserve">DELTORYX-MERKLE-SHA256-v2</w:t>
-      </w:r>
-      <w:r>
-        <w:t xml:space="preserve"> </w:t>
-      </w:r>
-      <w:r>
-        <w:t xml:space="preserve">certificates represents a cryptographic self-check over recorded artifacts, not a proof of semantic accuracy or complete rubric satisfaction.</w:t>
-      </w:r>
-    </w:p>
-    <w:p>
-      <w:r>
-        <w:pict>
-          <v:rect style="width:0;height:1.5pt" o:hralign="center" o:hrstd="t" o:hr="t"/>
-        </w:pict>
-      </w:r>
-    </w:p>
-    <w:p>
-      <w:pPr>
-        <w:pStyle w:val="Heading2"/>
-      </w:pPr>
-      <w:bookmarkStart w:id="23" w:name="_ce123c1f342bb42cbce62b422870deb8fd61ee8"/>
-      <w:r>
-        <w:t xml:space="preserve">5. Repository Artifacts</w:t>
-      </w:r>
-      <w:bookmarkEnd w:id="23"/>
-    </w:p>
-    <w:p>
-      <w:pPr>
-        <w:pStyle w:val="Compact"/>
-        <w:numPr>
-          <w:ilvl w:val="0"/>
-          <w:numId w:val="1005"/>
-        </w:numPr>
-      </w:pPr>
-      <w:r>
-        <w:rPr>
-          <w:b/>
-          <w:bCs/>
-        </w:rPr>
-        <w:t xml:space="preserve">Component Tree:</w:t>
+        <w:t xml:space="preserve">OpenCode Component Tree (Study B):</w:t>
       </w:r>
       <w:r>
         <w:t xml:space="preserve"> </w:t>
@@ -4139,7 +4875,7 @@
         <w:pStyle w:val="Compact"/>
         <w:numPr>
           <w:ilvl w:val="0"/>
-          <w:numId w:val="1005"/>
+          <w:numId w:val="1009"/>
         </w:numPr>
       </w:pPr>
       <w:r>
@@ -4147,7 +4883,7 @@
           <w:b/>
           <w:bCs/>
         </w:rPr>
-        <w:t xml:space="preserve">CLI Indexing &amp; Verification Script:</w:t>
+        <w:t xml:space="preserve">CLI Indexing &amp; Verification Script (Study B):</w:t>
       </w:r>
       <w:r>
         <w:t xml:space="preserve"> </w:t>
@@ -4166,7 +4902,7 @@
         <w:pStyle w:val="Compact"/>
         <w:numPr>
           <w:ilvl w:val="0"/>
-          <w:numId w:val="1005"/>
+          <w:numId w:val="1009"/>
         </w:numPr>
       </w:pPr>
       <w:r>
@@ -4174,39 +4910,12 @@
           <w:b/>
           <w:bCs/>
         </w:rPr>
-        <w:t xml:space="preserve">Skill Protocol:</w:t>
+        <w:t xml:space="preserve">OpenCode A/B Benchmark Runner (Study B):</w:t>
       </w:r>
       <w:r>
         <w:t xml:space="preserve"> </w:t>
       </w:r>
       <w:hyperlink r:id="rId26">
-        <w:r>
-          <w:rPr>
-            <w:rStyle w:val="VerbatimChar"/>
-          </w:rPr>
-          <w:t xml:space="preserve">benchmarks/deltoryx_lab/skills/evidence_intelligence/SKILL.md</w:t>
-        </w:r>
-      </w:hyperlink>
-    </w:p>
-    <w:p>
-      <w:pPr>
-        <w:pStyle w:val="Compact"/>
-        <w:numPr>
-          <w:ilvl w:val="0"/>
-          <w:numId w:val="1005"/>
-        </w:numPr>
-      </w:pPr>
-      <w:r>
-        <w:rPr>
-          <w:b/>
-          <w:bCs/>
-        </w:rPr>
-        <w:t xml:space="preserve">A/B Benchmark Runner:</w:t>
-      </w:r>
-      <w:r>
-        <w:t xml:space="preserve"> </w:t>
-      </w:r>
-      <w:hyperlink r:id="rId27">
         <w:r>
           <w:rPr>
             <w:rStyle w:val="VerbatimChar"/>
@@ -4325,6 +5034,91 @@
       </w:pPr>
     </w:lvl>
   </w:abstractNum>
+  <w:abstractNum w:abstractNumId="99411">
+    <w:nsid w:val="00A99411"/>
+    <w:multiLevelType w:val="multilevel"/>
+    <w:lvl w:ilvl="0">
+      <w:start w:val="1"/>
+      <w:numFmt w:val="decimal"/>
+      <w:lvlText w:val="%1."/>
+      <w:lvlJc w:val="left"/>
+      <w:pPr>
+        <w:ind w:left="720" w:hanging="360"/>
+      </w:pPr>
+    </w:lvl>
+    <w:lvl w:ilvl="1">
+      <w:start w:val="1"/>
+      <w:numFmt w:val="decimal"/>
+      <w:lvlText w:val="%2."/>
+      <w:lvlJc w:val="left"/>
+      <w:pPr>
+        <w:ind w:left="1440" w:hanging="360"/>
+      </w:pPr>
+    </w:lvl>
+    <w:lvl w:ilvl="2">
+      <w:start w:val="1"/>
+      <w:numFmt w:val="decimal"/>
+      <w:lvlText w:val="%3."/>
+      <w:lvlJc w:val="left"/>
+      <w:pPr>
+        <w:ind w:left="2160" w:hanging="360"/>
+      </w:pPr>
+    </w:lvl>
+    <w:lvl w:ilvl="3">
+      <w:start w:val="1"/>
+      <w:numFmt w:val="decimal"/>
+      <w:lvlText w:val="%4."/>
+      <w:lvlJc w:val="left"/>
+      <w:pPr>
+        <w:ind w:left="2880" w:hanging="360"/>
+      </w:pPr>
+    </w:lvl>
+    <w:lvl w:ilvl="4">
+      <w:start w:val="1"/>
+      <w:numFmt w:val="decimal"/>
+      <w:lvlText w:val="%5."/>
+      <w:lvlJc w:val="left"/>
+      <w:pPr>
+        <w:ind w:left="3600" w:hanging="360"/>
+      </w:pPr>
+    </w:lvl>
+    <w:lvl w:ilvl="5">
+      <w:start w:val="1"/>
+      <w:numFmt w:val="decimal"/>
+      <w:lvlText w:val="%6."/>
+      <w:lvlJc w:val="left"/>
+      <w:pPr>
+        <w:ind w:left="4320" w:hanging="360"/>
+      </w:pPr>
+    </w:lvl>
+    <w:lvl w:ilvl="6">
+      <w:start w:val="1"/>
+      <w:numFmt w:val="decimal"/>
+      <w:lvlText w:val="%7."/>
+      <w:lvlJc w:val="left"/>
+      <w:pPr>
+        <w:ind w:left="5040" w:hanging="360"/>
+      </w:pPr>
+    </w:lvl>
+    <w:lvl w:ilvl="7">
+      <w:start w:val="1"/>
+      <w:numFmt w:val="decimal"/>
+      <w:lvlText w:val="%8."/>
+      <w:lvlJc w:val="left"/>
+      <w:pPr>
+        <w:ind w:left="5760" w:hanging="360"/>
+      </w:pPr>
+    </w:lvl>
+    <w:lvl w:ilvl="8">
+      <w:start w:val="1"/>
+      <w:numFmt w:val="decimal"/>
+      <w:lvlText w:val="%9."/>
+      <w:lvlJc w:val="left"/>
+      <w:pPr>
+        <w:ind w:left="6480" w:hanging="360"/>
+      </w:pPr>
+    </w:lvl>
+  </w:abstractNum>
   <w:abstractNum w:abstractNumId="991">
     <w:nsid w:val="0000A991"/>
     <w:multiLevelType w:val="multilevel"/>
@@ -4428,101 +5222,10 @@
       </w:rPr>
     </w:lvl>
   </w:abstractNum>
-  <w:abstractNum w:abstractNumId="99411">
-    <w:nsid w:val="00A99411"/>
-    <w:multiLevelType w:val="multilevel"/>
-    <w:lvl w:ilvl="0">
-      <w:start w:val="1"/>
-      <w:numFmt w:val="decimal"/>
-      <w:lvlText w:val="%1."/>
-      <w:lvlJc w:val="left"/>
-      <w:pPr>
-        <w:ind w:left="720" w:hanging="360"/>
-      </w:pPr>
-    </w:lvl>
-    <w:lvl w:ilvl="1">
-      <w:start w:val="1"/>
-      <w:numFmt w:val="decimal"/>
-      <w:lvlText w:val="%2."/>
-      <w:lvlJc w:val="left"/>
-      <w:pPr>
-        <w:ind w:left="1440" w:hanging="360"/>
-      </w:pPr>
-    </w:lvl>
-    <w:lvl w:ilvl="2">
-      <w:start w:val="1"/>
-      <w:numFmt w:val="decimal"/>
-      <w:lvlText w:val="%3."/>
-      <w:lvlJc w:val="left"/>
-      <w:pPr>
-        <w:ind w:left="2160" w:hanging="360"/>
-      </w:pPr>
-    </w:lvl>
-    <w:lvl w:ilvl="3">
-      <w:start w:val="1"/>
-      <w:numFmt w:val="decimal"/>
-      <w:lvlText w:val="%4."/>
-      <w:lvlJc w:val="left"/>
-      <w:pPr>
-        <w:ind w:left="2880" w:hanging="360"/>
-      </w:pPr>
-    </w:lvl>
-    <w:lvl w:ilvl="4">
-      <w:start w:val="1"/>
-      <w:numFmt w:val="decimal"/>
-      <w:lvlText w:val="%5."/>
-      <w:lvlJc w:val="left"/>
-      <w:pPr>
-        <w:ind w:left="3600" w:hanging="360"/>
-      </w:pPr>
-    </w:lvl>
-    <w:lvl w:ilvl="5">
-      <w:start w:val="1"/>
-      <w:numFmt w:val="decimal"/>
-      <w:lvlText w:val="%6."/>
-      <w:lvlJc w:val="left"/>
-      <w:pPr>
-        <w:ind w:left="4320" w:hanging="360"/>
-      </w:pPr>
-    </w:lvl>
-    <w:lvl w:ilvl="6">
-      <w:start w:val="1"/>
-      <w:numFmt w:val="decimal"/>
-      <w:lvlText w:val="%7."/>
-      <w:lvlJc w:val="left"/>
-      <w:pPr>
-        <w:ind w:left="5040" w:hanging="360"/>
-      </w:pPr>
-    </w:lvl>
-    <w:lvl w:ilvl="7">
-      <w:start w:val="1"/>
-      <w:numFmt w:val="decimal"/>
-      <w:lvlText w:val="%8."/>
-      <w:lvlJc w:val="left"/>
-      <w:pPr>
-        <w:ind w:left="5760" w:hanging="360"/>
-      </w:pPr>
-    </w:lvl>
-    <w:lvl w:ilvl="8">
-      <w:start w:val="1"/>
-      <w:numFmt w:val="decimal"/>
-      <w:lvlText w:val="%9."/>
-      <w:lvlJc w:val="left"/>
-      <w:pPr>
-        <w:ind w:left="6480" w:hanging="360"/>
-      </w:pPr>
-    </w:lvl>
-  </w:abstractNum>
   <w:num w:numId="1000">
     <w:abstractNumId w:val="990"/>
   </w:num>
   <w:num w:numId="1001">
-    <w:abstractNumId w:val="991"/>
-  </w:num>
-  <w:num w:numId="1002">
-    <w:abstractNumId w:val="991"/>
-  </w:num>
-  <w:num w:numId="1003">
     <w:abstractNumId w:val="99411"/>
     <w:lvlOverride w:ilvl="0">
       <w:startOverride w:val="1"/>
@@ -4552,10 +5255,109 @@
       <w:startOverride w:val="1"/>
     </w:lvlOverride>
   </w:num>
+  <w:num w:numId="1002">
+    <w:abstractNumId w:val="991"/>
+  </w:num>
+  <w:num w:numId="1003">
+    <w:abstractNumId w:val="991"/>
+  </w:num>
   <w:num w:numId="1004">
     <w:abstractNumId w:val="991"/>
   </w:num>
   <w:num w:numId="1005">
+    <w:abstractNumId w:val="99411"/>
+    <w:lvlOverride w:ilvl="0">
+      <w:startOverride w:val="1"/>
+    </w:lvlOverride>
+    <w:lvlOverride w:ilvl="1">
+      <w:startOverride w:val="1"/>
+    </w:lvlOverride>
+    <w:lvlOverride w:ilvl="2">
+      <w:startOverride w:val="1"/>
+    </w:lvlOverride>
+    <w:lvlOverride w:ilvl="3">
+      <w:startOverride w:val="1"/>
+    </w:lvlOverride>
+    <w:lvlOverride w:ilvl="4">
+      <w:startOverride w:val="1"/>
+    </w:lvlOverride>
+    <w:lvlOverride w:ilvl="5">
+      <w:startOverride w:val="1"/>
+    </w:lvlOverride>
+    <w:lvlOverride w:ilvl="6">
+      <w:startOverride w:val="1"/>
+    </w:lvlOverride>
+    <w:lvlOverride w:ilvl="7">
+      <w:startOverride w:val="1"/>
+    </w:lvlOverride>
+    <w:lvlOverride w:ilvl="8">
+      <w:startOverride w:val="1"/>
+    </w:lvlOverride>
+  </w:num>
+  <w:num w:numId="1006">
+    <w:abstractNumId w:val="99411"/>
+    <w:lvlOverride w:ilvl="0">
+      <w:startOverride w:val="1"/>
+    </w:lvlOverride>
+    <w:lvlOverride w:ilvl="1">
+      <w:startOverride w:val="1"/>
+    </w:lvlOverride>
+    <w:lvlOverride w:ilvl="2">
+      <w:startOverride w:val="1"/>
+    </w:lvlOverride>
+    <w:lvlOverride w:ilvl="3">
+      <w:startOverride w:val="1"/>
+    </w:lvlOverride>
+    <w:lvlOverride w:ilvl="4">
+      <w:startOverride w:val="1"/>
+    </w:lvlOverride>
+    <w:lvlOverride w:ilvl="5">
+      <w:startOverride w:val="1"/>
+    </w:lvlOverride>
+    <w:lvlOverride w:ilvl="6">
+      <w:startOverride w:val="1"/>
+    </w:lvlOverride>
+    <w:lvlOverride w:ilvl="7">
+      <w:startOverride w:val="1"/>
+    </w:lvlOverride>
+    <w:lvlOverride w:ilvl="8">
+      <w:startOverride w:val="1"/>
+    </w:lvlOverride>
+  </w:num>
+  <w:num w:numId="1007">
+    <w:abstractNumId w:val="99411"/>
+    <w:lvlOverride w:ilvl="0">
+      <w:startOverride w:val="1"/>
+    </w:lvlOverride>
+    <w:lvlOverride w:ilvl="1">
+      <w:startOverride w:val="1"/>
+    </w:lvlOverride>
+    <w:lvlOverride w:ilvl="2">
+      <w:startOverride w:val="1"/>
+    </w:lvlOverride>
+    <w:lvlOverride w:ilvl="3">
+      <w:startOverride w:val="1"/>
+    </w:lvlOverride>
+    <w:lvlOverride w:ilvl="4">
+      <w:startOverride w:val="1"/>
+    </w:lvlOverride>
+    <w:lvlOverride w:ilvl="5">
+      <w:startOverride w:val="1"/>
+    </w:lvlOverride>
+    <w:lvlOverride w:ilvl="6">
+      <w:startOverride w:val="1"/>
+    </w:lvlOverride>
+    <w:lvlOverride w:ilvl="7">
+      <w:startOverride w:val="1"/>
+    </w:lvlOverride>
+    <w:lvlOverride w:ilvl="8">
+      <w:startOverride w:val="1"/>
+    </w:lvlOverride>
+  </w:num>
+  <w:num w:numId="1008">
+    <w:abstractNumId w:val="991"/>
+  </w:num>
+  <w:num w:numId="1009">
     <w:abstractNumId w:val="991"/>
   </w:num>
 </w:numbering>
